--- a/Security-Operations/Wazuh Deployment Guide/Chapter 8 – Log Collection & Monitoring.docx
+++ b/Security-Operations/Wazuh Deployment Guide/Chapter 8 – Log Collection & Monitoring.docx
@@ -5,42 +5,80 @@
     <w:p>
       <w:pPr>
         <w:rPr>
+          <w:rFonts w:ascii="Times New Roman" w:hAnsi="Times New Roman" w:cs="Times New Roman"/>
           <w:b/>
           <w:bCs/>
-        </w:rPr>
-      </w:pPr>
-      <w:r>
-        <w:rPr>
+          <w:color w:val="EE0000"/>
+          <w:sz w:val="28"/>
+          <w:szCs w:val="28"/>
+        </w:rPr>
+      </w:pPr>
+      <w:r>
+        <w:rPr>
+          <w:rFonts w:ascii="Times New Roman" w:hAnsi="Times New Roman" w:cs="Times New Roman"/>
           <w:b/>
           <w:bCs/>
+          <w:color w:val="EE0000"/>
+          <w:sz w:val="28"/>
+          <w:szCs w:val="28"/>
         </w:rPr>
         <w:t>Chapter 8 – Log Collection and Security Monitoring</w:t>
       </w:r>
     </w:p>
     <w:p>
-      <w:r>
+      <w:pPr>
+        <w:rPr>
+          <w:rFonts w:ascii="Times New Roman" w:hAnsi="Times New Roman" w:cs="Times New Roman"/>
+          <w:sz w:val="28"/>
+          <w:szCs w:val="28"/>
+        </w:rPr>
+      </w:pPr>
+      <w:r>
+        <w:rPr>
+          <w:rFonts w:ascii="Times New Roman" w:hAnsi="Times New Roman" w:cs="Times New Roman"/>
+          <w:sz w:val="28"/>
+          <w:szCs w:val="28"/>
+        </w:rPr>
         <w:pict w14:anchorId="0A39D858">
-          <v:rect id="_x0000_i1247" style="width:0;height:1.5pt" o:hralign="center" o:hrstd="t" o:hr="t" fillcolor="#a0a0a0" stroked="f"/>
+          <v:rect id="_x0000_i1025" style="width:0;height:1.5pt" o:hralign="center" o:hrstd="t" o:hr="t" fillcolor="#a0a0a0" stroked="f"/>
         </w:pict>
       </w:r>
     </w:p>
     <w:p>
       <w:pPr>
         <w:rPr>
+          <w:rFonts w:ascii="Times New Roman" w:hAnsi="Times New Roman" w:cs="Times New Roman"/>
           <w:b/>
           <w:bCs/>
-        </w:rPr>
-      </w:pPr>
-      <w:r>
-        <w:rPr>
+          <w:sz w:val="28"/>
+          <w:szCs w:val="28"/>
+        </w:rPr>
+      </w:pPr>
+      <w:r>
+        <w:rPr>
+          <w:rFonts w:ascii="Times New Roman" w:hAnsi="Times New Roman" w:cs="Times New Roman"/>
           <w:b/>
           <w:bCs/>
+          <w:sz w:val="28"/>
+          <w:szCs w:val="28"/>
         </w:rPr>
         <w:t>Learning Objectives</w:t>
       </w:r>
     </w:p>
     <w:p>
-      <w:r>
+      <w:pPr>
+        <w:rPr>
+          <w:rFonts w:ascii="Times New Roman" w:hAnsi="Times New Roman" w:cs="Times New Roman"/>
+          <w:sz w:val="28"/>
+          <w:szCs w:val="28"/>
+        </w:rPr>
+      </w:pPr>
+      <w:r>
+        <w:rPr>
+          <w:rFonts w:ascii="Times New Roman" w:hAnsi="Times New Roman" w:cs="Times New Roman"/>
+          <w:sz w:val="28"/>
+          <w:szCs w:val="28"/>
+        </w:rPr>
         <w:t>After completing this chapter, you will be able to:</w:t>
       </w:r>
     </w:p>
@@ -50,8 +88,18 @@
           <w:ilvl w:val="0"/>
           <w:numId w:val="1"/>
         </w:numPr>
-      </w:pPr>
-      <w:r>
+        <w:rPr>
+          <w:rFonts w:ascii="Times New Roman" w:hAnsi="Times New Roman" w:cs="Times New Roman"/>
+          <w:sz w:val="28"/>
+          <w:szCs w:val="28"/>
+        </w:rPr>
+      </w:pPr>
+      <w:r>
+        <w:rPr>
+          <w:rFonts w:ascii="Times New Roman" w:hAnsi="Times New Roman" w:cs="Times New Roman"/>
+          <w:sz w:val="28"/>
+          <w:szCs w:val="28"/>
+        </w:rPr>
         <w:t>Understand what logs are and why they are important.</w:t>
       </w:r>
     </w:p>
@@ -61,9 +109,37 @@
           <w:ilvl w:val="0"/>
           <w:numId w:val="1"/>
         </w:numPr>
-      </w:pPr>
-      <w:r>
-        <w:t>Learn how Wazuh collects logs from endpoints.</w:t>
+        <w:rPr>
+          <w:rFonts w:ascii="Times New Roman" w:hAnsi="Times New Roman" w:cs="Times New Roman"/>
+          <w:sz w:val="28"/>
+          <w:szCs w:val="28"/>
+        </w:rPr>
+      </w:pPr>
+      <w:r>
+        <w:rPr>
+          <w:rFonts w:ascii="Times New Roman" w:hAnsi="Times New Roman" w:cs="Times New Roman"/>
+          <w:sz w:val="28"/>
+          <w:szCs w:val="28"/>
+        </w:rPr>
+        <w:t xml:space="preserve">Learn how </w:t>
+      </w:r>
+      <w:proofErr w:type="spellStart"/>
+      <w:r>
+        <w:rPr>
+          <w:rFonts w:ascii="Times New Roman" w:hAnsi="Times New Roman" w:cs="Times New Roman"/>
+          <w:sz w:val="28"/>
+          <w:szCs w:val="28"/>
+        </w:rPr>
+        <w:t>Wazuh</w:t>
+      </w:r>
+      <w:proofErr w:type="spellEnd"/>
+      <w:r>
+        <w:rPr>
+          <w:rFonts w:ascii="Times New Roman" w:hAnsi="Times New Roman" w:cs="Times New Roman"/>
+          <w:sz w:val="28"/>
+          <w:szCs w:val="28"/>
+        </w:rPr>
+        <w:t xml:space="preserve"> collects logs from endpoints.</w:t>
       </w:r>
     </w:p>
     <w:p>
@@ -72,8 +148,18 @@
           <w:ilvl w:val="0"/>
           <w:numId w:val="1"/>
         </w:numPr>
-      </w:pPr>
-      <w:r>
+        <w:rPr>
+          <w:rFonts w:ascii="Times New Roman" w:hAnsi="Times New Roman" w:cs="Times New Roman"/>
+          <w:sz w:val="28"/>
+          <w:szCs w:val="28"/>
+        </w:rPr>
+      </w:pPr>
+      <w:r>
+        <w:rPr>
+          <w:rFonts w:ascii="Times New Roman" w:hAnsi="Times New Roman" w:cs="Times New Roman"/>
+          <w:sz w:val="28"/>
+          <w:szCs w:val="28"/>
+        </w:rPr>
         <w:t>Understand the log collection process.</w:t>
       </w:r>
     </w:p>
@@ -83,9 +169,37 @@
           <w:ilvl w:val="0"/>
           <w:numId w:val="1"/>
         </w:numPr>
-      </w:pPr>
-      <w:r>
-        <w:t>View logs in the Wazuh Dashboard.</w:t>
+        <w:rPr>
+          <w:rFonts w:ascii="Times New Roman" w:hAnsi="Times New Roman" w:cs="Times New Roman"/>
+          <w:sz w:val="28"/>
+          <w:szCs w:val="28"/>
+        </w:rPr>
+      </w:pPr>
+      <w:r>
+        <w:rPr>
+          <w:rFonts w:ascii="Times New Roman" w:hAnsi="Times New Roman" w:cs="Times New Roman"/>
+          <w:sz w:val="28"/>
+          <w:szCs w:val="28"/>
+        </w:rPr>
+        <w:t xml:space="preserve">View logs in the </w:t>
+      </w:r>
+      <w:proofErr w:type="spellStart"/>
+      <w:r>
+        <w:rPr>
+          <w:rFonts w:ascii="Times New Roman" w:hAnsi="Times New Roman" w:cs="Times New Roman"/>
+          <w:sz w:val="28"/>
+          <w:szCs w:val="28"/>
+        </w:rPr>
+        <w:t>Wazuh</w:t>
+      </w:r>
+      <w:proofErr w:type="spellEnd"/>
+      <w:r>
+        <w:rPr>
+          <w:rFonts w:ascii="Times New Roman" w:hAnsi="Times New Roman" w:cs="Times New Roman"/>
+          <w:sz w:val="28"/>
+          <w:szCs w:val="28"/>
+        </w:rPr>
+        <w:t xml:space="preserve"> Dashboard.</w:t>
       </w:r>
     </w:p>
     <w:p>
@@ -94,8 +208,18 @@
           <w:ilvl w:val="0"/>
           <w:numId w:val="1"/>
         </w:numPr>
-      </w:pPr>
-      <w:r>
+        <w:rPr>
+          <w:rFonts w:ascii="Times New Roman" w:hAnsi="Times New Roman" w:cs="Times New Roman"/>
+          <w:sz w:val="28"/>
+          <w:szCs w:val="28"/>
+        </w:rPr>
+      </w:pPr>
+      <w:r>
+        <w:rPr>
+          <w:rFonts w:ascii="Times New Roman" w:hAnsi="Times New Roman" w:cs="Times New Roman"/>
+          <w:sz w:val="28"/>
+          <w:szCs w:val="28"/>
+        </w:rPr>
         <w:t>Search and filter security events.</w:t>
       </w:r>
     </w:p>
@@ -105,9 +229,37 @@
           <w:ilvl w:val="0"/>
           <w:numId w:val="1"/>
         </w:numPr>
-      </w:pPr>
-      <w:r>
-        <w:t>Understand how Wazuh generates alerts from logs.</w:t>
+        <w:rPr>
+          <w:rFonts w:ascii="Times New Roman" w:hAnsi="Times New Roman" w:cs="Times New Roman"/>
+          <w:sz w:val="28"/>
+          <w:szCs w:val="28"/>
+        </w:rPr>
+      </w:pPr>
+      <w:r>
+        <w:rPr>
+          <w:rFonts w:ascii="Times New Roman" w:hAnsi="Times New Roman" w:cs="Times New Roman"/>
+          <w:sz w:val="28"/>
+          <w:szCs w:val="28"/>
+        </w:rPr>
+        <w:t xml:space="preserve">Understand how </w:t>
+      </w:r>
+      <w:proofErr w:type="spellStart"/>
+      <w:r>
+        <w:rPr>
+          <w:rFonts w:ascii="Times New Roman" w:hAnsi="Times New Roman" w:cs="Times New Roman"/>
+          <w:sz w:val="28"/>
+          <w:szCs w:val="28"/>
+        </w:rPr>
+        <w:t>Wazuh</w:t>
+      </w:r>
+      <w:proofErr w:type="spellEnd"/>
+      <w:r>
+        <w:rPr>
+          <w:rFonts w:ascii="Times New Roman" w:hAnsi="Times New Roman" w:cs="Times New Roman"/>
+          <w:sz w:val="28"/>
+          <w:szCs w:val="28"/>
+        </w:rPr>
+        <w:t xml:space="preserve"> generates alerts from logs.</w:t>
       </w:r>
     </w:p>
     <w:p>
@@ -116,75 +268,182 @@
           <w:ilvl w:val="0"/>
           <w:numId w:val="1"/>
         </w:numPr>
-      </w:pPr>
-      <w:r>
-        <w:t>Learn common log sources monitored by Wazuh.</w:t>
-      </w:r>
-    </w:p>
-    <w:p>
+        <w:rPr>
+          <w:rFonts w:ascii="Times New Roman" w:hAnsi="Times New Roman" w:cs="Times New Roman"/>
+          <w:sz w:val="28"/>
+          <w:szCs w:val="28"/>
+        </w:rPr>
+      </w:pPr>
+      <w:r>
+        <w:rPr>
+          <w:rFonts w:ascii="Times New Roman" w:hAnsi="Times New Roman" w:cs="Times New Roman"/>
+          <w:sz w:val="28"/>
+          <w:szCs w:val="28"/>
+        </w:rPr>
+        <w:t xml:space="preserve">Learn common log sources monitored by </w:t>
+      </w:r>
+      <w:proofErr w:type="spellStart"/>
+      <w:r>
+        <w:rPr>
+          <w:rFonts w:ascii="Times New Roman" w:hAnsi="Times New Roman" w:cs="Times New Roman"/>
+          <w:sz w:val="28"/>
+          <w:szCs w:val="28"/>
+        </w:rPr>
+        <w:t>Wazuh</w:t>
+      </w:r>
+      <w:proofErr w:type="spellEnd"/>
+      <w:r>
+        <w:rPr>
+          <w:rFonts w:ascii="Times New Roman" w:hAnsi="Times New Roman" w:cs="Times New Roman"/>
+          <w:sz w:val="28"/>
+          <w:szCs w:val="28"/>
+        </w:rPr>
+        <w:t>.</w:t>
+      </w:r>
+    </w:p>
+    <w:p>
+      <w:pPr>
+        <w:rPr>
+          <w:rFonts w:ascii="Times New Roman" w:hAnsi="Times New Roman" w:cs="Times New Roman"/>
+          <w:sz w:val="28"/>
+          <w:szCs w:val="28"/>
+        </w:rPr>
+      </w:pPr>
       <w:r>
         <w:rPr>
           <w:rFonts w:ascii="Segoe UI Emoji" w:hAnsi="Segoe UI Emoji" w:cs="Segoe UI Emoji"/>
           <w:b/>
           <w:bCs/>
+          <w:sz w:val="28"/>
+          <w:szCs w:val="28"/>
         </w:rPr>
         <w:t>📌</w:t>
       </w:r>
       <w:r>
         <w:rPr>
+          <w:rFonts w:ascii="Times New Roman" w:hAnsi="Times New Roman" w:cs="Times New Roman"/>
           <w:b/>
           <w:bCs/>
+          <w:sz w:val="28"/>
+          <w:szCs w:val="28"/>
         </w:rPr>
         <w:t xml:space="preserve"> Note:</w:t>
       </w:r>
       <w:r>
+        <w:rPr>
+          <w:rFonts w:ascii="Times New Roman" w:hAnsi="Times New Roman" w:cs="Times New Roman"/>
+          <w:sz w:val="28"/>
+          <w:szCs w:val="28"/>
+        </w:rPr>
         <w:t xml:space="preserve"> Logs are one of the most valuable sources of information during security monitoring and incident response. Without logs, detecting attacks becomes extremely difficult.</w:t>
       </w:r>
     </w:p>
     <w:p>
-      <w:r>
+      <w:pPr>
+        <w:rPr>
+          <w:rFonts w:ascii="Times New Roman" w:hAnsi="Times New Roman" w:cs="Times New Roman"/>
+          <w:sz w:val="28"/>
+          <w:szCs w:val="28"/>
+        </w:rPr>
+      </w:pPr>
+      <w:r>
+        <w:rPr>
+          <w:rFonts w:ascii="Times New Roman" w:hAnsi="Times New Roman" w:cs="Times New Roman"/>
+          <w:sz w:val="28"/>
+          <w:szCs w:val="28"/>
+        </w:rPr>
         <w:pict w14:anchorId="682D56F2">
-          <v:rect id="_x0000_i1248" style="width:0;height:1.5pt" o:hralign="center" o:hrstd="t" o:hr="t" fillcolor="#a0a0a0" stroked="f"/>
+          <v:rect id="_x0000_i1026" style="width:0;height:1.5pt" o:hralign="center" o:hrstd="t" o:hr="t" fillcolor="#a0a0a0" stroked="f"/>
         </w:pict>
       </w:r>
     </w:p>
     <w:p>
       <w:pPr>
         <w:rPr>
+          <w:rFonts w:ascii="Times New Roman" w:hAnsi="Times New Roman" w:cs="Times New Roman"/>
           <w:b/>
           <w:bCs/>
-        </w:rPr>
-      </w:pPr>
-      <w:r>
-        <w:rPr>
+          <w:sz w:val="28"/>
+          <w:szCs w:val="28"/>
+        </w:rPr>
+      </w:pPr>
+      <w:r>
+        <w:rPr>
+          <w:rFonts w:ascii="Times New Roman" w:hAnsi="Times New Roman" w:cs="Times New Roman"/>
           <w:b/>
           <w:bCs/>
+          <w:sz w:val="28"/>
+          <w:szCs w:val="28"/>
         </w:rPr>
         <w:t>8.1 What is a Log?</w:t>
       </w:r>
     </w:p>
     <w:p>
-      <w:r>
+      <w:pPr>
+        <w:rPr>
+          <w:rFonts w:ascii="Times New Roman" w:hAnsi="Times New Roman" w:cs="Times New Roman"/>
+          <w:sz w:val="28"/>
+          <w:szCs w:val="28"/>
+        </w:rPr>
+      </w:pPr>
+      <w:r>
+        <w:rPr>
+          <w:rFonts w:ascii="Times New Roman" w:hAnsi="Times New Roman" w:cs="Times New Roman"/>
+          <w:sz w:val="28"/>
+          <w:szCs w:val="28"/>
+        </w:rPr>
         <w:t xml:space="preserve">A </w:t>
       </w:r>
       <w:r>
         <w:rPr>
+          <w:rFonts w:ascii="Times New Roman" w:hAnsi="Times New Roman" w:cs="Times New Roman"/>
           <w:b/>
           <w:bCs/>
+          <w:sz w:val="28"/>
+          <w:szCs w:val="28"/>
         </w:rPr>
         <w:t>log</w:t>
       </w:r>
       <w:r>
+        <w:rPr>
+          <w:rFonts w:ascii="Times New Roman" w:hAnsi="Times New Roman" w:cs="Times New Roman"/>
+          <w:sz w:val="28"/>
+          <w:szCs w:val="28"/>
+        </w:rPr>
         <w:t xml:space="preserve"> is a record of an event that occurs on a computer, server, application, or network device.</w:t>
       </w:r>
     </w:p>
     <w:p>
-      <w:r>
+      <w:pPr>
+        <w:rPr>
+          <w:rFonts w:ascii="Times New Roman" w:hAnsi="Times New Roman" w:cs="Times New Roman"/>
+          <w:sz w:val="28"/>
+          <w:szCs w:val="28"/>
+        </w:rPr>
+      </w:pPr>
+      <w:r>
+        <w:rPr>
+          <w:rFonts w:ascii="Times New Roman" w:hAnsi="Times New Roman" w:cs="Times New Roman"/>
+          <w:sz w:val="28"/>
+          <w:szCs w:val="28"/>
+        </w:rPr>
         <w:t>Whenever something happens on a system, such as a user logging in, a file being modified, or an application crashing, the operating system or application records that event in a log file.</w:t>
       </w:r>
     </w:p>
     <w:p>
-      <w:r>
+      <w:pPr>
+        <w:rPr>
+          <w:rFonts w:ascii="Times New Roman" w:hAnsi="Times New Roman" w:cs="Times New Roman"/>
+          <w:sz w:val="28"/>
+          <w:szCs w:val="28"/>
+        </w:rPr>
+      </w:pPr>
+      <w:r>
+        <w:rPr>
+          <w:rFonts w:ascii="Times New Roman" w:hAnsi="Times New Roman" w:cs="Times New Roman"/>
+          <w:sz w:val="28"/>
+          <w:szCs w:val="28"/>
+        </w:rPr>
         <w:t>Logs help administrators and security analysts answer questions like:</w:t>
       </w:r>
     </w:p>
@@ -194,8 +453,18 @@
           <w:ilvl w:val="0"/>
           <w:numId w:val="2"/>
         </w:numPr>
-      </w:pPr>
-      <w:r>
+        <w:rPr>
+          <w:rFonts w:ascii="Times New Roman" w:hAnsi="Times New Roman" w:cs="Times New Roman"/>
+          <w:sz w:val="28"/>
+          <w:szCs w:val="28"/>
+        </w:rPr>
+      </w:pPr>
+      <w:r>
+        <w:rPr>
+          <w:rFonts w:ascii="Times New Roman" w:hAnsi="Times New Roman" w:cs="Times New Roman"/>
+          <w:sz w:val="28"/>
+          <w:szCs w:val="28"/>
+        </w:rPr>
         <w:t>Who logged into the system?</w:t>
       </w:r>
     </w:p>
@@ -205,8 +474,18 @@
           <w:ilvl w:val="0"/>
           <w:numId w:val="2"/>
         </w:numPr>
-      </w:pPr>
-      <w:r>
+        <w:rPr>
+          <w:rFonts w:ascii="Times New Roman" w:hAnsi="Times New Roman" w:cs="Times New Roman"/>
+          <w:sz w:val="28"/>
+          <w:szCs w:val="28"/>
+        </w:rPr>
+      </w:pPr>
+      <w:r>
+        <w:rPr>
+          <w:rFonts w:ascii="Times New Roman" w:hAnsi="Times New Roman" w:cs="Times New Roman"/>
+          <w:sz w:val="28"/>
+          <w:szCs w:val="28"/>
+        </w:rPr>
         <w:t>When did the event occur?</w:t>
       </w:r>
     </w:p>
@@ -216,8 +495,18 @@
           <w:ilvl w:val="0"/>
           <w:numId w:val="2"/>
         </w:numPr>
-      </w:pPr>
-      <w:r>
+        <w:rPr>
+          <w:rFonts w:ascii="Times New Roman" w:hAnsi="Times New Roman" w:cs="Times New Roman"/>
+          <w:sz w:val="28"/>
+          <w:szCs w:val="28"/>
+        </w:rPr>
+      </w:pPr>
+      <w:r>
+        <w:rPr>
+          <w:rFonts w:ascii="Times New Roman" w:hAnsi="Times New Roman" w:cs="Times New Roman"/>
+          <w:sz w:val="28"/>
+          <w:szCs w:val="28"/>
+        </w:rPr>
         <w:t>What changes were made?</w:t>
       </w:r>
     </w:p>
@@ -227,8 +516,18 @@
           <w:ilvl w:val="0"/>
           <w:numId w:val="2"/>
         </w:numPr>
-      </w:pPr>
-      <w:r>
+        <w:rPr>
+          <w:rFonts w:ascii="Times New Roman" w:hAnsi="Times New Roman" w:cs="Times New Roman"/>
+          <w:sz w:val="28"/>
+          <w:szCs w:val="28"/>
+        </w:rPr>
+      </w:pPr>
+      <w:r>
+        <w:rPr>
+          <w:rFonts w:ascii="Times New Roman" w:hAnsi="Times New Roman" w:cs="Times New Roman"/>
+          <w:sz w:val="28"/>
+          <w:szCs w:val="28"/>
+        </w:rPr>
         <w:t>Was the activity successful or unsuccessful?</w:t>
       </w:r>
     </w:p>
@@ -238,177 +537,415 @@
           <w:ilvl w:val="0"/>
           <w:numId w:val="2"/>
         </w:numPr>
-      </w:pPr>
-      <w:r>
+        <w:rPr>
+          <w:rFonts w:ascii="Times New Roman" w:hAnsi="Times New Roman" w:cs="Times New Roman"/>
+          <w:sz w:val="28"/>
+          <w:szCs w:val="28"/>
+        </w:rPr>
+      </w:pPr>
+      <w:r>
+        <w:rPr>
+          <w:rFonts w:ascii="Times New Roman" w:hAnsi="Times New Roman" w:cs="Times New Roman"/>
+          <w:sz w:val="28"/>
+          <w:szCs w:val="28"/>
+        </w:rPr>
+        <w:lastRenderedPageBreak/>
         <w:t>Which user or process performed the action?</w:t>
       </w:r>
     </w:p>
     <w:p>
-      <w:r>
+      <w:pPr>
+        <w:rPr>
+          <w:rFonts w:ascii="Times New Roman" w:hAnsi="Times New Roman" w:cs="Times New Roman"/>
+          <w:sz w:val="28"/>
+          <w:szCs w:val="28"/>
+        </w:rPr>
+      </w:pPr>
+      <w:r>
+        <w:rPr>
+          <w:rFonts w:ascii="Times New Roman" w:hAnsi="Times New Roman" w:cs="Times New Roman"/>
+          <w:sz w:val="28"/>
+          <w:szCs w:val="28"/>
+        </w:rPr>
         <w:t xml:space="preserve">Think of a log as a </w:t>
       </w:r>
       <w:r>
         <w:rPr>
+          <w:rFonts w:ascii="Times New Roman" w:hAnsi="Times New Roman" w:cs="Times New Roman"/>
           <w:b/>
           <w:bCs/>
+          <w:sz w:val="28"/>
+          <w:szCs w:val="28"/>
         </w:rPr>
         <w:t>digital diary</w:t>
       </w:r>
       <w:r>
+        <w:rPr>
+          <w:rFonts w:ascii="Times New Roman" w:hAnsi="Times New Roman" w:cs="Times New Roman"/>
+          <w:sz w:val="28"/>
+          <w:szCs w:val="28"/>
+        </w:rPr>
         <w:t xml:space="preserve"> that records system activity.</w:t>
       </w:r>
     </w:p>
     <w:p>
-      <w:r>
+      <w:pPr>
+        <w:rPr>
+          <w:rFonts w:ascii="Times New Roman" w:hAnsi="Times New Roman" w:cs="Times New Roman"/>
+          <w:sz w:val="28"/>
+          <w:szCs w:val="28"/>
+        </w:rPr>
+      </w:pPr>
+      <w:r>
+        <w:rPr>
+          <w:rFonts w:ascii="Times New Roman" w:hAnsi="Times New Roman" w:cs="Times New Roman"/>
+          <w:sz w:val="28"/>
+          <w:szCs w:val="28"/>
+        </w:rPr>
         <w:pict w14:anchorId="2E6D7DD9">
-          <v:rect id="_x0000_i1249" style="width:0;height:1.5pt" o:hralign="center" o:hrstd="t" o:hr="t" fillcolor="#a0a0a0" stroked="f"/>
+          <v:rect id="_x0000_i1027" style="width:0;height:1.5pt" o:hralign="center" o:hrstd="t" o:hr="t" fillcolor="#a0a0a0" stroked="f"/>
         </w:pict>
       </w:r>
     </w:p>
     <w:p>
       <w:pPr>
         <w:rPr>
+          <w:rFonts w:ascii="Times New Roman" w:hAnsi="Times New Roman" w:cs="Times New Roman"/>
           <w:b/>
           <w:bCs/>
-        </w:rPr>
-      </w:pPr>
-      <w:r>
-        <w:rPr>
+          <w:sz w:val="28"/>
+          <w:szCs w:val="28"/>
+        </w:rPr>
+      </w:pPr>
+      <w:r>
+        <w:rPr>
+          <w:rFonts w:ascii="Times New Roman" w:hAnsi="Times New Roman" w:cs="Times New Roman"/>
           <w:b/>
           <w:bCs/>
-        </w:rPr>
-        <w:lastRenderedPageBreak/>
+          <w:sz w:val="28"/>
+          <w:szCs w:val="28"/>
+        </w:rPr>
         <w:t>How Logs Are Created</w:t>
       </w:r>
     </w:p>
     <w:p>
-      <w:r>
+      <w:pPr>
+        <w:rPr>
+          <w:rFonts w:ascii="Times New Roman" w:hAnsi="Times New Roman" w:cs="Times New Roman"/>
+          <w:sz w:val="28"/>
+          <w:szCs w:val="28"/>
+        </w:rPr>
+      </w:pPr>
+      <w:r>
+        <w:rPr>
+          <w:rFonts w:ascii="Times New Roman" w:hAnsi="Times New Roman" w:cs="Times New Roman"/>
+          <w:sz w:val="28"/>
+          <w:szCs w:val="28"/>
+        </w:rPr>
         <w:t>User Logs In</w:t>
       </w:r>
     </w:p>
     <w:p>
-      <w:r>
+      <w:pPr>
+        <w:rPr>
+          <w:rFonts w:ascii="Times New Roman" w:hAnsi="Times New Roman" w:cs="Times New Roman"/>
+          <w:sz w:val="28"/>
+          <w:szCs w:val="28"/>
+        </w:rPr>
+      </w:pPr>
+      <w:r>
+        <w:rPr>
+          <w:rFonts w:ascii="Times New Roman" w:hAnsi="Times New Roman" w:cs="Times New Roman"/>
+          <w:sz w:val="28"/>
+          <w:szCs w:val="28"/>
+        </w:rPr>
         <w:t xml:space="preserve">      │</w:t>
       </w:r>
     </w:p>
     <w:p>
-      <w:r>
-        <w:t xml:space="preserve">      </w:t>
-      </w:r>
-      <w:r>
-        <w:rPr>
-          <w:rFonts w:ascii="Arial" w:hAnsi="Arial" w:cs="Arial"/>
-        </w:rPr>
-        <w:t>▼</w:t>
-      </w:r>
-    </w:p>
-    <w:p>
-      <w:r>
+      <w:pPr>
+        <w:rPr>
+          <w:rFonts w:ascii="Times New Roman" w:hAnsi="Times New Roman" w:cs="Times New Roman"/>
+          <w:sz w:val="28"/>
+          <w:szCs w:val="28"/>
+        </w:rPr>
+      </w:pPr>
+      <w:r>
+        <w:rPr>
+          <w:rFonts w:ascii="Times New Roman" w:hAnsi="Times New Roman" w:cs="Times New Roman"/>
+          <w:sz w:val="28"/>
+          <w:szCs w:val="28"/>
+        </w:rPr>
+        <w:t xml:space="preserve">      ▼</w:t>
+      </w:r>
+    </w:p>
+    <w:p>
+      <w:pPr>
+        <w:rPr>
+          <w:rFonts w:ascii="Times New Roman" w:hAnsi="Times New Roman" w:cs="Times New Roman"/>
+          <w:sz w:val="28"/>
+          <w:szCs w:val="28"/>
+        </w:rPr>
+      </w:pPr>
+      <w:r>
+        <w:rPr>
+          <w:rFonts w:ascii="Times New Roman" w:hAnsi="Times New Roman" w:cs="Times New Roman"/>
+          <w:sz w:val="28"/>
+          <w:szCs w:val="28"/>
+        </w:rPr>
         <w:t>Operating System</w:t>
       </w:r>
     </w:p>
     <w:p>
-      <w:r>
+      <w:pPr>
+        <w:rPr>
+          <w:rFonts w:ascii="Times New Roman" w:hAnsi="Times New Roman" w:cs="Times New Roman"/>
+          <w:sz w:val="28"/>
+          <w:szCs w:val="28"/>
+        </w:rPr>
+      </w:pPr>
+      <w:r>
+        <w:rPr>
+          <w:rFonts w:ascii="Times New Roman" w:hAnsi="Times New Roman" w:cs="Times New Roman"/>
+          <w:sz w:val="28"/>
+          <w:szCs w:val="28"/>
+        </w:rPr>
         <w:t>Creates a Log Entry</w:t>
       </w:r>
     </w:p>
     <w:p>
-      <w:r>
+      <w:pPr>
+        <w:rPr>
+          <w:rFonts w:ascii="Times New Roman" w:hAnsi="Times New Roman" w:cs="Times New Roman"/>
+          <w:sz w:val="28"/>
+          <w:szCs w:val="28"/>
+        </w:rPr>
+      </w:pPr>
+      <w:r>
+        <w:rPr>
+          <w:rFonts w:ascii="Times New Roman" w:hAnsi="Times New Roman" w:cs="Times New Roman"/>
+          <w:sz w:val="28"/>
+          <w:szCs w:val="28"/>
+        </w:rPr>
         <w:t xml:space="preserve">      │</w:t>
       </w:r>
     </w:p>
     <w:p>
-      <w:r>
-        <w:t xml:space="preserve">      </w:t>
-      </w:r>
-      <w:r>
-        <w:rPr>
-          <w:rFonts w:ascii="Arial" w:hAnsi="Arial" w:cs="Arial"/>
-        </w:rPr>
-        <w:t>▼</w:t>
-      </w:r>
-    </w:p>
-    <w:p>
-      <w:r>
+      <w:pPr>
+        <w:rPr>
+          <w:rFonts w:ascii="Times New Roman" w:hAnsi="Times New Roman" w:cs="Times New Roman"/>
+          <w:sz w:val="28"/>
+          <w:szCs w:val="28"/>
+        </w:rPr>
+      </w:pPr>
+      <w:r>
+        <w:rPr>
+          <w:rFonts w:ascii="Times New Roman" w:hAnsi="Times New Roman" w:cs="Times New Roman"/>
+          <w:sz w:val="28"/>
+          <w:szCs w:val="28"/>
+        </w:rPr>
+        <w:t xml:space="preserve">      ▼</w:t>
+      </w:r>
+    </w:p>
+    <w:p>
+      <w:pPr>
+        <w:rPr>
+          <w:rFonts w:ascii="Times New Roman" w:hAnsi="Times New Roman" w:cs="Times New Roman"/>
+          <w:sz w:val="28"/>
+          <w:szCs w:val="28"/>
+        </w:rPr>
+      </w:pPr>
+      <w:r>
+        <w:rPr>
+          <w:rFonts w:ascii="Times New Roman" w:hAnsi="Times New Roman" w:cs="Times New Roman"/>
+          <w:sz w:val="28"/>
+          <w:szCs w:val="28"/>
+        </w:rPr>
         <w:t>Stored in Log File</w:t>
       </w:r>
     </w:p>
     <w:p>
-      <w:r>
+      <w:pPr>
+        <w:rPr>
+          <w:rFonts w:ascii="Times New Roman" w:hAnsi="Times New Roman" w:cs="Times New Roman"/>
+          <w:sz w:val="28"/>
+          <w:szCs w:val="28"/>
+        </w:rPr>
+      </w:pPr>
+      <w:r>
+        <w:rPr>
+          <w:rFonts w:ascii="Times New Roman" w:hAnsi="Times New Roman" w:cs="Times New Roman"/>
+          <w:sz w:val="28"/>
+          <w:szCs w:val="28"/>
+        </w:rPr>
         <w:t xml:space="preserve">      │</w:t>
       </w:r>
     </w:p>
     <w:p>
-      <w:r>
-        <w:t xml:space="preserve">      </w:t>
-      </w:r>
-      <w:r>
-        <w:rPr>
-          <w:rFonts w:ascii="Arial" w:hAnsi="Arial" w:cs="Arial"/>
-        </w:rPr>
-        <w:t>▼</w:t>
-      </w:r>
-    </w:p>
-    <w:p>
-      <w:r>
-        <w:t>Collected by Wazuh Agent</w:t>
-      </w:r>
-    </w:p>
-    <w:p>
-      <w:r>
+      <w:pPr>
+        <w:rPr>
+          <w:rFonts w:ascii="Times New Roman" w:hAnsi="Times New Roman" w:cs="Times New Roman"/>
+          <w:sz w:val="28"/>
+          <w:szCs w:val="28"/>
+        </w:rPr>
+      </w:pPr>
+      <w:r>
+        <w:rPr>
+          <w:rFonts w:ascii="Times New Roman" w:hAnsi="Times New Roman" w:cs="Times New Roman"/>
+          <w:sz w:val="28"/>
+          <w:szCs w:val="28"/>
+        </w:rPr>
+        <w:t xml:space="preserve">      ▼</w:t>
+      </w:r>
+    </w:p>
+    <w:p>
+      <w:pPr>
+        <w:rPr>
+          <w:rFonts w:ascii="Times New Roman" w:hAnsi="Times New Roman" w:cs="Times New Roman"/>
+          <w:sz w:val="28"/>
+          <w:szCs w:val="28"/>
+        </w:rPr>
+      </w:pPr>
+      <w:r>
+        <w:rPr>
+          <w:rFonts w:ascii="Times New Roman" w:hAnsi="Times New Roman" w:cs="Times New Roman"/>
+          <w:sz w:val="28"/>
+          <w:szCs w:val="28"/>
+        </w:rPr>
+        <w:t xml:space="preserve">Collected by </w:t>
+      </w:r>
+      <w:proofErr w:type="spellStart"/>
+      <w:r>
+        <w:rPr>
+          <w:rFonts w:ascii="Times New Roman" w:hAnsi="Times New Roman" w:cs="Times New Roman"/>
+          <w:sz w:val="28"/>
+          <w:szCs w:val="28"/>
+        </w:rPr>
+        <w:t>Wazuh</w:t>
+      </w:r>
+      <w:proofErr w:type="spellEnd"/>
+      <w:r>
+        <w:rPr>
+          <w:rFonts w:ascii="Times New Roman" w:hAnsi="Times New Roman" w:cs="Times New Roman"/>
+          <w:sz w:val="28"/>
+          <w:szCs w:val="28"/>
+        </w:rPr>
+        <w:t xml:space="preserve"> Agent</w:t>
+      </w:r>
+    </w:p>
+    <w:p>
+      <w:pPr>
+        <w:rPr>
+          <w:rFonts w:ascii="Times New Roman" w:hAnsi="Times New Roman" w:cs="Times New Roman"/>
+          <w:sz w:val="28"/>
+          <w:szCs w:val="28"/>
+        </w:rPr>
+      </w:pPr>
+      <w:r>
+        <w:rPr>
+          <w:rFonts w:ascii="Times New Roman" w:hAnsi="Times New Roman" w:cs="Times New Roman"/>
+          <w:sz w:val="28"/>
+          <w:szCs w:val="28"/>
+        </w:rPr>
         <w:pict w14:anchorId="3981B1F1">
-          <v:rect id="_x0000_i1250" style="width:0;height:1.5pt" o:hralign="center" o:hrstd="t" o:hr="t" fillcolor="#a0a0a0" stroked="f"/>
+          <v:rect id="_x0000_i1028" style="width:0;height:1.5pt" o:hralign="center" o:hrstd="t" o:hr="t" fillcolor="#a0a0a0" stroked="f"/>
         </w:pict>
       </w:r>
     </w:p>
     <w:p>
       <w:pPr>
         <w:rPr>
+          <w:rFonts w:ascii="Times New Roman" w:hAnsi="Times New Roman" w:cs="Times New Roman"/>
           <w:b/>
           <w:bCs/>
-        </w:rPr>
-      </w:pPr>
-      <w:r>
-        <w:rPr>
+          <w:sz w:val="28"/>
+          <w:szCs w:val="28"/>
+        </w:rPr>
+      </w:pPr>
+      <w:r>
+        <w:rPr>
+          <w:rFonts w:ascii="Times New Roman" w:hAnsi="Times New Roman" w:cs="Times New Roman"/>
           <w:b/>
           <w:bCs/>
+          <w:sz w:val="28"/>
+          <w:szCs w:val="28"/>
         </w:rPr>
         <w:t>Screenshot Placeholder</w:t>
       </w:r>
     </w:p>
     <w:p>
-      <w:r>
-        <w:rPr>
+      <w:pPr>
+        <w:rPr>
+          <w:rFonts w:ascii="Times New Roman" w:hAnsi="Times New Roman" w:cs="Times New Roman"/>
+          <w:sz w:val="28"/>
+          <w:szCs w:val="28"/>
+        </w:rPr>
+      </w:pPr>
+      <w:r>
+        <w:rPr>
+          <w:rFonts w:ascii="Times New Roman" w:hAnsi="Times New Roman" w:cs="Times New Roman"/>
           <w:b/>
           <w:bCs/>
+          <w:sz w:val="28"/>
+          <w:szCs w:val="28"/>
         </w:rPr>
         <w:t>[Screenshot Here – Example Windows Event Log]</w:t>
       </w:r>
     </w:p>
     <w:p>
-      <w:r>
+      <w:pPr>
+        <w:rPr>
+          <w:rFonts w:ascii="Times New Roman" w:hAnsi="Times New Roman" w:cs="Times New Roman"/>
+          <w:sz w:val="28"/>
+          <w:szCs w:val="28"/>
+        </w:rPr>
+      </w:pPr>
+      <w:r>
+        <w:rPr>
+          <w:rFonts w:ascii="Times New Roman" w:hAnsi="Times New Roman" w:cs="Times New Roman"/>
+          <w:sz w:val="28"/>
+          <w:szCs w:val="28"/>
+        </w:rPr>
         <w:pict w14:anchorId="3F9448A9">
-          <v:rect id="_x0000_i1251" style="width:0;height:1.5pt" o:hralign="center" o:hrstd="t" o:hr="t" fillcolor="#a0a0a0" stroked="f"/>
+          <v:rect id="_x0000_i1029" style="width:0;height:1.5pt" o:hralign="center" o:hrstd="t" o:hr="t" fillcolor="#a0a0a0" stroked="f"/>
         </w:pict>
       </w:r>
     </w:p>
     <w:p>
       <w:pPr>
         <w:rPr>
+          <w:rFonts w:ascii="Times New Roman" w:hAnsi="Times New Roman" w:cs="Times New Roman"/>
           <w:b/>
           <w:bCs/>
-        </w:rPr>
-      </w:pPr>
-      <w:r>
-        <w:rPr>
+          <w:sz w:val="28"/>
+          <w:szCs w:val="28"/>
+        </w:rPr>
+      </w:pPr>
+      <w:r>
+        <w:rPr>
+          <w:rFonts w:ascii="Times New Roman" w:hAnsi="Times New Roman" w:cs="Times New Roman"/>
           <w:b/>
           <w:bCs/>
+          <w:sz w:val="28"/>
+          <w:szCs w:val="28"/>
         </w:rPr>
         <w:t>8.2 Why Are Logs Important?</w:t>
       </w:r>
     </w:p>
     <w:p>
-      <w:r>
+      <w:pPr>
+        <w:rPr>
+          <w:rFonts w:ascii="Times New Roman" w:hAnsi="Times New Roman" w:cs="Times New Roman"/>
+          <w:sz w:val="28"/>
+          <w:szCs w:val="28"/>
+        </w:rPr>
+      </w:pPr>
+      <w:r>
+        <w:rPr>
+          <w:rFonts w:ascii="Times New Roman" w:hAnsi="Times New Roman" w:cs="Times New Roman"/>
+          <w:sz w:val="28"/>
+          <w:szCs w:val="28"/>
+        </w:rPr>
         <w:t>Logs are essential for:</w:t>
       </w:r>
     </w:p>
@@ -418,9 +955,37 @@
           <w:ilvl w:val="0"/>
           <w:numId w:val="3"/>
         </w:numPr>
-      </w:pPr>
-      <w:r>
-        <w:t>Detecting cyber attacks.</w:t>
+        <w:rPr>
+          <w:rFonts w:ascii="Times New Roman" w:hAnsi="Times New Roman" w:cs="Times New Roman"/>
+          <w:sz w:val="28"/>
+          <w:szCs w:val="28"/>
+        </w:rPr>
+      </w:pPr>
+      <w:r>
+        <w:rPr>
+          <w:rFonts w:ascii="Times New Roman" w:hAnsi="Times New Roman" w:cs="Times New Roman"/>
+          <w:sz w:val="28"/>
+          <w:szCs w:val="28"/>
+        </w:rPr>
+        <w:t xml:space="preserve">Detecting </w:t>
+      </w:r>
+      <w:proofErr w:type="spellStart"/>
+      <w:r>
+        <w:rPr>
+          <w:rFonts w:ascii="Times New Roman" w:hAnsi="Times New Roman" w:cs="Times New Roman"/>
+          <w:sz w:val="28"/>
+          <w:szCs w:val="28"/>
+        </w:rPr>
+        <w:t>cyber attacks</w:t>
+      </w:r>
+      <w:proofErr w:type="spellEnd"/>
+      <w:r>
+        <w:rPr>
+          <w:rFonts w:ascii="Times New Roman" w:hAnsi="Times New Roman" w:cs="Times New Roman"/>
+          <w:sz w:val="28"/>
+          <w:szCs w:val="28"/>
+        </w:rPr>
+        <w:t>.</w:t>
       </w:r>
     </w:p>
     <w:p>
@@ -429,8 +994,18 @@
           <w:ilvl w:val="0"/>
           <w:numId w:val="3"/>
         </w:numPr>
-      </w:pPr>
-      <w:r>
+        <w:rPr>
+          <w:rFonts w:ascii="Times New Roman" w:hAnsi="Times New Roman" w:cs="Times New Roman"/>
+          <w:sz w:val="28"/>
+          <w:szCs w:val="28"/>
+        </w:rPr>
+      </w:pPr>
+      <w:r>
+        <w:rPr>
+          <w:rFonts w:ascii="Times New Roman" w:hAnsi="Times New Roman" w:cs="Times New Roman"/>
+          <w:sz w:val="28"/>
+          <w:szCs w:val="28"/>
+        </w:rPr>
         <w:t>Investigating incidents.</w:t>
       </w:r>
     </w:p>
@@ -440,8 +1015,18 @@
           <w:ilvl w:val="0"/>
           <w:numId w:val="3"/>
         </w:numPr>
-      </w:pPr>
-      <w:r>
+        <w:rPr>
+          <w:rFonts w:ascii="Times New Roman" w:hAnsi="Times New Roman" w:cs="Times New Roman"/>
+          <w:sz w:val="28"/>
+          <w:szCs w:val="28"/>
+        </w:rPr>
+      </w:pPr>
+      <w:r>
+        <w:rPr>
+          <w:rFonts w:ascii="Times New Roman" w:hAnsi="Times New Roman" w:cs="Times New Roman"/>
+          <w:sz w:val="28"/>
+          <w:szCs w:val="28"/>
+        </w:rPr>
         <w:t>Troubleshooting problems.</w:t>
       </w:r>
     </w:p>
@@ -451,8 +1036,19 @@
           <w:ilvl w:val="0"/>
           <w:numId w:val="3"/>
         </w:numPr>
-      </w:pPr>
-      <w:r>
+        <w:rPr>
+          <w:rFonts w:ascii="Times New Roman" w:hAnsi="Times New Roman" w:cs="Times New Roman"/>
+          <w:sz w:val="28"/>
+          <w:szCs w:val="28"/>
+        </w:rPr>
+      </w:pPr>
+      <w:r>
+        <w:rPr>
+          <w:rFonts w:ascii="Times New Roman" w:hAnsi="Times New Roman" w:cs="Times New Roman"/>
+          <w:sz w:val="28"/>
+          <w:szCs w:val="28"/>
+        </w:rPr>
+        <w:lastRenderedPageBreak/>
         <w:t>Monitoring system health.</w:t>
       </w:r>
     </w:p>
@@ -462,8 +1058,18 @@
           <w:ilvl w:val="0"/>
           <w:numId w:val="3"/>
         </w:numPr>
-      </w:pPr>
-      <w:r>
+        <w:rPr>
+          <w:rFonts w:ascii="Times New Roman" w:hAnsi="Times New Roman" w:cs="Times New Roman"/>
+          <w:sz w:val="28"/>
+          <w:szCs w:val="28"/>
+        </w:rPr>
+      </w:pPr>
+      <w:r>
+        <w:rPr>
+          <w:rFonts w:ascii="Times New Roman" w:hAnsi="Times New Roman" w:cs="Times New Roman"/>
+          <w:sz w:val="28"/>
+          <w:szCs w:val="28"/>
+        </w:rPr>
         <w:t>Meeting compliance requirements.</w:t>
       </w:r>
     </w:p>
@@ -473,24 +1079,69 @@
           <w:ilvl w:val="0"/>
           <w:numId w:val="3"/>
         </w:numPr>
-      </w:pPr>
-      <w:r>
+        <w:rPr>
+          <w:rFonts w:ascii="Times New Roman" w:hAnsi="Times New Roman" w:cs="Times New Roman"/>
+          <w:sz w:val="28"/>
+          <w:szCs w:val="28"/>
+        </w:rPr>
+      </w:pPr>
+      <w:r>
+        <w:rPr>
+          <w:rFonts w:ascii="Times New Roman" w:hAnsi="Times New Roman" w:cs="Times New Roman"/>
+          <w:sz w:val="28"/>
+          <w:szCs w:val="28"/>
+        </w:rPr>
         <w:t>Understanding user activity.</w:t>
       </w:r>
     </w:p>
     <w:p>
-      <w:r>
+      <w:pPr>
+        <w:rPr>
+          <w:rFonts w:ascii="Times New Roman" w:hAnsi="Times New Roman" w:cs="Times New Roman"/>
+          <w:sz w:val="28"/>
+          <w:szCs w:val="28"/>
+        </w:rPr>
+      </w:pPr>
+      <w:r>
+        <w:rPr>
+          <w:rFonts w:ascii="Times New Roman" w:hAnsi="Times New Roman" w:cs="Times New Roman"/>
+          <w:sz w:val="28"/>
+          <w:szCs w:val="28"/>
+        </w:rPr>
         <w:t>For example:</w:t>
       </w:r>
     </w:p>
     <w:p>
-      <w:r>
+      <w:pPr>
+        <w:rPr>
+          <w:rFonts w:ascii="Times New Roman" w:hAnsi="Times New Roman" w:cs="Times New Roman"/>
+          <w:sz w:val="28"/>
+          <w:szCs w:val="28"/>
+        </w:rPr>
+      </w:pPr>
+      <w:r>
+        <w:rPr>
+          <w:rFonts w:ascii="Times New Roman" w:hAnsi="Times New Roman" w:cs="Times New Roman"/>
+          <w:sz w:val="28"/>
+          <w:szCs w:val="28"/>
+        </w:rPr>
         <w:t>Suppose someone attempts to log into a server using the wrong password 100 times.</w:t>
       </w:r>
     </w:p>
     <w:p>
-      <w:r>
-        <w:lastRenderedPageBreak/>
+      <w:pPr>
+        <w:rPr>
+          <w:rFonts w:ascii="Times New Roman" w:hAnsi="Times New Roman" w:cs="Times New Roman"/>
+          <w:sz w:val="28"/>
+          <w:szCs w:val="28"/>
+        </w:rPr>
+      </w:pPr>
+      <w:r>
+        <w:rPr>
+          <w:rFonts w:ascii="Times New Roman" w:hAnsi="Times New Roman" w:cs="Times New Roman"/>
+          <w:sz w:val="28"/>
+          <w:szCs w:val="28"/>
+        </w:rPr>
         <w:t>Without logs:</w:t>
       </w:r>
     </w:p>
@@ -500,13 +1151,35 @@
           <w:ilvl w:val="0"/>
           <w:numId w:val="4"/>
         </w:numPr>
-      </w:pPr>
-      <w:r>
+        <w:rPr>
+          <w:rFonts w:ascii="Times New Roman" w:hAnsi="Times New Roman" w:cs="Times New Roman"/>
+          <w:sz w:val="28"/>
+          <w:szCs w:val="28"/>
+        </w:rPr>
+      </w:pPr>
+      <w:r>
+        <w:rPr>
+          <w:rFonts w:ascii="Times New Roman" w:hAnsi="Times New Roman" w:cs="Times New Roman"/>
+          <w:sz w:val="28"/>
+          <w:szCs w:val="28"/>
+        </w:rPr>
         <w:t>You may never know the attack happened.</w:t>
       </w:r>
     </w:p>
     <w:p>
-      <w:r>
+      <w:pPr>
+        <w:rPr>
+          <w:rFonts w:ascii="Times New Roman" w:hAnsi="Times New Roman" w:cs="Times New Roman"/>
+          <w:sz w:val="28"/>
+          <w:szCs w:val="28"/>
+        </w:rPr>
+      </w:pPr>
+      <w:r>
+        <w:rPr>
+          <w:rFonts w:ascii="Times New Roman" w:hAnsi="Times New Roman" w:cs="Times New Roman"/>
+          <w:sz w:val="28"/>
+          <w:szCs w:val="28"/>
+        </w:rPr>
         <w:t>With logs:</w:t>
       </w:r>
     </w:p>
@@ -516,8 +1189,18 @@
           <w:ilvl w:val="0"/>
           <w:numId w:val="5"/>
         </w:numPr>
-      </w:pPr>
-      <w:r>
+        <w:rPr>
+          <w:rFonts w:ascii="Times New Roman" w:hAnsi="Times New Roman" w:cs="Times New Roman"/>
+          <w:sz w:val="28"/>
+          <w:szCs w:val="28"/>
+        </w:rPr>
+      </w:pPr>
+      <w:r>
+        <w:rPr>
+          <w:rFonts w:ascii="Times New Roman" w:hAnsi="Times New Roman" w:cs="Times New Roman"/>
+          <w:sz w:val="28"/>
+          <w:szCs w:val="28"/>
+        </w:rPr>
         <w:t>Every failed attempt is recorded.</w:t>
       </w:r>
     </w:p>
@@ -527,9 +1210,29 @@
           <w:ilvl w:val="0"/>
           <w:numId w:val="5"/>
         </w:numPr>
-      </w:pPr>
-      <w:r>
-        <w:t>Wazuh detects the pattern.</w:t>
+        <w:rPr>
+          <w:rFonts w:ascii="Times New Roman" w:hAnsi="Times New Roman" w:cs="Times New Roman"/>
+          <w:sz w:val="28"/>
+          <w:szCs w:val="28"/>
+        </w:rPr>
+      </w:pPr>
+      <w:proofErr w:type="spellStart"/>
+      <w:r>
+        <w:rPr>
+          <w:rFonts w:ascii="Times New Roman" w:hAnsi="Times New Roman" w:cs="Times New Roman"/>
+          <w:sz w:val="28"/>
+          <w:szCs w:val="28"/>
+        </w:rPr>
+        <w:t>Wazuh</w:t>
+      </w:r>
+      <w:proofErr w:type="spellEnd"/>
+      <w:r>
+        <w:rPr>
+          <w:rFonts w:ascii="Times New Roman" w:hAnsi="Times New Roman" w:cs="Times New Roman"/>
+          <w:sz w:val="28"/>
+          <w:szCs w:val="28"/>
+        </w:rPr>
+        <w:t xml:space="preserve"> detects the pattern.</w:t>
       </w:r>
     </w:p>
     <w:p>
@@ -538,76 +1241,111 @@
           <w:ilvl w:val="0"/>
           <w:numId w:val="5"/>
         </w:numPr>
-      </w:pPr>
-      <w:r>
+        <w:rPr>
+          <w:rFonts w:ascii="Times New Roman" w:hAnsi="Times New Roman" w:cs="Times New Roman"/>
+          <w:sz w:val="28"/>
+          <w:szCs w:val="28"/>
+        </w:rPr>
+      </w:pPr>
+      <w:r>
+        <w:rPr>
+          <w:rFonts w:ascii="Times New Roman" w:hAnsi="Times New Roman" w:cs="Times New Roman"/>
+          <w:sz w:val="28"/>
+          <w:szCs w:val="28"/>
+        </w:rPr>
         <w:t>An alert is generated.</w:t>
       </w:r>
     </w:p>
     <w:p>
-      <w:r>
+      <w:pPr>
+        <w:rPr>
+          <w:rFonts w:ascii="Times New Roman" w:hAnsi="Times New Roman" w:cs="Times New Roman"/>
+          <w:sz w:val="28"/>
+          <w:szCs w:val="28"/>
+        </w:rPr>
+      </w:pPr>
+      <w:r>
+        <w:rPr>
+          <w:rFonts w:ascii="Times New Roman" w:hAnsi="Times New Roman" w:cs="Times New Roman"/>
+          <w:sz w:val="28"/>
+          <w:szCs w:val="28"/>
+        </w:rPr>
         <w:pict w14:anchorId="36B45AA1">
-          <v:rect id="_x0000_i1252" style="width:0;height:1.5pt" o:hralign="center" o:hrstd="t" o:hr="t" fillcolor="#a0a0a0" stroked="f"/>
+          <v:rect id="_x0000_i1030" style="width:0;height:1.5pt" o:hralign="center" o:hrstd="t" o:hr="t" fillcolor="#a0a0a0" stroked="f"/>
         </w:pict>
       </w:r>
     </w:p>
     <w:p>
       <w:pPr>
         <w:rPr>
+          <w:rFonts w:ascii="Times New Roman" w:hAnsi="Times New Roman" w:cs="Times New Roman"/>
           <w:b/>
           <w:bCs/>
-        </w:rPr>
-      </w:pPr>
-      <w:r>
-        <w:rPr>
+          <w:sz w:val="28"/>
+          <w:szCs w:val="28"/>
+        </w:rPr>
+      </w:pPr>
+      <w:r>
+        <w:rPr>
+          <w:rFonts w:ascii="Times New Roman" w:hAnsi="Times New Roman" w:cs="Times New Roman"/>
           <w:b/>
           <w:bCs/>
+          <w:sz w:val="28"/>
+          <w:szCs w:val="28"/>
         </w:rPr>
         <w:t>8.3 Types of Logs</w:t>
       </w:r>
     </w:p>
     <w:p>
-      <w:r>
+      <w:pPr>
+        <w:rPr>
+          <w:rFonts w:ascii="Times New Roman" w:hAnsi="Times New Roman" w:cs="Times New Roman"/>
+          <w:sz w:val="28"/>
+          <w:szCs w:val="28"/>
+        </w:rPr>
+      </w:pPr>
+      <w:r>
+        <w:rPr>
+          <w:rFonts w:ascii="Times New Roman" w:hAnsi="Times New Roman" w:cs="Times New Roman"/>
+          <w:sz w:val="28"/>
+          <w:szCs w:val="28"/>
+        </w:rPr>
         <w:t>Different systems generate different types of logs.</w:t>
       </w:r>
     </w:p>
     <w:tbl>
       <w:tblPr>
+        <w:tblStyle w:val="TableGridLight"/>
         <w:tblW w:w="0" w:type="auto"/>
-        <w:tblCellSpacing w:w="15" w:type="dxa"/>
-        <w:tblCellMar>
-          <w:top w:w="15" w:type="dxa"/>
-          <w:left w:w="15" w:type="dxa"/>
-          <w:bottom w:w="15" w:type="dxa"/>
-          <w:right w:w="15" w:type="dxa"/>
-        </w:tblCellMar>
         <w:tblLook w:val="04A0" w:firstRow="1" w:lastRow="0" w:firstColumn="1" w:lastColumn="0" w:noHBand="0" w:noVBand="1"/>
       </w:tblPr>
       <w:tblGrid>
-        <w:gridCol w:w="2011"/>
-        <w:gridCol w:w="3895"/>
+        <w:gridCol w:w="2511"/>
+        <w:gridCol w:w="4633"/>
       </w:tblGrid>
       <w:tr>
-        <w:trPr>
-          <w:tblHeader/>
-          <w:tblCellSpacing w:w="15" w:type="dxa"/>
-        </w:trPr>
         <w:tc>
           <w:tcPr>
             <w:tcW w:w="0" w:type="auto"/>
-            <w:vAlign w:val="center"/>
             <w:hideMark/>
           </w:tcPr>
           <w:p>
             <w:pPr>
               <w:rPr>
+                <w:rFonts w:ascii="Times New Roman" w:hAnsi="Times New Roman" w:cs="Times New Roman"/>
                 <w:b/>
                 <w:bCs/>
+                <w:sz w:val="28"/>
+                <w:szCs w:val="28"/>
               </w:rPr>
             </w:pPr>
             <w:r>
               <w:rPr>
+                <w:rFonts w:ascii="Times New Roman" w:hAnsi="Times New Roman" w:cs="Times New Roman"/>
                 <w:b/>
                 <w:bCs/>
+                <w:sz w:val="28"/>
+                <w:szCs w:val="28"/>
               </w:rPr>
               <w:t>Log Type</w:t>
             </w:r>
@@ -616,20 +1354,25 @@
         <w:tc>
           <w:tcPr>
             <w:tcW w:w="0" w:type="auto"/>
-            <w:vAlign w:val="center"/>
             <w:hideMark/>
           </w:tcPr>
           <w:p>
             <w:pPr>
               <w:rPr>
+                <w:rFonts w:ascii="Times New Roman" w:hAnsi="Times New Roman" w:cs="Times New Roman"/>
                 <w:b/>
                 <w:bCs/>
+                <w:sz w:val="28"/>
+                <w:szCs w:val="28"/>
               </w:rPr>
             </w:pPr>
             <w:r>
               <w:rPr>
+                <w:rFonts w:ascii="Times New Roman" w:hAnsi="Times New Roman" w:cs="Times New Roman"/>
                 <w:b/>
                 <w:bCs/>
+                <w:sz w:val="28"/>
+                <w:szCs w:val="28"/>
               </w:rPr>
               <w:t>Description</w:t>
             </w:r>
@@ -637,17 +1380,25 @@
         </w:tc>
       </w:tr>
       <w:tr>
-        <w:trPr>
-          <w:tblCellSpacing w:w="15" w:type="dxa"/>
-        </w:trPr>
         <w:tc>
           <w:tcPr>
             <w:tcW w:w="0" w:type="auto"/>
-            <w:vAlign w:val="center"/>
             <w:hideMark/>
           </w:tcPr>
           <w:p>
+            <w:pPr>
+              <w:rPr>
+                <w:rFonts w:ascii="Times New Roman" w:hAnsi="Times New Roman" w:cs="Times New Roman"/>
+                <w:sz w:val="28"/>
+                <w:szCs w:val="28"/>
+              </w:rPr>
+            </w:pPr>
             <w:r>
+              <w:rPr>
+                <w:rFonts w:ascii="Times New Roman" w:hAnsi="Times New Roman" w:cs="Times New Roman"/>
+                <w:sz w:val="28"/>
+                <w:szCs w:val="28"/>
+              </w:rPr>
               <w:t>Authentication Logs</w:t>
             </w:r>
           </w:p>
@@ -655,28 +1406,47 @@
         <w:tc>
           <w:tcPr>
             <w:tcW w:w="0" w:type="auto"/>
-            <w:vAlign w:val="center"/>
             <w:hideMark/>
           </w:tcPr>
           <w:p>
+            <w:pPr>
+              <w:rPr>
+                <w:rFonts w:ascii="Times New Roman" w:hAnsi="Times New Roman" w:cs="Times New Roman"/>
+                <w:sz w:val="28"/>
+                <w:szCs w:val="28"/>
+              </w:rPr>
+            </w:pPr>
             <w:r>
+              <w:rPr>
+                <w:rFonts w:ascii="Times New Roman" w:hAnsi="Times New Roman" w:cs="Times New Roman"/>
+                <w:sz w:val="28"/>
+                <w:szCs w:val="28"/>
+              </w:rPr>
               <w:t>User login and logout activities</w:t>
             </w:r>
           </w:p>
         </w:tc>
       </w:tr>
       <w:tr>
-        <w:trPr>
-          <w:tblCellSpacing w:w="15" w:type="dxa"/>
-        </w:trPr>
         <w:tc>
           <w:tcPr>
             <w:tcW w:w="0" w:type="auto"/>
-            <w:vAlign w:val="center"/>
             <w:hideMark/>
           </w:tcPr>
           <w:p>
+            <w:pPr>
+              <w:rPr>
+                <w:rFonts w:ascii="Times New Roman" w:hAnsi="Times New Roman" w:cs="Times New Roman"/>
+                <w:sz w:val="28"/>
+                <w:szCs w:val="28"/>
+              </w:rPr>
+            </w:pPr>
             <w:r>
+              <w:rPr>
+                <w:rFonts w:ascii="Times New Roman" w:hAnsi="Times New Roman" w:cs="Times New Roman"/>
+                <w:sz w:val="28"/>
+                <w:szCs w:val="28"/>
+              </w:rPr>
               <w:t>System Logs</w:t>
             </w:r>
           </w:p>
@@ -684,28 +1454,47 @@
         <w:tc>
           <w:tcPr>
             <w:tcW w:w="0" w:type="auto"/>
-            <w:vAlign w:val="center"/>
             <w:hideMark/>
           </w:tcPr>
           <w:p>
+            <w:pPr>
+              <w:rPr>
+                <w:rFonts w:ascii="Times New Roman" w:hAnsi="Times New Roman" w:cs="Times New Roman"/>
+                <w:sz w:val="28"/>
+                <w:szCs w:val="28"/>
+              </w:rPr>
+            </w:pPr>
             <w:r>
+              <w:rPr>
+                <w:rFonts w:ascii="Times New Roman" w:hAnsi="Times New Roman" w:cs="Times New Roman"/>
+                <w:sz w:val="28"/>
+                <w:szCs w:val="28"/>
+              </w:rPr>
               <w:t>Operating system events</w:t>
             </w:r>
           </w:p>
         </w:tc>
       </w:tr>
       <w:tr>
-        <w:trPr>
-          <w:tblCellSpacing w:w="15" w:type="dxa"/>
-        </w:trPr>
         <w:tc>
           <w:tcPr>
             <w:tcW w:w="0" w:type="auto"/>
-            <w:vAlign w:val="center"/>
             <w:hideMark/>
           </w:tcPr>
           <w:p>
+            <w:pPr>
+              <w:rPr>
+                <w:rFonts w:ascii="Times New Roman" w:hAnsi="Times New Roman" w:cs="Times New Roman"/>
+                <w:sz w:val="28"/>
+                <w:szCs w:val="28"/>
+              </w:rPr>
+            </w:pPr>
             <w:r>
+              <w:rPr>
+                <w:rFonts w:ascii="Times New Roman" w:hAnsi="Times New Roman" w:cs="Times New Roman"/>
+                <w:sz w:val="28"/>
+                <w:szCs w:val="28"/>
+              </w:rPr>
               <w:t>Security Logs</w:t>
             </w:r>
           </w:p>
@@ -713,28 +1502,47 @@
         <w:tc>
           <w:tcPr>
             <w:tcW w:w="0" w:type="auto"/>
-            <w:vAlign w:val="center"/>
             <w:hideMark/>
           </w:tcPr>
           <w:p>
+            <w:pPr>
+              <w:rPr>
+                <w:rFonts w:ascii="Times New Roman" w:hAnsi="Times New Roman" w:cs="Times New Roman"/>
+                <w:sz w:val="28"/>
+                <w:szCs w:val="28"/>
+              </w:rPr>
+            </w:pPr>
             <w:r>
+              <w:rPr>
+                <w:rFonts w:ascii="Times New Roman" w:hAnsi="Times New Roman" w:cs="Times New Roman"/>
+                <w:sz w:val="28"/>
+                <w:szCs w:val="28"/>
+              </w:rPr>
               <w:t>Security-related events</w:t>
             </w:r>
           </w:p>
         </w:tc>
       </w:tr>
       <w:tr>
-        <w:trPr>
-          <w:tblCellSpacing w:w="15" w:type="dxa"/>
-        </w:trPr>
         <w:tc>
           <w:tcPr>
             <w:tcW w:w="0" w:type="auto"/>
-            <w:vAlign w:val="center"/>
             <w:hideMark/>
           </w:tcPr>
           <w:p>
+            <w:pPr>
+              <w:rPr>
+                <w:rFonts w:ascii="Times New Roman" w:hAnsi="Times New Roman" w:cs="Times New Roman"/>
+                <w:sz w:val="28"/>
+                <w:szCs w:val="28"/>
+              </w:rPr>
+            </w:pPr>
             <w:r>
+              <w:rPr>
+                <w:rFonts w:ascii="Times New Roman" w:hAnsi="Times New Roman" w:cs="Times New Roman"/>
+                <w:sz w:val="28"/>
+                <w:szCs w:val="28"/>
+              </w:rPr>
               <w:t>Application Logs</w:t>
             </w:r>
           </w:p>
@@ -742,28 +1550,47 @@
         <w:tc>
           <w:tcPr>
             <w:tcW w:w="0" w:type="auto"/>
-            <w:vAlign w:val="center"/>
             <w:hideMark/>
           </w:tcPr>
           <w:p>
+            <w:pPr>
+              <w:rPr>
+                <w:rFonts w:ascii="Times New Roman" w:hAnsi="Times New Roman" w:cs="Times New Roman"/>
+                <w:sz w:val="28"/>
+                <w:szCs w:val="28"/>
+              </w:rPr>
+            </w:pPr>
             <w:r>
+              <w:rPr>
+                <w:rFonts w:ascii="Times New Roman" w:hAnsi="Times New Roman" w:cs="Times New Roman"/>
+                <w:sz w:val="28"/>
+                <w:szCs w:val="28"/>
+              </w:rPr>
               <w:t>Events generated by applications</w:t>
             </w:r>
           </w:p>
         </w:tc>
       </w:tr>
       <w:tr>
-        <w:trPr>
-          <w:tblCellSpacing w:w="15" w:type="dxa"/>
-        </w:trPr>
         <w:tc>
           <w:tcPr>
             <w:tcW w:w="0" w:type="auto"/>
-            <w:vAlign w:val="center"/>
             <w:hideMark/>
           </w:tcPr>
           <w:p>
+            <w:pPr>
+              <w:rPr>
+                <w:rFonts w:ascii="Times New Roman" w:hAnsi="Times New Roman" w:cs="Times New Roman"/>
+                <w:sz w:val="28"/>
+                <w:szCs w:val="28"/>
+              </w:rPr>
+            </w:pPr>
             <w:r>
+              <w:rPr>
+                <w:rFonts w:ascii="Times New Roman" w:hAnsi="Times New Roman" w:cs="Times New Roman"/>
+                <w:sz w:val="28"/>
+                <w:szCs w:val="28"/>
+              </w:rPr>
               <w:t>Network Logs</w:t>
             </w:r>
           </w:p>
@@ -771,28 +1598,47 @@
         <w:tc>
           <w:tcPr>
             <w:tcW w:w="0" w:type="auto"/>
-            <w:vAlign w:val="center"/>
             <w:hideMark/>
           </w:tcPr>
           <w:p>
+            <w:pPr>
+              <w:rPr>
+                <w:rFonts w:ascii="Times New Roman" w:hAnsi="Times New Roman" w:cs="Times New Roman"/>
+                <w:sz w:val="28"/>
+                <w:szCs w:val="28"/>
+              </w:rPr>
+            </w:pPr>
             <w:r>
+              <w:rPr>
+                <w:rFonts w:ascii="Times New Roman" w:hAnsi="Times New Roman" w:cs="Times New Roman"/>
+                <w:sz w:val="28"/>
+                <w:szCs w:val="28"/>
+              </w:rPr>
               <w:t>Firewall and network activity</w:t>
             </w:r>
           </w:p>
         </w:tc>
       </w:tr>
       <w:tr>
-        <w:trPr>
-          <w:tblCellSpacing w:w="15" w:type="dxa"/>
-        </w:trPr>
         <w:tc>
           <w:tcPr>
             <w:tcW w:w="0" w:type="auto"/>
-            <w:vAlign w:val="center"/>
             <w:hideMark/>
           </w:tcPr>
           <w:p>
+            <w:pPr>
+              <w:rPr>
+                <w:rFonts w:ascii="Times New Roman" w:hAnsi="Times New Roman" w:cs="Times New Roman"/>
+                <w:sz w:val="28"/>
+                <w:szCs w:val="28"/>
+              </w:rPr>
+            </w:pPr>
             <w:r>
+              <w:rPr>
+                <w:rFonts w:ascii="Times New Roman" w:hAnsi="Times New Roman" w:cs="Times New Roman"/>
+                <w:sz w:val="28"/>
+                <w:szCs w:val="28"/>
+              </w:rPr>
               <w:t>Audit Logs</w:t>
             </w:r>
           </w:p>
@@ -800,11 +1646,22 @@
         <w:tc>
           <w:tcPr>
             <w:tcW w:w="0" w:type="auto"/>
-            <w:vAlign w:val="center"/>
             <w:hideMark/>
           </w:tcPr>
           <w:p>
+            <w:pPr>
+              <w:rPr>
+                <w:rFonts w:ascii="Times New Roman" w:hAnsi="Times New Roman" w:cs="Times New Roman"/>
+                <w:sz w:val="28"/>
+                <w:szCs w:val="28"/>
+              </w:rPr>
+            </w:pPr>
             <w:r>
+              <w:rPr>
+                <w:rFonts w:ascii="Times New Roman" w:hAnsi="Times New Roman" w:cs="Times New Roman"/>
+                <w:sz w:val="28"/>
+                <w:szCs w:val="28"/>
+              </w:rPr>
               <w:t>User actions and configuration changes</w:t>
             </w:r>
           </w:p>
@@ -812,123 +1669,371 @@
       </w:tr>
     </w:tbl>
     <w:p>
-      <w:r>
+      <w:pPr>
+        <w:rPr>
+          <w:rFonts w:ascii="Times New Roman" w:hAnsi="Times New Roman" w:cs="Times New Roman"/>
+          <w:sz w:val="28"/>
+          <w:szCs w:val="28"/>
+        </w:rPr>
+      </w:pPr>
+      <w:r>
+        <w:rPr>
+          <w:rFonts w:ascii="Times New Roman" w:hAnsi="Times New Roman" w:cs="Times New Roman"/>
+          <w:sz w:val="28"/>
+          <w:szCs w:val="28"/>
+        </w:rPr>
         <w:pict w14:anchorId="4005A728">
-          <v:rect id="_x0000_i1253" style="width:0;height:1.5pt" o:hralign="center" o:hrstd="t" o:hr="t" fillcolor="#a0a0a0" stroked="f"/>
+          <v:rect id="_x0000_i1031" style="width:0;height:1.5pt" o:hralign="center" o:hrstd="t" o:hr="t" fillcolor="#a0a0a0" stroked="f"/>
         </w:pict>
       </w:r>
     </w:p>
     <w:p>
       <w:pPr>
         <w:rPr>
+          <w:rFonts w:ascii="Times New Roman" w:hAnsi="Times New Roman" w:cs="Times New Roman"/>
           <w:b/>
           <w:bCs/>
-        </w:rPr>
-      </w:pPr>
-      <w:r>
-        <w:rPr>
+          <w:sz w:val="28"/>
+          <w:szCs w:val="28"/>
+        </w:rPr>
+      </w:pPr>
+      <w:r>
+        <w:rPr>
+          <w:rFonts w:ascii="Times New Roman" w:hAnsi="Times New Roman" w:cs="Times New Roman"/>
           <w:b/>
           <w:bCs/>
+          <w:sz w:val="28"/>
+          <w:szCs w:val="28"/>
         </w:rPr>
         <w:t>Log Sources</w:t>
       </w:r>
     </w:p>
     <w:p>
-      <w:r>
+      <w:pPr>
+        <w:rPr>
+          <w:rFonts w:ascii="Times New Roman" w:hAnsi="Times New Roman" w:cs="Times New Roman"/>
+          <w:sz w:val="28"/>
+          <w:szCs w:val="28"/>
+        </w:rPr>
+      </w:pPr>
+      <w:r>
+        <w:rPr>
+          <w:rFonts w:ascii="Times New Roman" w:hAnsi="Times New Roman" w:cs="Times New Roman"/>
+          <w:sz w:val="28"/>
+          <w:szCs w:val="28"/>
+        </w:rPr>
         <w:t>Windows</w:t>
       </w:r>
     </w:p>
     <w:p>
-      <w:r>
+      <w:pPr>
+        <w:rPr>
+          <w:rFonts w:ascii="Times New Roman" w:hAnsi="Times New Roman" w:cs="Times New Roman"/>
+          <w:sz w:val="28"/>
+          <w:szCs w:val="28"/>
+        </w:rPr>
+      </w:pPr>
+      <w:r>
+        <w:rPr>
+          <w:rFonts w:ascii="Times New Roman" w:hAnsi="Times New Roman" w:cs="Times New Roman"/>
+          <w:sz w:val="28"/>
+          <w:szCs w:val="28"/>
+        </w:rPr>
         <w:t xml:space="preserve">      │</w:t>
       </w:r>
     </w:p>
     <w:p>
-      <w:r>
+      <w:pPr>
+        <w:rPr>
+          <w:rFonts w:ascii="Times New Roman" w:hAnsi="Times New Roman" w:cs="Times New Roman"/>
+          <w:sz w:val="28"/>
+          <w:szCs w:val="28"/>
+        </w:rPr>
+      </w:pPr>
+      <w:r>
+        <w:rPr>
+          <w:rFonts w:ascii="Times New Roman" w:hAnsi="Times New Roman" w:cs="Times New Roman"/>
+          <w:sz w:val="28"/>
+          <w:szCs w:val="28"/>
+        </w:rPr>
         <w:t>Linux</w:t>
       </w:r>
     </w:p>
     <w:p>
-      <w:r>
-        <w:t xml:space="preserve">      │</w:t>
-      </w:r>
-    </w:p>
-    <w:p>
-      <w:r>
-        <w:t>Applications</w:t>
-      </w:r>
-    </w:p>
-    <w:p>
-      <w:r>
-        <w:t xml:space="preserve">      │</w:t>
-      </w:r>
-    </w:p>
-    <w:p>
-      <w:r>
-        <w:t>Firewall</w:t>
-      </w:r>
-    </w:p>
-    <w:p>
-      <w:r>
+      <w:pPr>
+        <w:rPr>
+          <w:rFonts w:ascii="Times New Roman" w:hAnsi="Times New Roman" w:cs="Times New Roman"/>
+          <w:sz w:val="28"/>
+          <w:szCs w:val="28"/>
+        </w:rPr>
+      </w:pPr>
+      <w:r>
+        <w:rPr>
+          <w:rFonts w:ascii="Times New Roman" w:hAnsi="Times New Roman" w:cs="Times New Roman"/>
+          <w:sz w:val="28"/>
+          <w:szCs w:val="28"/>
+        </w:rPr>
         <w:lastRenderedPageBreak/>
         <w:t xml:space="preserve">      │</w:t>
       </w:r>
     </w:p>
     <w:p>
-      <w:r>
+      <w:pPr>
+        <w:rPr>
+          <w:rFonts w:ascii="Times New Roman" w:hAnsi="Times New Roman" w:cs="Times New Roman"/>
+          <w:sz w:val="28"/>
+          <w:szCs w:val="28"/>
+        </w:rPr>
+      </w:pPr>
+      <w:r>
+        <w:rPr>
+          <w:rFonts w:ascii="Times New Roman" w:hAnsi="Times New Roman" w:cs="Times New Roman"/>
+          <w:sz w:val="28"/>
+          <w:szCs w:val="28"/>
+        </w:rPr>
+        <w:t>Applications</w:t>
+      </w:r>
+    </w:p>
+    <w:p>
+      <w:pPr>
+        <w:rPr>
+          <w:rFonts w:ascii="Times New Roman" w:hAnsi="Times New Roman" w:cs="Times New Roman"/>
+          <w:sz w:val="28"/>
+          <w:szCs w:val="28"/>
+        </w:rPr>
+      </w:pPr>
+      <w:r>
+        <w:rPr>
+          <w:rFonts w:ascii="Times New Roman" w:hAnsi="Times New Roman" w:cs="Times New Roman"/>
+          <w:sz w:val="28"/>
+          <w:szCs w:val="28"/>
+        </w:rPr>
+        <w:t xml:space="preserve">      │</w:t>
+      </w:r>
+    </w:p>
+    <w:p>
+      <w:pPr>
+        <w:rPr>
+          <w:rFonts w:ascii="Times New Roman" w:hAnsi="Times New Roman" w:cs="Times New Roman"/>
+          <w:sz w:val="28"/>
+          <w:szCs w:val="28"/>
+        </w:rPr>
+      </w:pPr>
+      <w:r>
+        <w:rPr>
+          <w:rFonts w:ascii="Times New Roman" w:hAnsi="Times New Roman" w:cs="Times New Roman"/>
+          <w:sz w:val="28"/>
+          <w:szCs w:val="28"/>
+        </w:rPr>
+        <w:t>Firewall</w:t>
+      </w:r>
+    </w:p>
+    <w:p>
+      <w:pPr>
+        <w:rPr>
+          <w:rFonts w:ascii="Times New Roman" w:hAnsi="Times New Roman" w:cs="Times New Roman"/>
+          <w:sz w:val="28"/>
+          <w:szCs w:val="28"/>
+        </w:rPr>
+      </w:pPr>
+      <w:r>
+        <w:rPr>
+          <w:rFonts w:ascii="Times New Roman" w:hAnsi="Times New Roman" w:cs="Times New Roman"/>
+          <w:sz w:val="28"/>
+          <w:szCs w:val="28"/>
+        </w:rPr>
+        <w:t xml:space="preserve">      │</w:t>
+      </w:r>
+    </w:p>
+    <w:p>
+      <w:pPr>
+        <w:rPr>
+          <w:rFonts w:ascii="Times New Roman" w:hAnsi="Times New Roman" w:cs="Times New Roman"/>
+          <w:sz w:val="28"/>
+          <w:szCs w:val="28"/>
+        </w:rPr>
+      </w:pPr>
+      <w:r>
+        <w:rPr>
+          <w:rFonts w:ascii="Times New Roman" w:hAnsi="Times New Roman" w:cs="Times New Roman"/>
+          <w:sz w:val="28"/>
+          <w:szCs w:val="28"/>
+        </w:rPr>
         <w:t>Cloud Services</w:t>
       </w:r>
     </w:p>
     <w:p>
-      <w:r>
+      <w:pPr>
+        <w:rPr>
+          <w:rFonts w:ascii="Times New Roman" w:hAnsi="Times New Roman" w:cs="Times New Roman"/>
+          <w:sz w:val="28"/>
+          <w:szCs w:val="28"/>
+        </w:rPr>
+      </w:pPr>
+      <w:r>
+        <w:rPr>
+          <w:rFonts w:ascii="Times New Roman" w:hAnsi="Times New Roman" w:cs="Times New Roman"/>
+          <w:sz w:val="28"/>
+          <w:szCs w:val="28"/>
+        </w:rPr>
         <w:t xml:space="preserve">      │</w:t>
       </w:r>
     </w:p>
     <w:p>
-      <w:r>
-        <w:t xml:space="preserve">      </w:t>
-      </w:r>
-      <w:r>
-        <w:rPr>
-          <w:rFonts w:ascii="Arial" w:hAnsi="Arial" w:cs="Arial"/>
-        </w:rPr>
-        <w:t>▼</w:t>
-      </w:r>
-    </w:p>
-    <w:p>
-      <w:r>
-        <w:t>Wazuh Agent</w:t>
-      </w:r>
-    </w:p>
-    <w:p>
-      <w:r>
+      <w:pPr>
+        <w:rPr>
+          <w:rFonts w:ascii="Times New Roman" w:hAnsi="Times New Roman" w:cs="Times New Roman"/>
+          <w:sz w:val="28"/>
+          <w:szCs w:val="28"/>
+        </w:rPr>
+      </w:pPr>
+      <w:r>
+        <w:rPr>
+          <w:rFonts w:ascii="Times New Roman" w:hAnsi="Times New Roman" w:cs="Times New Roman"/>
+          <w:sz w:val="28"/>
+          <w:szCs w:val="28"/>
+        </w:rPr>
+        <w:t xml:space="preserve">      ▼</w:t>
+      </w:r>
+    </w:p>
+    <w:p>
+      <w:pPr>
+        <w:rPr>
+          <w:rFonts w:ascii="Times New Roman" w:hAnsi="Times New Roman" w:cs="Times New Roman"/>
+          <w:sz w:val="28"/>
+          <w:szCs w:val="28"/>
+        </w:rPr>
+      </w:pPr>
+      <w:proofErr w:type="spellStart"/>
+      <w:r>
+        <w:rPr>
+          <w:rFonts w:ascii="Times New Roman" w:hAnsi="Times New Roman" w:cs="Times New Roman"/>
+          <w:sz w:val="28"/>
+          <w:szCs w:val="28"/>
+        </w:rPr>
+        <w:t>Wazuh</w:t>
+      </w:r>
+      <w:proofErr w:type="spellEnd"/>
+      <w:r>
+        <w:rPr>
+          <w:rFonts w:ascii="Times New Roman" w:hAnsi="Times New Roman" w:cs="Times New Roman"/>
+          <w:sz w:val="28"/>
+          <w:szCs w:val="28"/>
+        </w:rPr>
+        <w:t xml:space="preserve"> Agent</w:t>
+      </w:r>
+    </w:p>
+    <w:p>
+      <w:pPr>
+        <w:rPr>
+          <w:rFonts w:ascii="Times New Roman" w:hAnsi="Times New Roman" w:cs="Times New Roman"/>
+          <w:sz w:val="28"/>
+          <w:szCs w:val="28"/>
+        </w:rPr>
+      </w:pPr>
+      <w:r>
+        <w:rPr>
+          <w:rFonts w:ascii="Times New Roman" w:hAnsi="Times New Roman" w:cs="Times New Roman"/>
+          <w:sz w:val="28"/>
+          <w:szCs w:val="28"/>
+        </w:rPr>
         <w:pict w14:anchorId="33EA8D1D">
-          <v:rect id="_x0000_i1254" style="width:0;height:1.5pt" o:hralign="center" o:hrstd="t" o:hr="t" fillcolor="#a0a0a0" stroked="f"/>
+          <v:rect id="_x0000_i1032" style="width:0;height:1.5pt" o:hralign="center" o:hrstd="t" o:hr="t" fillcolor="#a0a0a0" stroked="f"/>
         </w:pict>
       </w:r>
     </w:p>
     <w:p>
       <w:pPr>
         <w:rPr>
+          <w:rFonts w:ascii="Times New Roman" w:hAnsi="Times New Roman" w:cs="Times New Roman"/>
           <w:b/>
           <w:bCs/>
-        </w:rPr>
-      </w:pPr>
-      <w:r>
-        <w:rPr>
+          <w:sz w:val="28"/>
+          <w:szCs w:val="28"/>
+        </w:rPr>
+      </w:pPr>
+      <w:r>
+        <w:rPr>
+          <w:rFonts w:ascii="Times New Roman" w:hAnsi="Times New Roman" w:cs="Times New Roman"/>
           <w:b/>
           <w:bCs/>
-        </w:rPr>
-        <w:t>8.4 How Wazuh Collects Logs</w:t>
-      </w:r>
-    </w:p>
-    <w:p>
-      <w:r>
-        <w:t>The Wazuh Agent continuously monitors configured log sources.</w:t>
-      </w:r>
-    </w:p>
-    <w:p>
-      <w:r>
+          <w:sz w:val="28"/>
+          <w:szCs w:val="28"/>
+        </w:rPr>
+        <w:t xml:space="preserve">8.4 How </w:t>
+      </w:r>
+      <w:proofErr w:type="spellStart"/>
+      <w:r>
+        <w:rPr>
+          <w:rFonts w:ascii="Times New Roman" w:hAnsi="Times New Roman" w:cs="Times New Roman"/>
+          <w:b/>
+          <w:bCs/>
+          <w:sz w:val="28"/>
+          <w:szCs w:val="28"/>
+        </w:rPr>
+        <w:t>Wazuh</w:t>
+      </w:r>
+      <w:proofErr w:type="spellEnd"/>
+      <w:r>
+        <w:rPr>
+          <w:rFonts w:ascii="Times New Roman" w:hAnsi="Times New Roman" w:cs="Times New Roman"/>
+          <w:b/>
+          <w:bCs/>
+          <w:sz w:val="28"/>
+          <w:szCs w:val="28"/>
+        </w:rPr>
+        <w:t xml:space="preserve"> Collects Logs</w:t>
+      </w:r>
+    </w:p>
+    <w:p>
+      <w:pPr>
+        <w:rPr>
+          <w:rFonts w:ascii="Times New Roman" w:hAnsi="Times New Roman" w:cs="Times New Roman"/>
+          <w:sz w:val="28"/>
+          <w:szCs w:val="28"/>
+        </w:rPr>
+      </w:pPr>
+      <w:r>
+        <w:rPr>
+          <w:rFonts w:ascii="Times New Roman" w:hAnsi="Times New Roman" w:cs="Times New Roman"/>
+          <w:sz w:val="28"/>
+          <w:szCs w:val="28"/>
+        </w:rPr>
+        <w:t xml:space="preserve">The </w:t>
+      </w:r>
+      <w:proofErr w:type="spellStart"/>
+      <w:r>
+        <w:rPr>
+          <w:rFonts w:ascii="Times New Roman" w:hAnsi="Times New Roman" w:cs="Times New Roman"/>
+          <w:sz w:val="28"/>
+          <w:szCs w:val="28"/>
+        </w:rPr>
+        <w:t>Wazuh</w:t>
+      </w:r>
+      <w:proofErr w:type="spellEnd"/>
+      <w:r>
+        <w:rPr>
+          <w:rFonts w:ascii="Times New Roman" w:hAnsi="Times New Roman" w:cs="Times New Roman"/>
+          <w:sz w:val="28"/>
+          <w:szCs w:val="28"/>
+        </w:rPr>
+        <w:t xml:space="preserve"> Agent continuously monitors configured log sources.</w:t>
+      </w:r>
+    </w:p>
+    <w:p>
+      <w:pPr>
+        <w:rPr>
+          <w:rFonts w:ascii="Times New Roman" w:hAnsi="Times New Roman" w:cs="Times New Roman"/>
+          <w:sz w:val="28"/>
+          <w:szCs w:val="28"/>
+        </w:rPr>
+      </w:pPr>
+      <w:r>
+        <w:rPr>
+          <w:rFonts w:ascii="Times New Roman" w:hAnsi="Times New Roman" w:cs="Times New Roman"/>
+          <w:sz w:val="28"/>
+          <w:szCs w:val="28"/>
+        </w:rPr>
         <w:t>When a new event occurs:</w:t>
       </w:r>
     </w:p>
@@ -938,8 +2043,18 @@
           <w:ilvl w:val="0"/>
           <w:numId w:val="6"/>
         </w:numPr>
-      </w:pPr>
-      <w:r>
+        <w:rPr>
+          <w:rFonts w:ascii="Times New Roman" w:hAnsi="Times New Roman" w:cs="Times New Roman"/>
+          <w:sz w:val="28"/>
+          <w:szCs w:val="28"/>
+        </w:rPr>
+      </w:pPr>
+      <w:r>
+        <w:rPr>
+          <w:rFonts w:ascii="Times New Roman" w:hAnsi="Times New Roman" w:cs="Times New Roman"/>
+          <w:sz w:val="28"/>
+          <w:szCs w:val="28"/>
+        </w:rPr>
         <w:t>The operating system writes the event to a log.</w:t>
       </w:r>
     </w:p>
@@ -949,9 +2064,37 @@
           <w:ilvl w:val="0"/>
           <w:numId w:val="6"/>
         </w:numPr>
-      </w:pPr>
-      <w:r>
-        <w:t>The Wazuh Agent detects the new log entry.</w:t>
+        <w:rPr>
+          <w:rFonts w:ascii="Times New Roman" w:hAnsi="Times New Roman" w:cs="Times New Roman"/>
+          <w:sz w:val="28"/>
+          <w:szCs w:val="28"/>
+        </w:rPr>
+      </w:pPr>
+      <w:r>
+        <w:rPr>
+          <w:rFonts w:ascii="Times New Roman" w:hAnsi="Times New Roman" w:cs="Times New Roman"/>
+          <w:sz w:val="28"/>
+          <w:szCs w:val="28"/>
+        </w:rPr>
+        <w:t xml:space="preserve">The </w:t>
+      </w:r>
+      <w:proofErr w:type="spellStart"/>
+      <w:r>
+        <w:rPr>
+          <w:rFonts w:ascii="Times New Roman" w:hAnsi="Times New Roman" w:cs="Times New Roman"/>
+          <w:sz w:val="28"/>
+          <w:szCs w:val="28"/>
+        </w:rPr>
+        <w:t>Wazuh</w:t>
+      </w:r>
+      <w:proofErr w:type="spellEnd"/>
+      <w:r>
+        <w:rPr>
+          <w:rFonts w:ascii="Times New Roman" w:hAnsi="Times New Roman" w:cs="Times New Roman"/>
+          <w:sz w:val="28"/>
+          <w:szCs w:val="28"/>
+        </w:rPr>
+        <w:t xml:space="preserve"> Agent detects the new log entry.</w:t>
       </w:r>
     </w:p>
     <w:p>
@@ -960,9 +2103,37 @@
           <w:ilvl w:val="0"/>
           <w:numId w:val="6"/>
         </w:numPr>
-      </w:pPr>
-      <w:r>
-        <w:t>The Agent securely sends the log to the Wazuh Manager.</w:t>
+        <w:rPr>
+          <w:rFonts w:ascii="Times New Roman" w:hAnsi="Times New Roman" w:cs="Times New Roman"/>
+          <w:sz w:val="28"/>
+          <w:szCs w:val="28"/>
+        </w:rPr>
+      </w:pPr>
+      <w:r>
+        <w:rPr>
+          <w:rFonts w:ascii="Times New Roman" w:hAnsi="Times New Roman" w:cs="Times New Roman"/>
+          <w:sz w:val="28"/>
+          <w:szCs w:val="28"/>
+        </w:rPr>
+        <w:t xml:space="preserve">The Agent securely sends the log to the </w:t>
+      </w:r>
+      <w:proofErr w:type="spellStart"/>
+      <w:r>
+        <w:rPr>
+          <w:rFonts w:ascii="Times New Roman" w:hAnsi="Times New Roman" w:cs="Times New Roman"/>
+          <w:sz w:val="28"/>
+          <w:szCs w:val="28"/>
+        </w:rPr>
+        <w:t>Wazuh</w:t>
+      </w:r>
+      <w:proofErr w:type="spellEnd"/>
+      <w:r>
+        <w:rPr>
+          <w:rFonts w:ascii="Times New Roman" w:hAnsi="Times New Roman" w:cs="Times New Roman"/>
+          <w:sz w:val="28"/>
+          <w:szCs w:val="28"/>
+        </w:rPr>
+        <w:t xml:space="preserve"> Manager.</w:t>
       </w:r>
     </w:p>
     <w:p>
@@ -971,8 +2142,18 @@
           <w:ilvl w:val="0"/>
           <w:numId w:val="6"/>
         </w:numPr>
-      </w:pPr>
-      <w:r>
+        <w:rPr>
+          <w:rFonts w:ascii="Times New Roman" w:hAnsi="Times New Roman" w:cs="Times New Roman"/>
+          <w:sz w:val="28"/>
+          <w:szCs w:val="28"/>
+        </w:rPr>
+      </w:pPr>
+      <w:r>
+        <w:rPr>
+          <w:rFonts w:ascii="Times New Roman" w:hAnsi="Times New Roman" w:cs="Times New Roman"/>
+          <w:sz w:val="28"/>
+          <w:szCs w:val="28"/>
+        </w:rPr>
         <w:t>The Manager analyzes the event.</w:t>
       </w:r>
     </w:p>
@@ -982,214 +2163,510 @@
           <w:ilvl w:val="0"/>
           <w:numId w:val="6"/>
         </w:numPr>
-      </w:pPr>
-      <w:r>
+        <w:rPr>
+          <w:rFonts w:ascii="Times New Roman" w:hAnsi="Times New Roman" w:cs="Times New Roman"/>
+          <w:sz w:val="28"/>
+          <w:szCs w:val="28"/>
+        </w:rPr>
+      </w:pPr>
+      <w:r>
+        <w:rPr>
+          <w:rFonts w:ascii="Times New Roman" w:hAnsi="Times New Roman" w:cs="Times New Roman"/>
+          <w:sz w:val="28"/>
+          <w:szCs w:val="28"/>
+        </w:rPr>
         <w:t>Alerts are generated if detection rules match.</w:t>
       </w:r>
     </w:p>
     <w:p>
-      <w:r>
+      <w:pPr>
+        <w:rPr>
+          <w:rFonts w:ascii="Times New Roman" w:hAnsi="Times New Roman" w:cs="Times New Roman"/>
+          <w:sz w:val="28"/>
+          <w:szCs w:val="28"/>
+        </w:rPr>
+      </w:pPr>
+      <w:r>
+        <w:rPr>
+          <w:rFonts w:ascii="Times New Roman" w:hAnsi="Times New Roman" w:cs="Times New Roman"/>
+          <w:sz w:val="28"/>
+          <w:szCs w:val="28"/>
+        </w:rPr>
         <w:pict w14:anchorId="4834545F">
-          <v:rect id="_x0000_i1255" style="width:0;height:1.5pt" o:hralign="center" o:hrstd="t" o:hr="t" fillcolor="#a0a0a0" stroked="f"/>
+          <v:rect id="_x0000_i1033" style="width:0;height:1.5pt" o:hralign="center" o:hrstd="t" o:hr="t" fillcolor="#a0a0a0" stroked="f"/>
         </w:pict>
       </w:r>
     </w:p>
     <w:p>
       <w:pPr>
         <w:rPr>
+          <w:rFonts w:ascii="Times New Roman" w:hAnsi="Times New Roman" w:cs="Times New Roman"/>
           <w:b/>
           <w:bCs/>
-        </w:rPr>
-      </w:pPr>
-      <w:r>
-        <w:rPr>
+          <w:sz w:val="28"/>
+          <w:szCs w:val="28"/>
+        </w:rPr>
+      </w:pPr>
+      <w:r>
+        <w:rPr>
+          <w:rFonts w:ascii="Times New Roman" w:hAnsi="Times New Roman" w:cs="Times New Roman"/>
           <w:b/>
           <w:bCs/>
+          <w:sz w:val="28"/>
+          <w:szCs w:val="28"/>
         </w:rPr>
         <w:t>Log Collection Workflow</w:t>
       </w:r>
     </w:p>
     <w:p>
-      <w:r>
+      <w:pPr>
+        <w:rPr>
+          <w:rFonts w:ascii="Times New Roman" w:hAnsi="Times New Roman" w:cs="Times New Roman"/>
+          <w:sz w:val="28"/>
+          <w:szCs w:val="28"/>
+        </w:rPr>
+      </w:pPr>
+      <w:r>
+        <w:rPr>
+          <w:rFonts w:ascii="Times New Roman" w:hAnsi="Times New Roman" w:cs="Times New Roman"/>
+          <w:sz w:val="28"/>
+          <w:szCs w:val="28"/>
+        </w:rPr>
         <w:t>System Event</w:t>
       </w:r>
     </w:p>
     <w:p>
-      <w:r>
+      <w:pPr>
+        <w:rPr>
+          <w:rFonts w:ascii="Times New Roman" w:hAnsi="Times New Roman" w:cs="Times New Roman"/>
+          <w:sz w:val="28"/>
+          <w:szCs w:val="28"/>
+        </w:rPr>
+      </w:pPr>
+      <w:r>
+        <w:rPr>
+          <w:rFonts w:ascii="Times New Roman" w:hAnsi="Times New Roman" w:cs="Times New Roman"/>
+          <w:sz w:val="28"/>
+          <w:szCs w:val="28"/>
+        </w:rPr>
         <w:t xml:space="preserve">      │</w:t>
       </w:r>
     </w:p>
     <w:p>
-      <w:r>
-        <w:t xml:space="preserve">      </w:t>
-      </w:r>
-      <w:r>
-        <w:rPr>
-          <w:rFonts w:ascii="Arial" w:hAnsi="Arial" w:cs="Arial"/>
-        </w:rPr>
-        <w:t>▼</w:t>
-      </w:r>
-    </w:p>
-    <w:p>
-      <w:r>
+      <w:pPr>
+        <w:rPr>
+          <w:rFonts w:ascii="Times New Roman" w:hAnsi="Times New Roman" w:cs="Times New Roman"/>
+          <w:sz w:val="28"/>
+          <w:szCs w:val="28"/>
+        </w:rPr>
+      </w:pPr>
+      <w:r>
+        <w:rPr>
+          <w:rFonts w:ascii="Times New Roman" w:hAnsi="Times New Roman" w:cs="Times New Roman"/>
+          <w:sz w:val="28"/>
+          <w:szCs w:val="28"/>
+        </w:rPr>
+        <w:t xml:space="preserve">      ▼</w:t>
+      </w:r>
+    </w:p>
+    <w:p>
+      <w:pPr>
+        <w:rPr>
+          <w:rFonts w:ascii="Times New Roman" w:hAnsi="Times New Roman" w:cs="Times New Roman"/>
+          <w:sz w:val="28"/>
+          <w:szCs w:val="28"/>
+        </w:rPr>
+      </w:pPr>
+      <w:r>
+        <w:rPr>
+          <w:rFonts w:ascii="Times New Roman" w:hAnsi="Times New Roman" w:cs="Times New Roman"/>
+          <w:sz w:val="28"/>
+          <w:szCs w:val="28"/>
+        </w:rPr>
         <w:t>Log File Updated</w:t>
       </w:r>
     </w:p>
     <w:p>
-      <w:r>
-        <w:t xml:space="preserve">      │</w:t>
-      </w:r>
-    </w:p>
-    <w:p>
-      <w:r>
-        <w:t xml:space="preserve">      </w:t>
-      </w:r>
-      <w:r>
-        <w:rPr>
-          <w:rFonts w:ascii="Arial" w:hAnsi="Arial" w:cs="Arial"/>
-        </w:rPr>
-        <w:t>▼</w:t>
-      </w:r>
-    </w:p>
-    <w:p>
-      <w:r>
-        <w:t>Wazuh Agent Reads Log</w:t>
-      </w:r>
-    </w:p>
-    <w:p>
-      <w:r>
-        <w:t xml:space="preserve">      │</w:t>
-      </w:r>
-    </w:p>
-    <w:p>
-      <w:r>
-        <w:t xml:space="preserve">      </w:t>
-      </w:r>
-      <w:r>
-        <w:rPr>
-          <w:rFonts w:ascii="Arial" w:hAnsi="Arial" w:cs="Arial"/>
-        </w:rPr>
-        <w:t>▼</w:t>
-      </w:r>
-    </w:p>
-    <w:p>
-      <w:r>
-        <w:t>Secure Transmission</w:t>
-      </w:r>
-    </w:p>
-    <w:p>
-      <w:r>
+      <w:pPr>
+        <w:rPr>
+          <w:rFonts w:ascii="Times New Roman" w:hAnsi="Times New Roman" w:cs="Times New Roman"/>
+          <w:sz w:val="28"/>
+          <w:szCs w:val="28"/>
+        </w:rPr>
+      </w:pPr>
+      <w:r>
+        <w:rPr>
+          <w:rFonts w:ascii="Times New Roman" w:hAnsi="Times New Roman" w:cs="Times New Roman"/>
+          <w:sz w:val="28"/>
+          <w:szCs w:val="28"/>
+        </w:rPr>
         <w:lastRenderedPageBreak/>
         <w:t xml:space="preserve">      │</w:t>
       </w:r>
     </w:p>
     <w:p>
-      <w:r>
-        <w:t xml:space="preserve">      </w:t>
-      </w:r>
-      <w:r>
-        <w:rPr>
-          <w:rFonts w:ascii="Arial" w:hAnsi="Arial" w:cs="Arial"/>
-        </w:rPr>
-        <w:t>▼</w:t>
-      </w:r>
-    </w:p>
-    <w:p>
-      <w:r>
-        <w:t>Wazuh Manager</w:t>
-      </w:r>
-    </w:p>
-    <w:p>
-      <w:r>
+      <w:pPr>
+        <w:rPr>
+          <w:rFonts w:ascii="Times New Roman" w:hAnsi="Times New Roman" w:cs="Times New Roman"/>
+          <w:sz w:val="28"/>
+          <w:szCs w:val="28"/>
+        </w:rPr>
+      </w:pPr>
+      <w:r>
+        <w:rPr>
+          <w:rFonts w:ascii="Times New Roman" w:hAnsi="Times New Roman" w:cs="Times New Roman"/>
+          <w:sz w:val="28"/>
+          <w:szCs w:val="28"/>
+        </w:rPr>
+        <w:t xml:space="preserve">      ▼</w:t>
+      </w:r>
+    </w:p>
+    <w:p>
+      <w:pPr>
+        <w:rPr>
+          <w:rFonts w:ascii="Times New Roman" w:hAnsi="Times New Roman" w:cs="Times New Roman"/>
+          <w:sz w:val="28"/>
+          <w:szCs w:val="28"/>
+        </w:rPr>
+      </w:pPr>
+      <w:proofErr w:type="spellStart"/>
+      <w:r>
+        <w:rPr>
+          <w:rFonts w:ascii="Times New Roman" w:hAnsi="Times New Roman" w:cs="Times New Roman"/>
+          <w:sz w:val="28"/>
+          <w:szCs w:val="28"/>
+        </w:rPr>
+        <w:t>Wazuh</w:t>
+      </w:r>
+      <w:proofErr w:type="spellEnd"/>
+      <w:r>
+        <w:rPr>
+          <w:rFonts w:ascii="Times New Roman" w:hAnsi="Times New Roman" w:cs="Times New Roman"/>
+          <w:sz w:val="28"/>
+          <w:szCs w:val="28"/>
+        </w:rPr>
+        <w:t xml:space="preserve"> Agent Reads Log</w:t>
+      </w:r>
+    </w:p>
+    <w:p>
+      <w:pPr>
+        <w:rPr>
+          <w:rFonts w:ascii="Times New Roman" w:hAnsi="Times New Roman" w:cs="Times New Roman"/>
+          <w:sz w:val="28"/>
+          <w:szCs w:val="28"/>
+        </w:rPr>
+      </w:pPr>
+      <w:r>
+        <w:rPr>
+          <w:rFonts w:ascii="Times New Roman" w:hAnsi="Times New Roman" w:cs="Times New Roman"/>
+          <w:sz w:val="28"/>
+          <w:szCs w:val="28"/>
+        </w:rPr>
         <w:t xml:space="preserve">      │</w:t>
       </w:r>
     </w:p>
     <w:p>
-      <w:r>
-        <w:t xml:space="preserve">      </w:t>
-      </w:r>
-      <w:r>
-        <w:rPr>
-          <w:rFonts w:ascii="Arial" w:hAnsi="Arial" w:cs="Arial"/>
-        </w:rPr>
-        <w:t>▼</w:t>
-      </w:r>
-    </w:p>
-    <w:p>
-      <w:r>
+      <w:pPr>
+        <w:rPr>
+          <w:rFonts w:ascii="Times New Roman" w:hAnsi="Times New Roman" w:cs="Times New Roman"/>
+          <w:sz w:val="28"/>
+          <w:szCs w:val="28"/>
+        </w:rPr>
+      </w:pPr>
+      <w:r>
+        <w:rPr>
+          <w:rFonts w:ascii="Times New Roman" w:hAnsi="Times New Roman" w:cs="Times New Roman"/>
+          <w:sz w:val="28"/>
+          <w:szCs w:val="28"/>
+        </w:rPr>
+        <w:t xml:space="preserve">      ▼</w:t>
+      </w:r>
+    </w:p>
+    <w:p>
+      <w:pPr>
+        <w:rPr>
+          <w:rFonts w:ascii="Times New Roman" w:hAnsi="Times New Roman" w:cs="Times New Roman"/>
+          <w:sz w:val="28"/>
+          <w:szCs w:val="28"/>
+        </w:rPr>
+      </w:pPr>
+      <w:r>
+        <w:rPr>
+          <w:rFonts w:ascii="Times New Roman" w:hAnsi="Times New Roman" w:cs="Times New Roman"/>
+          <w:sz w:val="28"/>
+          <w:szCs w:val="28"/>
+        </w:rPr>
+        <w:t>Secure Transmission</w:t>
+      </w:r>
+    </w:p>
+    <w:p>
+      <w:pPr>
+        <w:rPr>
+          <w:rFonts w:ascii="Times New Roman" w:hAnsi="Times New Roman" w:cs="Times New Roman"/>
+          <w:sz w:val="28"/>
+          <w:szCs w:val="28"/>
+        </w:rPr>
+      </w:pPr>
+      <w:r>
+        <w:rPr>
+          <w:rFonts w:ascii="Times New Roman" w:hAnsi="Times New Roman" w:cs="Times New Roman"/>
+          <w:sz w:val="28"/>
+          <w:szCs w:val="28"/>
+        </w:rPr>
+        <w:t xml:space="preserve">      │</w:t>
+      </w:r>
+    </w:p>
+    <w:p>
+      <w:pPr>
+        <w:rPr>
+          <w:rFonts w:ascii="Times New Roman" w:hAnsi="Times New Roman" w:cs="Times New Roman"/>
+          <w:sz w:val="28"/>
+          <w:szCs w:val="28"/>
+        </w:rPr>
+      </w:pPr>
+      <w:r>
+        <w:rPr>
+          <w:rFonts w:ascii="Times New Roman" w:hAnsi="Times New Roman" w:cs="Times New Roman"/>
+          <w:sz w:val="28"/>
+          <w:szCs w:val="28"/>
+        </w:rPr>
+        <w:t xml:space="preserve">      ▼</w:t>
+      </w:r>
+    </w:p>
+    <w:p>
+      <w:pPr>
+        <w:rPr>
+          <w:rFonts w:ascii="Times New Roman" w:hAnsi="Times New Roman" w:cs="Times New Roman"/>
+          <w:sz w:val="28"/>
+          <w:szCs w:val="28"/>
+        </w:rPr>
+      </w:pPr>
+      <w:proofErr w:type="spellStart"/>
+      <w:r>
+        <w:rPr>
+          <w:rFonts w:ascii="Times New Roman" w:hAnsi="Times New Roman" w:cs="Times New Roman"/>
+          <w:sz w:val="28"/>
+          <w:szCs w:val="28"/>
+        </w:rPr>
+        <w:t>Wazuh</w:t>
+      </w:r>
+      <w:proofErr w:type="spellEnd"/>
+      <w:r>
+        <w:rPr>
+          <w:rFonts w:ascii="Times New Roman" w:hAnsi="Times New Roman" w:cs="Times New Roman"/>
+          <w:sz w:val="28"/>
+          <w:szCs w:val="28"/>
+        </w:rPr>
+        <w:t xml:space="preserve"> Manager</w:t>
+      </w:r>
+    </w:p>
+    <w:p>
+      <w:pPr>
+        <w:rPr>
+          <w:rFonts w:ascii="Times New Roman" w:hAnsi="Times New Roman" w:cs="Times New Roman"/>
+          <w:sz w:val="28"/>
+          <w:szCs w:val="28"/>
+        </w:rPr>
+      </w:pPr>
+      <w:r>
+        <w:rPr>
+          <w:rFonts w:ascii="Times New Roman" w:hAnsi="Times New Roman" w:cs="Times New Roman"/>
+          <w:sz w:val="28"/>
+          <w:szCs w:val="28"/>
+        </w:rPr>
+        <w:t xml:space="preserve">      │</w:t>
+      </w:r>
+    </w:p>
+    <w:p>
+      <w:pPr>
+        <w:rPr>
+          <w:rFonts w:ascii="Times New Roman" w:hAnsi="Times New Roman" w:cs="Times New Roman"/>
+          <w:sz w:val="28"/>
+          <w:szCs w:val="28"/>
+        </w:rPr>
+      </w:pPr>
+      <w:r>
+        <w:rPr>
+          <w:rFonts w:ascii="Times New Roman" w:hAnsi="Times New Roman" w:cs="Times New Roman"/>
+          <w:sz w:val="28"/>
+          <w:szCs w:val="28"/>
+        </w:rPr>
+        <w:t xml:space="preserve">      ▼</w:t>
+      </w:r>
+    </w:p>
+    <w:p>
+      <w:pPr>
+        <w:rPr>
+          <w:rFonts w:ascii="Times New Roman" w:hAnsi="Times New Roman" w:cs="Times New Roman"/>
+          <w:sz w:val="28"/>
+          <w:szCs w:val="28"/>
+        </w:rPr>
+      </w:pPr>
+      <w:r>
+        <w:rPr>
+          <w:rFonts w:ascii="Times New Roman" w:hAnsi="Times New Roman" w:cs="Times New Roman"/>
+          <w:sz w:val="28"/>
+          <w:szCs w:val="28"/>
+        </w:rPr>
         <w:t>Alert Generated (if required)</w:t>
       </w:r>
     </w:p>
     <w:p>
-      <w:r>
+      <w:pPr>
+        <w:rPr>
+          <w:rFonts w:ascii="Times New Roman" w:hAnsi="Times New Roman" w:cs="Times New Roman"/>
+          <w:sz w:val="28"/>
+          <w:szCs w:val="28"/>
+        </w:rPr>
+      </w:pPr>
+      <w:r>
+        <w:rPr>
+          <w:rFonts w:ascii="Times New Roman" w:hAnsi="Times New Roman" w:cs="Times New Roman"/>
+          <w:sz w:val="28"/>
+          <w:szCs w:val="28"/>
+        </w:rPr>
         <w:t xml:space="preserve">      │</w:t>
       </w:r>
     </w:p>
     <w:p>
-      <w:r>
-        <w:t xml:space="preserve">      </w:t>
-      </w:r>
-      <w:r>
-        <w:rPr>
-          <w:rFonts w:ascii="Arial" w:hAnsi="Arial" w:cs="Arial"/>
-        </w:rPr>
-        <w:t>▼</w:t>
-      </w:r>
-    </w:p>
-    <w:p>
-      <w:r>
-        <w:t>Wazuh Dashboard</w:t>
-      </w:r>
-    </w:p>
-    <w:p>
-      <w:r>
+      <w:pPr>
+        <w:rPr>
+          <w:rFonts w:ascii="Times New Roman" w:hAnsi="Times New Roman" w:cs="Times New Roman"/>
+          <w:sz w:val="28"/>
+          <w:szCs w:val="28"/>
+        </w:rPr>
+      </w:pPr>
+      <w:r>
+        <w:rPr>
+          <w:rFonts w:ascii="Times New Roman" w:hAnsi="Times New Roman" w:cs="Times New Roman"/>
+          <w:sz w:val="28"/>
+          <w:szCs w:val="28"/>
+        </w:rPr>
+        <w:t xml:space="preserve">      ▼</w:t>
+      </w:r>
+    </w:p>
+    <w:p>
+      <w:pPr>
+        <w:rPr>
+          <w:rFonts w:ascii="Times New Roman" w:hAnsi="Times New Roman" w:cs="Times New Roman"/>
+          <w:sz w:val="28"/>
+          <w:szCs w:val="28"/>
+        </w:rPr>
+      </w:pPr>
+      <w:proofErr w:type="spellStart"/>
+      <w:r>
+        <w:rPr>
+          <w:rFonts w:ascii="Times New Roman" w:hAnsi="Times New Roman" w:cs="Times New Roman"/>
+          <w:sz w:val="28"/>
+          <w:szCs w:val="28"/>
+        </w:rPr>
+        <w:t>Wazuh</w:t>
+      </w:r>
+      <w:proofErr w:type="spellEnd"/>
+      <w:r>
+        <w:rPr>
+          <w:rFonts w:ascii="Times New Roman" w:hAnsi="Times New Roman" w:cs="Times New Roman"/>
+          <w:sz w:val="28"/>
+          <w:szCs w:val="28"/>
+        </w:rPr>
+        <w:t xml:space="preserve"> Dashboard</w:t>
+      </w:r>
+    </w:p>
+    <w:p>
+      <w:pPr>
+        <w:rPr>
+          <w:rFonts w:ascii="Times New Roman" w:hAnsi="Times New Roman" w:cs="Times New Roman"/>
+          <w:sz w:val="28"/>
+          <w:szCs w:val="28"/>
+        </w:rPr>
+      </w:pPr>
+      <w:r>
+        <w:rPr>
+          <w:rFonts w:ascii="Times New Roman" w:hAnsi="Times New Roman" w:cs="Times New Roman"/>
+          <w:sz w:val="28"/>
+          <w:szCs w:val="28"/>
+        </w:rPr>
         <w:pict w14:anchorId="1A959B41">
-          <v:rect id="_x0000_i1256" style="width:0;height:1.5pt" o:hralign="center" o:hrstd="t" o:hr="t" fillcolor="#a0a0a0" stroked="f"/>
+          <v:rect id="_x0000_i1034" style="width:0;height:1.5pt" o:hralign="center" o:hrstd="t" o:hr="t" fillcolor="#a0a0a0" stroked="f"/>
         </w:pict>
       </w:r>
     </w:p>
     <w:p>
       <w:pPr>
         <w:rPr>
+          <w:rFonts w:ascii="Times New Roman" w:hAnsi="Times New Roman" w:cs="Times New Roman"/>
           <w:b/>
           <w:bCs/>
-        </w:rPr>
-      </w:pPr>
-      <w:r>
-        <w:rPr>
+          <w:sz w:val="28"/>
+          <w:szCs w:val="28"/>
+        </w:rPr>
+      </w:pPr>
+      <w:r>
+        <w:rPr>
+          <w:rFonts w:ascii="Times New Roman" w:hAnsi="Times New Roman" w:cs="Times New Roman"/>
           <w:b/>
           <w:bCs/>
+          <w:sz w:val="28"/>
+          <w:szCs w:val="28"/>
         </w:rPr>
         <w:t>Screenshot Placeholder</w:t>
       </w:r>
     </w:p>
     <w:p>
-      <w:r>
-        <w:rPr>
+      <w:pPr>
+        <w:rPr>
+          <w:rFonts w:ascii="Times New Roman" w:hAnsi="Times New Roman" w:cs="Times New Roman"/>
+          <w:sz w:val="28"/>
+          <w:szCs w:val="28"/>
+        </w:rPr>
+      </w:pPr>
+      <w:r>
+        <w:rPr>
+          <w:rFonts w:ascii="Times New Roman" w:hAnsi="Times New Roman" w:cs="Times New Roman"/>
           <w:b/>
           <w:bCs/>
+          <w:sz w:val="28"/>
+          <w:szCs w:val="28"/>
         </w:rPr>
         <w:t>[Screenshot Here – Log Collection Flow in Dashboard]</w:t>
       </w:r>
     </w:p>
     <w:p>
-      <w:r>
+      <w:pPr>
+        <w:rPr>
+          <w:rFonts w:ascii="Times New Roman" w:hAnsi="Times New Roman" w:cs="Times New Roman"/>
+          <w:sz w:val="28"/>
+          <w:szCs w:val="28"/>
+        </w:rPr>
+      </w:pPr>
+      <w:r>
+        <w:rPr>
+          <w:rFonts w:ascii="Times New Roman" w:hAnsi="Times New Roman" w:cs="Times New Roman"/>
+          <w:sz w:val="28"/>
+          <w:szCs w:val="28"/>
+        </w:rPr>
         <w:pict w14:anchorId="7871BED0">
-          <v:rect id="_x0000_i1257" style="width:0;height:1.5pt" o:hralign="center" o:hrstd="t" o:hr="t" fillcolor="#a0a0a0" stroked="f"/>
+          <v:rect id="_x0000_i1035" style="width:0;height:1.5pt" o:hralign="center" o:hrstd="t" o:hr="t" fillcolor="#a0a0a0" stroked="f"/>
         </w:pict>
       </w:r>
     </w:p>
     <w:p>
       <w:pPr>
         <w:rPr>
+          <w:rFonts w:ascii="Times New Roman" w:hAnsi="Times New Roman" w:cs="Times New Roman"/>
           <w:b/>
           <w:bCs/>
-        </w:rPr>
-      </w:pPr>
-      <w:r>
-        <w:rPr>
+          <w:sz w:val="28"/>
+          <w:szCs w:val="28"/>
+        </w:rPr>
+      </w:pPr>
+      <w:r>
+        <w:rPr>
+          <w:rFonts w:ascii="Times New Roman" w:hAnsi="Times New Roman" w:cs="Times New Roman"/>
           <w:b/>
           <w:bCs/>
+          <w:sz w:val="28"/>
+          <w:szCs w:val="28"/>
         </w:rPr>
         <w:t>8.5 Common Log Sources</w:t>
       </w:r>
@@ -1197,20 +2674,38 @@
     <w:p>
       <w:pPr>
         <w:rPr>
+          <w:rFonts w:ascii="Times New Roman" w:hAnsi="Times New Roman" w:cs="Times New Roman"/>
           <w:b/>
           <w:bCs/>
-        </w:rPr>
-      </w:pPr>
-      <w:r>
-        <w:rPr>
+          <w:sz w:val="28"/>
+          <w:szCs w:val="28"/>
+        </w:rPr>
+      </w:pPr>
+      <w:r>
+        <w:rPr>
+          <w:rFonts w:ascii="Times New Roman" w:hAnsi="Times New Roman" w:cs="Times New Roman"/>
           <w:b/>
           <w:bCs/>
+          <w:sz w:val="28"/>
+          <w:szCs w:val="28"/>
         </w:rPr>
         <w:t>Windows</w:t>
       </w:r>
     </w:p>
     <w:p>
-      <w:r>
+      <w:pPr>
+        <w:rPr>
+          <w:rFonts w:ascii="Times New Roman" w:hAnsi="Times New Roman" w:cs="Times New Roman"/>
+          <w:sz w:val="28"/>
+          <w:szCs w:val="28"/>
+        </w:rPr>
+      </w:pPr>
+      <w:r>
+        <w:rPr>
+          <w:rFonts w:ascii="Times New Roman" w:hAnsi="Times New Roman" w:cs="Times New Roman"/>
+          <w:sz w:val="28"/>
+          <w:szCs w:val="28"/>
+        </w:rPr>
         <w:t>Common log sources include:</w:t>
       </w:r>
     </w:p>
@@ -1220,8 +2715,18 @@
           <w:ilvl w:val="0"/>
           <w:numId w:val="7"/>
         </w:numPr>
-      </w:pPr>
-      <w:r>
+        <w:rPr>
+          <w:rFonts w:ascii="Times New Roman" w:hAnsi="Times New Roman" w:cs="Times New Roman"/>
+          <w:sz w:val="28"/>
+          <w:szCs w:val="28"/>
+        </w:rPr>
+      </w:pPr>
+      <w:r>
+        <w:rPr>
+          <w:rFonts w:ascii="Times New Roman" w:hAnsi="Times New Roman" w:cs="Times New Roman"/>
+          <w:sz w:val="28"/>
+          <w:szCs w:val="28"/>
+        </w:rPr>
         <w:t>Security Event Log</w:t>
       </w:r>
     </w:p>
@@ -1231,8 +2736,18 @@
           <w:ilvl w:val="0"/>
           <w:numId w:val="7"/>
         </w:numPr>
-      </w:pPr>
-      <w:r>
+        <w:rPr>
+          <w:rFonts w:ascii="Times New Roman" w:hAnsi="Times New Roman" w:cs="Times New Roman"/>
+          <w:sz w:val="28"/>
+          <w:szCs w:val="28"/>
+        </w:rPr>
+      </w:pPr>
+      <w:r>
+        <w:rPr>
+          <w:rFonts w:ascii="Times New Roman" w:hAnsi="Times New Roman" w:cs="Times New Roman"/>
+          <w:sz w:val="28"/>
+          <w:szCs w:val="28"/>
+        </w:rPr>
         <w:t>System Event Log</w:t>
       </w:r>
     </w:p>
@@ -1242,8 +2757,19 @@
           <w:ilvl w:val="0"/>
           <w:numId w:val="7"/>
         </w:numPr>
-      </w:pPr>
-      <w:r>
+        <w:rPr>
+          <w:rFonts w:ascii="Times New Roman" w:hAnsi="Times New Roman" w:cs="Times New Roman"/>
+          <w:sz w:val="28"/>
+          <w:szCs w:val="28"/>
+        </w:rPr>
+      </w:pPr>
+      <w:r>
+        <w:rPr>
+          <w:rFonts w:ascii="Times New Roman" w:hAnsi="Times New Roman" w:cs="Times New Roman"/>
+          <w:sz w:val="28"/>
+          <w:szCs w:val="28"/>
+        </w:rPr>
+        <w:lastRenderedPageBreak/>
         <w:t>Application Event Log</w:t>
       </w:r>
     </w:p>
@@ -1253,8 +2779,18 @@
           <w:ilvl w:val="0"/>
           <w:numId w:val="7"/>
         </w:numPr>
-      </w:pPr>
-      <w:r>
+        <w:rPr>
+          <w:rFonts w:ascii="Times New Roman" w:hAnsi="Times New Roman" w:cs="Times New Roman"/>
+          <w:sz w:val="28"/>
+          <w:szCs w:val="28"/>
+        </w:rPr>
+      </w:pPr>
+      <w:r>
+        <w:rPr>
+          <w:rFonts w:ascii="Times New Roman" w:hAnsi="Times New Roman" w:cs="Times New Roman"/>
+          <w:sz w:val="28"/>
+          <w:szCs w:val="28"/>
+        </w:rPr>
         <w:t>PowerShell Logs</w:t>
       </w:r>
     </w:p>
@@ -1264,150 +2800,397 @@
           <w:ilvl w:val="0"/>
           <w:numId w:val="7"/>
         </w:numPr>
-      </w:pPr>
-      <w:r>
+        <w:rPr>
+          <w:rFonts w:ascii="Times New Roman" w:hAnsi="Times New Roman" w:cs="Times New Roman"/>
+          <w:sz w:val="28"/>
+          <w:szCs w:val="28"/>
+        </w:rPr>
+      </w:pPr>
+      <w:r>
+        <w:rPr>
+          <w:rFonts w:ascii="Times New Roman" w:hAnsi="Times New Roman" w:cs="Times New Roman"/>
+          <w:sz w:val="28"/>
+          <w:szCs w:val="28"/>
+        </w:rPr>
         <w:t>Sysmon Logs (if installed)</w:t>
       </w:r>
     </w:p>
     <w:p>
-      <w:r>
+      <w:pPr>
+        <w:rPr>
+          <w:rFonts w:ascii="Times New Roman" w:hAnsi="Times New Roman" w:cs="Times New Roman"/>
+          <w:sz w:val="28"/>
+          <w:szCs w:val="28"/>
+        </w:rPr>
+      </w:pPr>
+      <w:r>
+        <w:rPr>
+          <w:rFonts w:ascii="Times New Roman" w:hAnsi="Times New Roman" w:cs="Times New Roman"/>
+          <w:sz w:val="28"/>
+          <w:szCs w:val="28"/>
+        </w:rPr>
         <w:pict w14:anchorId="3EB2263A">
-          <v:rect id="_x0000_i1258" style="width:0;height:1.5pt" o:hralign="center" o:hrstd="t" o:hr="t" fillcolor="#a0a0a0" stroked="f"/>
+          <v:rect id="_x0000_i1036" style="width:0;height:1.5pt" o:hralign="center" o:hrstd="t" o:hr="t" fillcolor="#a0a0a0" stroked="f"/>
         </w:pict>
       </w:r>
     </w:p>
     <w:p>
       <w:pPr>
         <w:rPr>
+          <w:rFonts w:ascii="Times New Roman" w:hAnsi="Times New Roman" w:cs="Times New Roman"/>
           <w:b/>
           <w:bCs/>
-        </w:rPr>
-      </w:pPr>
-      <w:r>
-        <w:rPr>
+          <w:sz w:val="28"/>
+          <w:szCs w:val="28"/>
+        </w:rPr>
+      </w:pPr>
+      <w:r>
+        <w:rPr>
+          <w:rFonts w:ascii="Times New Roman" w:hAnsi="Times New Roman" w:cs="Times New Roman"/>
           <w:b/>
           <w:bCs/>
+          <w:sz w:val="28"/>
+          <w:szCs w:val="28"/>
         </w:rPr>
         <w:t>Linux</w:t>
       </w:r>
     </w:p>
     <w:p>
-      <w:r>
+      <w:pPr>
+        <w:rPr>
+          <w:rFonts w:ascii="Times New Roman" w:hAnsi="Times New Roman" w:cs="Times New Roman"/>
+          <w:sz w:val="28"/>
+          <w:szCs w:val="28"/>
+        </w:rPr>
+      </w:pPr>
+      <w:r>
+        <w:rPr>
+          <w:rFonts w:ascii="Times New Roman" w:hAnsi="Times New Roman" w:cs="Times New Roman"/>
+          <w:sz w:val="28"/>
+          <w:szCs w:val="28"/>
+        </w:rPr>
         <w:t>Common log files include:</w:t>
       </w:r>
     </w:p>
     <w:p>
-      <w:r>
+      <w:pPr>
+        <w:rPr>
+          <w:rFonts w:ascii="Times New Roman" w:hAnsi="Times New Roman" w:cs="Times New Roman"/>
+          <w:sz w:val="28"/>
+          <w:szCs w:val="28"/>
+        </w:rPr>
+      </w:pPr>
+      <w:r>
+        <w:rPr>
+          <w:rFonts w:ascii="Times New Roman" w:hAnsi="Times New Roman" w:cs="Times New Roman"/>
+          <w:sz w:val="28"/>
+          <w:szCs w:val="28"/>
+        </w:rPr>
         <w:t>/var/log/auth.log</w:t>
       </w:r>
     </w:p>
     <w:p>
-      <w:r>
+      <w:pPr>
+        <w:rPr>
+          <w:rFonts w:ascii="Times New Roman" w:hAnsi="Times New Roman" w:cs="Times New Roman"/>
+          <w:sz w:val="28"/>
+          <w:szCs w:val="28"/>
+        </w:rPr>
+      </w:pPr>
+      <w:r>
+        <w:rPr>
+          <w:rFonts w:ascii="Times New Roman" w:hAnsi="Times New Roman" w:cs="Times New Roman"/>
+          <w:sz w:val="28"/>
+          <w:szCs w:val="28"/>
+        </w:rPr>
         <w:t>Authentication events.</w:t>
       </w:r>
     </w:p>
     <w:p>
-      <w:r>
-        <w:lastRenderedPageBreak/>
+      <w:pPr>
+        <w:rPr>
+          <w:rFonts w:ascii="Times New Roman" w:hAnsi="Times New Roman" w:cs="Times New Roman"/>
+          <w:sz w:val="28"/>
+          <w:szCs w:val="28"/>
+        </w:rPr>
+      </w:pPr>
+      <w:r>
+        <w:rPr>
+          <w:rFonts w:ascii="Times New Roman" w:hAnsi="Times New Roman" w:cs="Times New Roman"/>
+          <w:sz w:val="28"/>
+          <w:szCs w:val="28"/>
+        </w:rPr>
         <w:t>/var/log/syslog</w:t>
       </w:r>
     </w:p>
     <w:p>
-      <w:r>
+      <w:pPr>
+        <w:rPr>
+          <w:rFonts w:ascii="Times New Roman" w:hAnsi="Times New Roman" w:cs="Times New Roman"/>
+          <w:sz w:val="28"/>
+          <w:szCs w:val="28"/>
+        </w:rPr>
+      </w:pPr>
+      <w:r>
+        <w:rPr>
+          <w:rFonts w:ascii="Times New Roman" w:hAnsi="Times New Roman" w:cs="Times New Roman"/>
+          <w:sz w:val="28"/>
+          <w:szCs w:val="28"/>
+        </w:rPr>
         <w:t>General system activity.</w:t>
       </w:r>
     </w:p>
     <w:p>
-      <w:r>
+      <w:pPr>
+        <w:rPr>
+          <w:rFonts w:ascii="Times New Roman" w:hAnsi="Times New Roman" w:cs="Times New Roman"/>
+          <w:sz w:val="28"/>
+          <w:szCs w:val="28"/>
+        </w:rPr>
+      </w:pPr>
+      <w:r>
+        <w:rPr>
+          <w:rFonts w:ascii="Times New Roman" w:hAnsi="Times New Roman" w:cs="Times New Roman"/>
+          <w:sz w:val="28"/>
+          <w:szCs w:val="28"/>
+        </w:rPr>
         <w:t>/var/log/kern.log</w:t>
       </w:r>
     </w:p>
     <w:p>
-      <w:r>
+      <w:pPr>
+        <w:rPr>
+          <w:rFonts w:ascii="Times New Roman" w:hAnsi="Times New Roman" w:cs="Times New Roman"/>
+          <w:sz w:val="28"/>
+          <w:szCs w:val="28"/>
+        </w:rPr>
+      </w:pPr>
+      <w:r>
+        <w:rPr>
+          <w:rFonts w:ascii="Times New Roman" w:hAnsi="Times New Roman" w:cs="Times New Roman"/>
+          <w:sz w:val="28"/>
+          <w:szCs w:val="28"/>
+        </w:rPr>
         <w:t>Kernel events.</w:t>
       </w:r>
     </w:p>
     <w:p>
-      <w:r>
+      <w:pPr>
+        <w:rPr>
+          <w:rFonts w:ascii="Times New Roman" w:hAnsi="Times New Roman" w:cs="Times New Roman"/>
+          <w:sz w:val="28"/>
+          <w:szCs w:val="28"/>
+        </w:rPr>
+      </w:pPr>
+      <w:r>
+        <w:rPr>
+          <w:rFonts w:ascii="Times New Roman" w:hAnsi="Times New Roman" w:cs="Times New Roman"/>
+          <w:sz w:val="28"/>
+          <w:szCs w:val="28"/>
+        </w:rPr>
         <w:t>/var/log/apache2/access.log</w:t>
       </w:r>
     </w:p>
     <w:p>
-      <w:r>
+      <w:pPr>
+        <w:rPr>
+          <w:rFonts w:ascii="Times New Roman" w:hAnsi="Times New Roman" w:cs="Times New Roman"/>
+          <w:sz w:val="28"/>
+          <w:szCs w:val="28"/>
+        </w:rPr>
+      </w:pPr>
+      <w:r>
+        <w:rPr>
+          <w:rFonts w:ascii="Times New Roman" w:hAnsi="Times New Roman" w:cs="Times New Roman"/>
+          <w:sz w:val="28"/>
+          <w:szCs w:val="28"/>
+        </w:rPr>
         <w:t>Apache web server access logs.</w:t>
       </w:r>
     </w:p>
     <w:p>
-      <w:r>
+      <w:pPr>
+        <w:rPr>
+          <w:rFonts w:ascii="Times New Roman" w:hAnsi="Times New Roman" w:cs="Times New Roman"/>
+          <w:sz w:val="28"/>
+          <w:szCs w:val="28"/>
+        </w:rPr>
+      </w:pPr>
+      <w:r>
+        <w:rPr>
+          <w:rFonts w:ascii="Times New Roman" w:hAnsi="Times New Roman" w:cs="Times New Roman"/>
+          <w:sz w:val="28"/>
+          <w:szCs w:val="28"/>
+        </w:rPr>
         <w:t>/var/log/apache2/error.log</w:t>
       </w:r>
     </w:p>
     <w:p>
-      <w:r>
+      <w:pPr>
+        <w:rPr>
+          <w:rFonts w:ascii="Times New Roman" w:hAnsi="Times New Roman" w:cs="Times New Roman"/>
+          <w:sz w:val="28"/>
+          <w:szCs w:val="28"/>
+        </w:rPr>
+      </w:pPr>
+      <w:r>
+        <w:rPr>
+          <w:rFonts w:ascii="Times New Roman" w:hAnsi="Times New Roman" w:cs="Times New Roman"/>
+          <w:sz w:val="28"/>
+          <w:szCs w:val="28"/>
+        </w:rPr>
         <w:t>Apache error logs.</w:t>
       </w:r>
     </w:p>
     <w:p>
-      <w:r>
+      <w:pPr>
+        <w:rPr>
+          <w:rFonts w:ascii="Times New Roman" w:hAnsi="Times New Roman" w:cs="Times New Roman"/>
+          <w:sz w:val="28"/>
+          <w:szCs w:val="28"/>
+        </w:rPr>
+      </w:pPr>
+      <w:r>
+        <w:rPr>
+          <w:rFonts w:ascii="Times New Roman" w:hAnsi="Times New Roman" w:cs="Times New Roman"/>
+          <w:sz w:val="28"/>
+          <w:szCs w:val="28"/>
+        </w:rPr>
         <w:pict w14:anchorId="537151DD">
-          <v:rect id="_x0000_i1259" style="width:0;height:1.5pt" o:hralign="center" o:hrstd="t" o:hr="t" fillcolor="#a0a0a0" stroked="f"/>
+          <v:rect id="_x0000_i1037" style="width:0;height:1.5pt" o:hralign="center" o:hrstd="t" o:hr="t" fillcolor="#a0a0a0" stroked="f"/>
         </w:pict>
       </w:r>
     </w:p>
     <w:p>
       <w:pPr>
         <w:rPr>
+          <w:rFonts w:ascii="Times New Roman" w:hAnsi="Times New Roman" w:cs="Times New Roman"/>
           <w:b/>
           <w:bCs/>
-        </w:rPr>
-      </w:pPr>
-      <w:r>
-        <w:rPr>
+          <w:sz w:val="28"/>
+          <w:szCs w:val="28"/>
+        </w:rPr>
+      </w:pPr>
+      <w:r>
+        <w:rPr>
+          <w:rFonts w:ascii="Times New Roman" w:hAnsi="Times New Roman" w:cs="Times New Roman"/>
           <w:b/>
           <w:bCs/>
+          <w:sz w:val="28"/>
+          <w:szCs w:val="28"/>
         </w:rPr>
         <w:t>Screenshot Placeholder</w:t>
       </w:r>
     </w:p>
     <w:p>
-      <w:r>
-        <w:rPr>
+      <w:pPr>
+        <w:rPr>
+          <w:rFonts w:ascii="Times New Roman" w:hAnsi="Times New Roman" w:cs="Times New Roman"/>
+          <w:sz w:val="28"/>
+          <w:szCs w:val="28"/>
+        </w:rPr>
+      </w:pPr>
+      <w:r>
+        <w:rPr>
+          <w:rFonts w:ascii="Times New Roman" w:hAnsi="Times New Roman" w:cs="Times New Roman"/>
           <w:b/>
           <w:bCs/>
+          <w:sz w:val="28"/>
+          <w:szCs w:val="28"/>
         </w:rPr>
         <w:t>[Screenshot Here – Linux Log Files]</w:t>
       </w:r>
     </w:p>
     <w:p>
-      <w:r>
+      <w:pPr>
+        <w:rPr>
+          <w:rFonts w:ascii="Times New Roman" w:hAnsi="Times New Roman" w:cs="Times New Roman"/>
+          <w:sz w:val="28"/>
+          <w:szCs w:val="28"/>
+        </w:rPr>
+      </w:pPr>
+      <w:r>
+        <w:rPr>
+          <w:rFonts w:ascii="Times New Roman" w:hAnsi="Times New Roman" w:cs="Times New Roman"/>
+          <w:sz w:val="28"/>
+          <w:szCs w:val="28"/>
+        </w:rPr>
         <w:pict w14:anchorId="3D5E8079">
-          <v:rect id="_x0000_i1260" style="width:0;height:1.5pt" o:hralign="center" o:hrstd="t" o:hr="t" fillcolor="#a0a0a0" stroked="f"/>
+          <v:rect id="_x0000_i1038" style="width:0;height:1.5pt" o:hralign="center" o:hrstd="t" o:hr="t" fillcolor="#a0a0a0" stroked="f"/>
         </w:pict>
       </w:r>
     </w:p>
     <w:p>
       <w:pPr>
         <w:rPr>
+          <w:rFonts w:ascii="Times New Roman" w:hAnsi="Times New Roman" w:cs="Times New Roman"/>
           <w:b/>
           <w:bCs/>
-        </w:rPr>
-      </w:pPr>
-      <w:r>
-        <w:rPr>
+          <w:sz w:val="28"/>
+          <w:szCs w:val="28"/>
+        </w:rPr>
+      </w:pPr>
+      <w:r>
+        <w:rPr>
+          <w:rFonts w:ascii="Times New Roman" w:hAnsi="Times New Roman" w:cs="Times New Roman"/>
           <w:b/>
           <w:bCs/>
+          <w:sz w:val="28"/>
+          <w:szCs w:val="28"/>
         </w:rPr>
         <w:t>8.6 Understanding Log Analysis</w:t>
       </w:r>
     </w:p>
     <w:p>
-      <w:r>
+      <w:pPr>
+        <w:rPr>
+          <w:rFonts w:ascii="Times New Roman" w:hAnsi="Times New Roman" w:cs="Times New Roman"/>
+          <w:sz w:val="28"/>
+          <w:szCs w:val="28"/>
+        </w:rPr>
+      </w:pPr>
+      <w:r>
+        <w:rPr>
+          <w:rFonts w:ascii="Times New Roman" w:hAnsi="Times New Roman" w:cs="Times New Roman"/>
+          <w:sz w:val="28"/>
+          <w:szCs w:val="28"/>
+        </w:rPr>
         <w:t>Collecting logs alone is not enough.</w:t>
       </w:r>
     </w:p>
     <w:p>
-      <w:r>
-        <w:t>The Wazuh Manager analyzes every incoming log using:</w:t>
+      <w:pPr>
+        <w:rPr>
+          <w:rFonts w:ascii="Times New Roman" w:hAnsi="Times New Roman" w:cs="Times New Roman"/>
+          <w:sz w:val="28"/>
+          <w:szCs w:val="28"/>
+        </w:rPr>
+      </w:pPr>
+      <w:r>
+        <w:rPr>
+          <w:rFonts w:ascii="Times New Roman" w:hAnsi="Times New Roman" w:cs="Times New Roman"/>
+          <w:sz w:val="28"/>
+          <w:szCs w:val="28"/>
+        </w:rPr>
+        <w:t xml:space="preserve">The </w:t>
+      </w:r>
+      <w:proofErr w:type="spellStart"/>
+      <w:r>
+        <w:rPr>
+          <w:rFonts w:ascii="Times New Roman" w:hAnsi="Times New Roman" w:cs="Times New Roman"/>
+          <w:sz w:val="28"/>
+          <w:szCs w:val="28"/>
+        </w:rPr>
+        <w:t>Wazuh</w:t>
+      </w:r>
+      <w:proofErr w:type="spellEnd"/>
+      <w:r>
+        <w:rPr>
+          <w:rFonts w:ascii="Times New Roman" w:hAnsi="Times New Roman" w:cs="Times New Roman"/>
+          <w:sz w:val="28"/>
+          <w:szCs w:val="28"/>
+        </w:rPr>
+        <w:t xml:space="preserve"> Manager analyzes every incoming log using:</w:t>
       </w:r>
     </w:p>
     <w:p>
@@ -1416,8 +3199,18 @@
           <w:ilvl w:val="0"/>
           <w:numId w:val="8"/>
         </w:numPr>
-      </w:pPr>
-      <w:r>
+        <w:rPr>
+          <w:rFonts w:ascii="Times New Roman" w:hAnsi="Times New Roman" w:cs="Times New Roman"/>
+          <w:sz w:val="28"/>
+          <w:szCs w:val="28"/>
+        </w:rPr>
+      </w:pPr>
+      <w:r>
+        <w:rPr>
+          <w:rFonts w:ascii="Times New Roman" w:hAnsi="Times New Roman" w:cs="Times New Roman"/>
+          <w:sz w:val="28"/>
+          <w:szCs w:val="28"/>
+        </w:rPr>
         <w:t>Rules</w:t>
       </w:r>
     </w:p>
@@ -1427,8 +3220,19 @@
           <w:ilvl w:val="0"/>
           <w:numId w:val="8"/>
         </w:numPr>
-      </w:pPr>
-      <w:r>
+        <w:rPr>
+          <w:rFonts w:ascii="Times New Roman" w:hAnsi="Times New Roman" w:cs="Times New Roman"/>
+          <w:sz w:val="28"/>
+          <w:szCs w:val="28"/>
+        </w:rPr>
+      </w:pPr>
+      <w:r>
+        <w:rPr>
+          <w:rFonts w:ascii="Times New Roman" w:hAnsi="Times New Roman" w:cs="Times New Roman"/>
+          <w:sz w:val="28"/>
+          <w:szCs w:val="28"/>
+        </w:rPr>
+        <w:lastRenderedPageBreak/>
         <w:t>Decoders</w:t>
       </w:r>
     </w:p>
@@ -1438,8 +3242,18 @@
           <w:ilvl w:val="0"/>
           <w:numId w:val="8"/>
         </w:numPr>
-      </w:pPr>
-      <w:r>
+        <w:rPr>
+          <w:rFonts w:ascii="Times New Roman" w:hAnsi="Times New Roman" w:cs="Times New Roman"/>
+          <w:sz w:val="28"/>
+          <w:szCs w:val="28"/>
+        </w:rPr>
+      </w:pPr>
+      <w:r>
+        <w:rPr>
+          <w:rFonts w:ascii="Times New Roman" w:hAnsi="Times New Roman" w:cs="Times New Roman"/>
+          <w:sz w:val="28"/>
+          <w:szCs w:val="28"/>
+        </w:rPr>
         <w:t>Threat intelligence</w:t>
       </w:r>
     </w:p>
@@ -1449,157 +3263,370 @@
           <w:ilvl w:val="0"/>
           <w:numId w:val="8"/>
         </w:numPr>
-      </w:pPr>
-      <w:r>
+        <w:rPr>
+          <w:rFonts w:ascii="Times New Roman" w:hAnsi="Times New Roman" w:cs="Times New Roman"/>
+          <w:sz w:val="28"/>
+          <w:szCs w:val="28"/>
+        </w:rPr>
+      </w:pPr>
+      <w:r>
+        <w:rPr>
+          <w:rFonts w:ascii="Times New Roman" w:hAnsi="Times New Roman" w:cs="Times New Roman"/>
+          <w:sz w:val="28"/>
+          <w:szCs w:val="28"/>
+        </w:rPr>
         <w:t>Detection logic</w:t>
       </w:r>
     </w:p>
     <w:p>
-      <w:r>
+      <w:pPr>
+        <w:rPr>
+          <w:rFonts w:ascii="Times New Roman" w:hAnsi="Times New Roman" w:cs="Times New Roman"/>
+          <w:sz w:val="28"/>
+          <w:szCs w:val="28"/>
+        </w:rPr>
+      </w:pPr>
+      <w:r>
+        <w:rPr>
+          <w:rFonts w:ascii="Times New Roman" w:hAnsi="Times New Roman" w:cs="Times New Roman"/>
+          <w:sz w:val="28"/>
+          <w:szCs w:val="28"/>
+        </w:rPr>
         <w:t>This process determines whether an event is normal or suspicious.</w:t>
       </w:r>
     </w:p>
     <w:p>
-      <w:r>
+      <w:pPr>
+        <w:rPr>
+          <w:rFonts w:ascii="Times New Roman" w:hAnsi="Times New Roman" w:cs="Times New Roman"/>
+          <w:sz w:val="28"/>
+          <w:szCs w:val="28"/>
+        </w:rPr>
+      </w:pPr>
+      <w:r>
+        <w:rPr>
+          <w:rFonts w:ascii="Times New Roman" w:hAnsi="Times New Roman" w:cs="Times New Roman"/>
+          <w:sz w:val="28"/>
+          <w:szCs w:val="28"/>
+        </w:rPr>
         <w:pict w14:anchorId="6D737F17">
-          <v:rect id="_x0000_i1261" style="width:0;height:1.5pt" o:hralign="center" o:hrstd="t" o:hr="t" fillcolor="#a0a0a0" stroked="f"/>
+          <v:rect id="_x0000_i1039" style="width:0;height:1.5pt" o:hralign="center" o:hrstd="t" o:hr="t" fillcolor="#a0a0a0" stroked="f"/>
         </w:pict>
       </w:r>
     </w:p>
     <w:p>
       <w:pPr>
         <w:rPr>
+          <w:rFonts w:ascii="Times New Roman" w:hAnsi="Times New Roman" w:cs="Times New Roman"/>
           <w:b/>
           <w:bCs/>
-        </w:rPr>
-      </w:pPr>
-      <w:r>
-        <w:rPr>
+          <w:sz w:val="28"/>
+          <w:szCs w:val="28"/>
+        </w:rPr>
+      </w:pPr>
+      <w:r>
+        <w:rPr>
+          <w:rFonts w:ascii="Times New Roman" w:hAnsi="Times New Roman" w:cs="Times New Roman"/>
           <w:b/>
           <w:bCs/>
+          <w:sz w:val="28"/>
+          <w:szCs w:val="28"/>
         </w:rPr>
         <w:t>Analysis Workflow</w:t>
       </w:r>
     </w:p>
     <w:p>
-      <w:r>
+      <w:pPr>
+        <w:rPr>
+          <w:rFonts w:ascii="Times New Roman" w:hAnsi="Times New Roman" w:cs="Times New Roman"/>
+          <w:sz w:val="28"/>
+          <w:szCs w:val="28"/>
+        </w:rPr>
+      </w:pPr>
+      <w:r>
+        <w:rPr>
+          <w:rFonts w:ascii="Times New Roman" w:hAnsi="Times New Roman" w:cs="Times New Roman"/>
+          <w:sz w:val="28"/>
+          <w:szCs w:val="28"/>
+        </w:rPr>
         <w:t>Log Received</w:t>
       </w:r>
     </w:p>
     <w:p>
-      <w:r>
+      <w:pPr>
+        <w:rPr>
+          <w:rFonts w:ascii="Times New Roman" w:hAnsi="Times New Roman" w:cs="Times New Roman"/>
+          <w:sz w:val="28"/>
+          <w:szCs w:val="28"/>
+        </w:rPr>
+      </w:pPr>
+      <w:r>
+        <w:rPr>
+          <w:rFonts w:ascii="Times New Roman" w:hAnsi="Times New Roman" w:cs="Times New Roman"/>
+          <w:sz w:val="28"/>
+          <w:szCs w:val="28"/>
+        </w:rPr>
         <w:t xml:space="preserve">      │</w:t>
       </w:r>
     </w:p>
     <w:p>
-      <w:r>
-        <w:t xml:space="preserve">      </w:t>
-      </w:r>
-      <w:r>
-        <w:rPr>
-          <w:rFonts w:ascii="Arial" w:hAnsi="Arial" w:cs="Arial"/>
-        </w:rPr>
-        <w:t>▼</w:t>
-      </w:r>
-    </w:p>
-    <w:p>
-      <w:r>
+      <w:pPr>
+        <w:rPr>
+          <w:rFonts w:ascii="Times New Roman" w:hAnsi="Times New Roman" w:cs="Times New Roman"/>
+          <w:sz w:val="28"/>
+          <w:szCs w:val="28"/>
+        </w:rPr>
+      </w:pPr>
+      <w:r>
+        <w:rPr>
+          <w:rFonts w:ascii="Times New Roman" w:hAnsi="Times New Roman" w:cs="Times New Roman"/>
+          <w:sz w:val="28"/>
+          <w:szCs w:val="28"/>
+        </w:rPr>
+        <w:t xml:space="preserve">      ▼</w:t>
+      </w:r>
+    </w:p>
+    <w:p>
+      <w:pPr>
+        <w:rPr>
+          <w:rFonts w:ascii="Times New Roman" w:hAnsi="Times New Roman" w:cs="Times New Roman"/>
+          <w:sz w:val="28"/>
+          <w:szCs w:val="28"/>
+        </w:rPr>
+      </w:pPr>
+      <w:r>
+        <w:rPr>
+          <w:rFonts w:ascii="Times New Roman" w:hAnsi="Times New Roman" w:cs="Times New Roman"/>
+          <w:sz w:val="28"/>
+          <w:szCs w:val="28"/>
+        </w:rPr>
         <w:t>Decode Log</w:t>
       </w:r>
     </w:p>
     <w:p>
-      <w:r>
-        <w:lastRenderedPageBreak/>
+      <w:pPr>
+        <w:rPr>
+          <w:rFonts w:ascii="Times New Roman" w:hAnsi="Times New Roman" w:cs="Times New Roman"/>
+          <w:sz w:val="28"/>
+          <w:szCs w:val="28"/>
+        </w:rPr>
+      </w:pPr>
+      <w:r>
+        <w:rPr>
+          <w:rFonts w:ascii="Times New Roman" w:hAnsi="Times New Roman" w:cs="Times New Roman"/>
+          <w:sz w:val="28"/>
+          <w:szCs w:val="28"/>
+        </w:rPr>
         <w:t xml:space="preserve">      │</w:t>
       </w:r>
     </w:p>
     <w:p>
-      <w:r>
-        <w:t xml:space="preserve">      </w:t>
-      </w:r>
-      <w:r>
-        <w:rPr>
-          <w:rFonts w:ascii="Arial" w:hAnsi="Arial" w:cs="Arial"/>
-        </w:rPr>
-        <w:t>▼</w:t>
-      </w:r>
-    </w:p>
-    <w:p>
-      <w:r>
+      <w:pPr>
+        <w:rPr>
+          <w:rFonts w:ascii="Times New Roman" w:hAnsi="Times New Roman" w:cs="Times New Roman"/>
+          <w:sz w:val="28"/>
+          <w:szCs w:val="28"/>
+        </w:rPr>
+      </w:pPr>
+      <w:r>
+        <w:rPr>
+          <w:rFonts w:ascii="Times New Roman" w:hAnsi="Times New Roman" w:cs="Times New Roman"/>
+          <w:sz w:val="28"/>
+          <w:szCs w:val="28"/>
+        </w:rPr>
+        <w:t xml:space="preserve">      ▼</w:t>
+      </w:r>
+    </w:p>
+    <w:p>
+      <w:pPr>
+        <w:rPr>
+          <w:rFonts w:ascii="Times New Roman" w:hAnsi="Times New Roman" w:cs="Times New Roman"/>
+          <w:sz w:val="28"/>
+          <w:szCs w:val="28"/>
+        </w:rPr>
+      </w:pPr>
+      <w:r>
+        <w:rPr>
+          <w:rFonts w:ascii="Times New Roman" w:hAnsi="Times New Roman" w:cs="Times New Roman"/>
+          <w:sz w:val="28"/>
+          <w:szCs w:val="28"/>
+        </w:rPr>
         <w:t>Apply Rules</w:t>
       </w:r>
     </w:p>
     <w:p>
-      <w:r>
+      <w:pPr>
+        <w:rPr>
+          <w:rFonts w:ascii="Times New Roman" w:hAnsi="Times New Roman" w:cs="Times New Roman"/>
+          <w:sz w:val="28"/>
+          <w:szCs w:val="28"/>
+        </w:rPr>
+      </w:pPr>
+      <w:r>
+        <w:rPr>
+          <w:rFonts w:ascii="Times New Roman" w:hAnsi="Times New Roman" w:cs="Times New Roman"/>
+          <w:sz w:val="28"/>
+          <w:szCs w:val="28"/>
+        </w:rPr>
         <w:t xml:space="preserve">      │</w:t>
       </w:r>
     </w:p>
     <w:p>
-      <w:r>
-        <w:t xml:space="preserve">      </w:t>
-      </w:r>
-      <w:r>
-        <w:rPr>
-          <w:rFonts w:ascii="Arial" w:hAnsi="Arial" w:cs="Arial"/>
-        </w:rPr>
-        <w:t>▼</w:t>
-      </w:r>
-    </w:p>
-    <w:p>
-      <w:r>
+      <w:pPr>
+        <w:rPr>
+          <w:rFonts w:ascii="Times New Roman" w:hAnsi="Times New Roman" w:cs="Times New Roman"/>
+          <w:sz w:val="28"/>
+          <w:szCs w:val="28"/>
+        </w:rPr>
+      </w:pPr>
+      <w:r>
+        <w:rPr>
+          <w:rFonts w:ascii="Times New Roman" w:hAnsi="Times New Roman" w:cs="Times New Roman"/>
+          <w:sz w:val="28"/>
+          <w:szCs w:val="28"/>
+        </w:rPr>
+        <w:t xml:space="preserve">      ▼</w:t>
+      </w:r>
+    </w:p>
+    <w:p>
+      <w:pPr>
+        <w:rPr>
+          <w:rFonts w:ascii="Times New Roman" w:hAnsi="Times New Roman" w:cs="Times New Roman"/>
+          <w:sz w:val="28"/>
+          <w:szCs w:val="28"/>
+        </w:rPr>
+      </w:pPr>
+      <w:r>
+        <w:rPr>
+          <w:rFonts w:ascii="Times New Roman" w:hAnsi="Times New Roman" w:cs="Times New Roman"/>
+          <w:sz w:val="28"/>
+          <w:szCs w:val="28"/>
+        </w:rPr>
         <w:t>Generate Alert</w:t>
       </w:r>
     </w:p>
     <w:p>
-      <w:r>
+      <w:pPr>
+        <w:rPr>
+          <w:rFonts w:ascii="Times New Roman" w:hAnsi="Times New Roman" w:cs="Times New Roman"/>
+          <w:sz w:val="28"/>
+          <w:szCs w:val="28"/>
+        </w:rPr>
+      </w:pPr>
+      <w:r>
+        <w:rPr>
+          <w:rFonts w:ascii="Times New Roman" w:hAnsi="Times New Roman" w:cs="Times New Roman"/>
+          <w:sz w:val="28"/>
+          <w:szCs w:val="28"/>
+        </w:rPr>
         <w:t xml:space="preserve">      │</w:t>
       </w:r>
     </w:p>
     <w:p>
-      <w:r>
-        <w:t xml:space="preserve">      </w:t>
-      </w:r>
-      <w:r>
-        <w:rPr>
-          <w:rFonts w:ascii="Arial" w:hAnsi="Arial" w:cs="Arial"/>
-        </w:rPr>
-        <w:t>▼</w:t>
-      </w:r>
-    </w:p>
-    <w:p>
-      <w:r>
+      <w:pPr>
+        <w:rPr>
+          <w:rFonts w:ascii="Times New Roman" w:hAnsi="Times New Roman" w:cs="Times New Roman"/>
+          <w:sz w:val="28"/>
+          <w:szCs w:val="28"/>
+        </w:rPr>
+      </w:pPr>
+      <w:r>
+        <w:rPr>
+          <w:rFonts w:ascii="Times New Roman" w:hAnsi="Times New Roman" w:cs="Times New Roman"/>
+          <w:sz w:val="28"/>
+          <w:szCs w:val="28"/>
+        </w:rPr>
+        <w:t xml:space="preserve">      ▼</w:t>
+      </w:r>
+    </w:p>
+    <w:p>
+      <w:pPr>
+        <w:rPr>
+          <w:rFonts w:ascii="Times New Roman" w:hAnsi="Times New Roman" w:cs="Times New Roman"/>
+          <w:sz w:val="28"/>
+          <w:szCs w:val="28"/>
+        </w:rPr>
+      </w:pPr>
+      <w:r>
+        <w:rPr>
+          <w:rFonts w:ascii="Times New Roman" w:hAnsi="Times New Roman" w:cs="Times New Roman"/>
+          <w:sz w:val="28"/>
+          <w:szCs w:val="28"/>
+        </w:rPr>
         <w:t>Store in Indexer</w:t>
       </w:r>
     </w:p>
     <w:p>
-      <w:r>
+      <w:pPr>
+        <w:rPr>
+          <w:rFonts w:ascii="Times New Roman" w:hAnsi="Times New Roman" w:cs="Times New Roman"/>
+          <w:sz w:val="28"/>
+          <w:szCs w:val="28"/>
+        </w:rPr>
+      </w:pPr>
+      <w:r>
+        <w:rPr>
+          <w:rFonts w:ascii="Times New Roman" w:hAnsi="Times New Roman" w:cs="Times New Roman"/>
+          <w:sz w:val="28"/>
+          <w:szCs w:val="28"/>
+        </w:rPr>
         <w:pict w14:anchorId="02DF8D18">
-          <v:rect id="_x0000_i1262" style="width:0;height:1.5pt" o:hralign="center" o:hrstd="t" o:hr="t" fillcolor="#a0a0a0" stroked="f"/>
+          <v:rect id="_x0000_i1040" style="width:0;height:1.5pt" o:hralign="center" o:hrstd="t" o:hr="t" fillcolor="#a0a0a0" stroked="f"/>
         </w:pict>
       </w:r>
     </w:p>
     <w:p>
       <w:pPr>
         <w:rPr>
+          <w:rFonts w:ascii="Times New Roman" w:hAnsi="Times New Roman" w:cs="Times New Roman"/>
           <w:b/>
           <w:bCs/>
-        </w:rPr>
-      </w:pPr>
-      <w:r>
-        <w:rPr>
+          <w:sz w:val="28"/>
+          <w:szCs w:val="28"/>
+        </w:rPr>
+      </w:pPr>
+      <w:r>
+        <w:rPr>
+          <w:rFonts w:ascii="Times New Roman" w:hAnsi="Times New Roman" w:cs="Times New Roman"/>
           <w:b/>
           <w:bCs/>
+          <w:sz w:val="28"/>
+          <w:szCs w:val="28"/>
         </w:rPr>
         <w:t>8.7 Searching Logs</w:t>
       </w:r>
     </w:p>
     <w:p>
-      <w:r>
+      <w:pPr>
+        <w:rPr>
+          <w:rFonts w:ascii="Times New Roman" w:hAnsi="Times New Roman" w:cs="Times New Roman"/>
+          <w:sz w:val="28"/>
+          <w:szCs w:val="28"/>
+        </w:rPr>
+      </w:pPr>
+      <w:r>
+        <w:rPr>
+          <w:rFonts w:ascii="Times New Roman" w:hAnsi="Times New Roman" w:cs="Times New Roman"/>
+          <w:sz w:val="28"/>
+          <w:szCs w:val="28"/>
+        </w:rPr>
         <w:t>The Dashboard provides a powerful search function.</w:t>
       </w:r>
     </w:p>
     <w:p>
-      <w:r>
+      <w:pPr>
+        <w:rPr>
+          <w:rFonts w:ascii="Times New Roman" w:hAnsi="Times New Roman" w:cs="Times New Roman"/>
+          <w:sz w:val="28"/>
+          <w:szCs w:val="28"/>
+        </w:rPr>
+      </w:pPr>
+      <w:r>
+        <w:rPr>
+          <w:rFonts w:ascii="Times New Roman" w:hAnsi="Times New Roman" w:cs="Times New Roman"/>
+          <w:sz w:val="28"/>
+          <w:szCs w:val="28"/>
+        </w:rPr>
         <w:t>You can search using:</w:t>
       </w:r>
     </w:p>
@@ -1609,8 +3636,18 @@
           <w:ilvl w:val="0"/>
           <w:numId w:val="9"/>
         </w:numPr>
-      </w:pPr>
-      <w:r>
+        <w:rPr>
+          <w:rFonts w:ascii="Times New Roman" w:hAnsi="Times New Roman" w:cs="Times New Roman"/>
+          <w:sz w:val="28"/>
+          <w:szCs w:val="28"/>
+        </w:rPr>
+      </w:pPr>
+      <w:r>
+        <w:rPr>
+          <w:rFonts w:ascii="Times New Roman" w:hAnsi="Times New Roman" w:cs="Times New Roman"/>
+          <w:sz w:val="28"/>
+          <w:szCs w:val="28"/>
+        </w:rPr>
         <w:t>IP Address</w:t>
       </w:r>
     </w:p>
@@ -1620,8 +3657,19 @@
           <w:ilvl w:val="0"/>
           <w:numId w:val="9"/>
         </w:numPr>
-      </w:pPr>
-      <w:r>
+        <w:rPr>
+          <w:rFonts w:ascii="Times New Roman" w:hAnsi="Times New Roman" w:cs="Times New Roman"/>
+          <w:sz w:val="28"/>
+          <w:szCs w:val="28"/>
+        </w:rPr>
+      </w:pPr>
+      <w:r>
+        <w:rPr>
+          <w:rFonts w:ascii="Times New Roman" w:hAnsi="Times New Roman" w:cs="Times New Roman"/>
+          <w:sz w:val="28"/>
+          <w:szCs w:val="28"/>
+        </w:rPr>
+        <w:lastRenderedPageBreak/>
         <w:t>Username</w:t>
       </w:r>
     </w:p>
@@ -1631,8 +3679,18 @@
           <w:ilvl w:val="0"/>
           <w:numId w:val="9"/>
         </w:numPr>
-      </w:pPr>
-      <w:r>
+        <w:rPr>
+          <w:rFonts w:ascii="Times New Roman" w:hAnsi="Times New Roman" w:cs="Times New Roman"/>
+          <w:sz w:val="28"/>
+          <w:szCs w:val="28"/>
+        </w:rPr>
+      </w:pPr>
+      <w:r>
+        <w:rPr>
+          <w:rFonts w:ascii="Times New Roman" w:hAnsi="Times New Roman" w:cs="Times New Roman"/>
+          <w:sz w:val="28"/>
+          <w:szCs w:val="28"/>
+        </w:rPr>
         <w:t>Event ID</w:t>
       </w:r>
     </w:p>
@@ -1642,8 +3700,18 @@
           <w:ilvl w:val="0"/>
           <w:numId w:val="9"/>
         </w:numPr>
-      </w:pPr>
-      <w:r>
+        <w:rPr>
+          <w:rFonts w:ascii="Times New Roman" w:hAnsi="Times New Roman" w:cs="Times New Roman"/>
+          <w:sz w:val="28"/>
+          <w:szCs w:val="28"/>
+        </w:rPr>
+      </w:pPr>
+      <w:r>
+        <w:rPr>
+          <w:rFonts w:ascii="Times New Roman" w:hAnsi="Times New Roman" w:cs="Times New Roman"/>
+          <w:sz w:val="28"/>
+          <w:szCs w:val="28"/>
+        </w:rPr>
         <w:t>Process Name</w:t>
       </w:r>
     </w:p>
@@ -1653,8 +3721,18 @@
           <w:ilvl w:val="0"/>
           <w:numId w:val="9"/>
         </w:numPr>
-      </w:pPr>
-      <w:r>
+        <w:rPr>
+          <w:rFonts w:ascii="Times New Roman" w:hAnsi="Times New Roman" w:cs="Times New Roman"/>
+          <w:sz w:val="28"/>
+          <w:szCs w:val="28"/>
+        </w:rPr>
+      </w:pPr>
+      <w:r>
+        <w:rPr>
+          <w:rFonts w:ascii="Times New Roman" w:hAnsi="Times New Roman" w:cs="Times New Roman"/>
+          <w:sz w:val="28"/>
+          <w:szCs w:val="28"/>
+        </w:rPr>
         <w:t>Rule ID</w:t>
       </w:r>
     </w:p>
@@ -1664,8 +3742,18 @@
           <w:ilvl w:val="0"/>
           <w:numId w:val="9"/>
         </w:numPr>
-      </w:pPr>
-      <w:r>
+        <w:rPr>
+          <w:rFonts w:ascii="Times New Roman" w:hAnsi="Times New Roman" w:cs="Times New Roman"/>
+          <w:sz w:val="28"/>
+          <w:szCs w:val="28"/>
+        </w:rPr>
+      </w:pPr>
+      <w:r>
+        <w:rPr>
+          <w:rFonts w:ascii="Times New Roman" w:hAnsi="Times New Roman" w:cs="Times New Roman"/>
+          <w:sz w:val="28"/>
+          <w:szCs w:val="28"/>
+        </w:rPr>
         <w:t>Agent Name</w:t>
       </w:r>
     </w:p>
@@ -1675,144 +3763,380 @@
           <w:ilvl w:val="0"/>
           <w:numId w:val="9"/>
         </w:numPr>
-      </w:pPr>
-      <w:r>
+        <w:rPr>
+          <w:rFonts w:ascii="Times New Roman" w:hAnsi="Times New Roman" w:cs="Times New Roman"/>
+          <w:sz w:val="28"/>
+          <w:szCs w:val="28"/>
+        </w:rPr>
+      </w:pPr>
+      <w:r>
+        <w:rPr>
+          <w:rFonts w:ascii="Times New Roman" w:hAnsi="Times New Roman" w:cs="Times New Roman"/>
+          <w:sz w:val="28"/>
+          <w:szCs w:val="28"/>
+        </w:rPr>
         <w:t>File Name</w:t>
       </w:r>
     </w:p>
     <w:p>
-      <w:r>
+      <w:pPr>
+        <w:rPr>
+          <w:rFonts w:ascii="Times New Roman" w:hAnsi="Times New Roman" w:cs="Times New Roman"/>
+          <w:sz w:val="28"/>
+          <w:szCs w:val="28"/>
+        </w:rPr>
+      </w:pPr>
+      <w:r>
+        <w:rPr>
+          <w:rFonts w:ascii="Times New Roman" w:hAnsi="Times New Roman" w:cs="Times New Roman"/>
+          <w:sz w:val="28"/>
+          <w:szCs w:val="28"/>
+        </w:rPr>
         <w:pict w14:anchorId="55348F62">
-          <v:rect id="_x0000_i1263" style="width:0;height:1.5pt" o:hralign="center" o:hrstd="t" o:hr="t" fillcolor="#a0a0a0" stroked="f"/>
+          <v:rect id="_x0000_i1041" style="width:0;height:1.5pt" o:hralign="center" o:hrstd="t" o:hr="t" fillcolor="#a0a0a0" stroked="f"/>
         </w:pict>
       </w:r>
     </w:p>
     <w:p>
       <w:pPr>
         <w:rPr>
+          <w:rFonts w:ascii="Times New Roman" w:hAnsi="Times New Roman" w:cs="Times New Roman"/>
           <w:b/>
           <w:bCs/>
-        </w:rPr>
-      </w:pPr>
-      <w:r>
-        <w:rPr>
+          <w:sz w:val="28"/>
+          <w:szCs w:val="28"/>
+        </w:rPr>
+      </w:pPr>
+      <w:r>
+        <w:rPr>
+          <w:rFonts w:ascii="Times New Roman" w:hAnsi="Times New Roman" w:cs="Times New Roman"/>
           <w:b/>
           <w:bCs/>
+          <w:sz w:val="28"/>
+          <w:szCs w:val="28"/>
         </w:rPr>
         <w:t>Example Searches</w:t>
       </w:r>
     </w:p>
     <w:p>
-      <w:r>
+      <w:pPr>
+        <w:rPr>
+          <w:rFonts w:ascii="Times New Roman" w:hAnsi="Times New Roman" w:cs="Times New Roman"/>
+          <w:sz w:val="28"/>
+          <w:szCs w:val="28"/>
+        </w:rPr>
+      </w:pPr>
+      <w:r>
+        <w:rPr>
+          <w:rFonts w:ascii="Times New Roman" w:hAnsi="Times New Roman" w:cs="Times New Roman"/>
+          <w:sz w:val="28"/>
+          <w:szCs w:val="28"/>
+        </w:rPr>
         <w:t>Search for:</w:t>
       </w:r>
     </w:p>
     <w:p>
-      <w:r>
+      <w:pPr>
+        <w:rPr>
+          <w:rFonts w:ascii="Times New Roman" w:hAnsi="Times New Roman" w:cs="Times New Roman"/>
+          <w:sz w:val="28"/>
+          <w:szCs w:val="28"/>
+        </w:rPr>
+      </w:pPr>
+      <w:r>
+        <w:rPr>
+          <w:rFonts w:ascii="Times New Roman" w:hAnsi="Times New Roman" w:cs="Times New Roman"/>
+          <w:sz w:val="28"/>
+          <w:szCs w:val="28"/>
+        </w:rPr>
         <w:t>192.168.56.20</w:t>
       </w:r>
     </w:p>
     <w:p>
-      <w:r>
+      <w:pPr>
+        <w:rPr>
+          <w:rFonts w:ascii="Times New Roman" w:hAnsi="Times New Roman" w:cs="Times New Roman"/>
+          <w:sz w:val="28"/>
+          <w:szCs w:val="28"/>
+        </w:rPr>
+      </w:pPr>
+      <w:r>
+        <w:rPr>
+          <w:rFonts w:ascii="Times New Roman" w:hAnsi="Times New Roman" w:cs="Times New Roman"/>
+          <w:sz w:val="28"/>
+          <w:szCs w:val="28"/>
+        </w:rPr>
         <w:t>Search for:</w:t>
       </w:r>
     </w:p>
     <w:p>
-      <w:r>
+      <w:pPr>
+        <w:rPr>
+          <w:rFonts w:ascii="Times New Roman" w:hAnsi="Times New Roman" w:cs="Times New Roman"/>
+          <w:sz w:val="28"/>
+          <w:szCs w:val="28"/>
+        </w:rPr>
+      </w:pPr>
+      <w:r>
+        <w:rPr>
+          <w:rFonts w:ascii="Times New Roman" w:hAnsi="Times New Roman" w:cs="Times New Roman"/>
+          <w:sz w:val="28"/>
+          <w:szCs w:val="28"/>
+        </w:rPr>
         <w:t>administrator</w:t>
       </w:r>
     </w:p>
     <w:p>
-      <w:r>
-        <w:lastRenderedPageBreak/>
+      <w:pPr>
+        <w:rPr>
+          <w:rFonts w:ascii="Times New Roman" w:hAnsi="Times New Roman" w:cs="Times New Roman"/>
+          <w:sz w:val="28"/>
+          <w:szCs w:val="28"/>
+        </w:rPr>
+      </w:pPr>
+      <w:r>
+        <w:rPr>
+          <w:rFonts w:ascii="Times New Roman" w:hAnsi="Times New Roman" w:cs="Times New Roman"/>
+          <w:sz w:val="28"/>
+          <w:szCs w:val="28"/>
+        </w:rPr>
         <w:t>Search for:</w:t>
       </w:r>
     </w:p>
     <w:p>
-      <w:r>
+      <w:pPr>
+        <w:rPr>
+          <w:rFonts w:ascii="Times New Roman" w:hAnsi="Times New Roman" w:cs="Times New Roman"/>
+          <w:sz w:val="28"/>
+          <w:szCs w:val="28"/>
+        </w:rPr>
+      </w:pPr>
+      <w:r>
+        <w:rPr>
+          <w:rFonts w:ascii="Times New Roman" w:hAnsi="Times New Roman" w:cs="Times New Roman"/>
+          <w:sz w:val="28"/>
+          <w:szCs w:val="28"/>
+        </w:rPr>
         <w:t>failed password</w:t>
       </w:r>
     </w:p>
     <w:p>
-      <w:r>
+      <w:pPr>
+        <w:rPr>
+          <w:rFonts w:ascii="Times New Roman" w:hAnsi="Times New Roman" w:cs="Times New Roman"/>
+          <w:sz w:val="28"/>
+          <w:szCs w:val="28"/>
+        </w:rPr>
+      </w:pPr>
+      <w:r>
+        <w:rPr>
+          <w:rFonts w:ascii="Times New Roman" w:hAnsi="Times New Roman" w:cs="Times New Roman"/>
+          <w:sz w:val="28"/>
+          <w:szCs w:val="28"/>
+        </w:rPr>
         <w:t>Search for:</w:t>
       </w:r>
     </w:p>
     <w:p>
-      <w:r>
+      <w:pPr>
+        <w:rPr>
+          <w:rFonts w:ascii="Times New Roman" w:hAnsi="Times New Roman" w:cs="Times New Roman"/>
+          <w:sz w:val="28"/>
+          <w:szCs w:val="28"/>
+        </w:rPr>
+      </w:pPr>
+      <w:r>
+        <w:rPr>
+          <w:rFonts w:ascii="Times New Roman" w:hAnsi="Times New Roman" w:cs="Times New Roman"/>
+          <w:sz w:val="28"/>
+          <w:szCs w:val="28"/>
+        </w:rPr>
         <w:t>ssh</w:t>
       </w:r>
     </w:p>
     <w:p>
-      <w:r>
+      <w:pPr>
+        <w:rPr>
+          <w:rFonts w:ascii="Times New Roman" w:hAnsi="Times New Roman" w:cs="Times New Roman"/>
+          <w:sz w:val="28"/>
+          <w:szCs w:val="28"/>
+        </w:rPr>
+      </w:pPr>
+      <w:r>
+        <w:rPr>
+          <w:rFonts w:ascii="Times New Roman" w:hAnsi="Times New Roman" w:cs="Times New Roman"/>
+          <w:sz w:val="28"/>
+          <w:szCs w:val="28"/>
+        </w:rPr>
         <w:t>These searches help analysts quickly locate relevant events.</w:t>
       </w:r>
     </w:p>
     <w:p>
-      <w:r>
+      <w:pPr>
+        <w:rPr>
+          <w:rFonts w:ascii="Times New Roman" w:hAnsi="Times New Roman" w:cs="Times New Roman"/>
+          <w:sz w:val="28"/>
+          <w:szCs w:val="28"/>
+        </w:rPr>
+      </w:pPr>
+      <w:r>
+        <w:rPr>
+          <w:rFonts w:ascii="Times New Roman" w:hAnsi="Times New Roman" w:cs="Times New Roman"/>
+          <w:sz w:val="28"/>
+          <w:szCs w:val="28"/>
+        </w:rPr>
         <w:pict w14:anchorId="5C6D8F40">
-          <v:rect id="_x0000_i1264" style="width:0;height:1.5pt" o:hralign="center" o:hrstd="t" o:hr="t" fillcolor="#a0a0a0" stroked="f"/>
+          <v:rect id="_x0000_i1042" style="width:0;height:1.5pt" o:hralign="center" o:hrstd="t" o:hr="t" fillcolor="#a0a0a0" stroked="f"/>
         </w:pict>
       </w:r>
     </w:p>
     <w:p>
       <w:pPr>
         <w:rPr>
+          <w:rFonts w:ascii="Times New Roman" w:hAnsi="Times New Roman" w:cs="Times New Roman"/>
           <w:b/>
           <w:bCs/>
-        </w:rPr>
-      </w:pPr>
-      <w:r>
-        <w:rPr>
+          <w:sz w:val="28"/>
+          <w:szCs w:val="28"/>
+        </w:rPr>
+      </w:pPr>
+      <w:r>
+        <w:rPr>
+          <w:rFonts w:ascii="Times New Roman" w:hAnsi="Times New Roman" w:cs="Times New Roman"/>
           <w:b/>
           <w:bCs/>
+          <w:sz w:val="28"/>
+          <w:szCs w:val="28"/>
         </w:rPr>
         <w:t>Screenshot Placeholder</w:t>
       </w:r>
     </w:p>
     <w:p>
-      <w:r>
-        <w:rPr>
+      <w:pPr>
+        <w:rPr>
+          <w:rFonts w:ascii="Times New Roman" w:hAnsi="Times New Roman" w:cs="Times New Roman"/>
+          <w:sz w:val="28"/>
+          <w:szCs w:val="28"/>
+        </w:rPr>
+      </w:pPr>
+      <w:r>
+        <w:rPr>
+          <w:rFonts w:ascii="Times New Roman" w:hAnsi="Times New Roman" w:cs="Times New Roman"/>
           <w:b/>
           <w:bCs/>
+          <w:sz w:val="28"/>
+          <w:szCs w:val="28"/>
         </w:rPr>
         <w:t>[Screenshot Here – Dashboard Search Bar]</w:t>
       </w:r>
     </w:p>
     <w:p>
-      <w:r>
+      <w:pPr>
+        <w:rPr>
+          <w:rFonts w:ascii="Times New Roman" w:hAnsi="Times New Roman" w:cs="Times New Roman"/>
+          <w:sz w:val="28"/>
+          <w:szCs w:val="28"/>
+        </w:rPr>
+      </w:pPr>
+      <w:r>
+        <w:rPr>
+          <w:rFonts w:ascii="Times New Roman" w:hAnsi="Times New Roman" w:cs="Times New Roman"/>
+          <w:sz w:val="28"/>
+          <w:szCs w:val="28"/>
+        </w:rPr>
         <w:pict w14:anchorId="721D6343">
-          <v:rect id="_x0000_i1265" style="width:0;height:1.5pt" o:hralign="center" o:hrstd="t" o:hr="t" fillcolor="#a0a0a0" stroked="f"/>
+          <v:rect id="_x0000_i1043" style="width:0;height:1.5pt" o:hralign="center" o:hrstd="t" o:hr="t" fillcolor="#a0a0a0" stroked="f"/>
         </w:pict>
       </w:r>
     </w:p>
     <w:p>
       <w:pPr>
         <w:rPr>
+          <w:rFonts w:ascii="Times New Roman" w:hAnsi="Times New Roman" w:cs="Times New Roman"/>
           <w:b/>
           <w:bCs/>
-        </w:rPr>
-      </w:pPr>
-      <w:r>
-        <w:rPr>
+          <w:sz w:val="28"/>
+          <w:szCs w:val="28"/>
+        </w:rPr>
+      </w:pPr>
+      <w:r>
+        <w:rPr>
+          <w:rFonts w:ascii="Times New Roman" w:hAnsi="Times New Roman" w:cs="Times New Roman"/>
           <w:b/>
           <w:bCs/>
+          <w:sz w:val="28"/>
+          <w:szCs w:val="28"/>
         </w:rPr>
         <w:t>8.8 Understanding Alerts</w:t>
       </w:r>
     </w:p>
     <w:p>
-      <w:r>
+      <w:pPr>
+        <w:rPr>
+          <w:rFonts w:ascii="Times New Roman" w:hAnsi="Times New Roman" w:cs="Times New Roman"/>
+          <w:sz w:val="28"/>
+          <w:szCs w:val="28"/>
+        </w:rPr>
+      </w:pPr>
+      <w:r>
+        <w:rPr>
+          <w:rFonts w:ascii="Times New Roman" w:hAnsi="Times New Roman" w:cs="Times New Roman"/>
+          <w:sz w:val="28"/>
+          <w:szCs w:val="28"/>
+        </w:rPr>
         <w:t>Not every log becomes an alert.</w:t>
       </w:r>
     </w:p>
     <w:p>
-      <w:r>
-        <w:t>The Wazuh Manager compares incoming logs against thousands of predefined detection rules.</w:t>
-      </w:r>
-    </w:p>
-    <w:p>
-      <w:r>
+      <w:pPr>
+        <w:rPr>
+          <w:rFonts w:ascii="Times New Roman" w:hAnsi="Times New Roman" w:cs="Times New Roman"/>
+          <w:sz w:val="28"/>
+          <w:szCs w:val="28"/>
+        </w:rPr>
+      </w:pPr>
+      <w:r>
+        <w:rPr>
+          <w:rFonts w:ascii="Times New Roman" w:hAnsi="Times New Roman" w:cs="Times New Roman"/>
+          <w:sz w:val="28"/>
+          <w:szCs w:val="28"/>
+        </w:rPr>
+        <w:t xml:space="preserve">The </w:t>
+      </w:r>
+      <w:proofErr w:type="spellStart"/>
+      <w:r>
+        <w:rPr>
+          <w:rFonts w:ascii="Times New Roman" w:hAnsi="Times New Roman" w:cs="Times New Roman"/>
+          <w:sz w:val="28"/>
+          <w:szCs w:val="28"/>
+        </w:rPr>
+        <w:t>Wazuh</w:t>
+      </w:r>
+      <w:proofErr w:type="spellEnd"/>
+      <w:r>
+        <w:rPr>
+          <w:rFonts w:ascii="Times New Roman" w:hAnsi="Times New Roman" w:cs="Times New Roman"/>
+          <w:sz w:val="28"/>
+          <w:szCs w:val="28"/>
+        </w:rPr>
+        <w:t xml:space="preserve"> Manager compares incoming logs against thousands of predefined detection rules.</w:t>
+      </w:r>
+    </w:p>
+    <w:p>
+      <w:pPr>
+        <w:rPr>
+          <w:rFonts w:ascii="Times New Roman" w:hAnsi="Times New Roman" w:cs="Times New Roman"/>
+          <w:sz w:val="28"/>
+          <w:szCs w:val="28"/>
+        </w:rPr>
+      </w:pPr>
+      <w:r>
+        <w:rPr>
+          <w:rFonts w:ascii="Times New Roman" w:hAnsi="Times New Roman" w:cs="Times New Roman"/>
+          <w:sz w:val="28"/>
+          <w:szCs w:val="28"/>
+        </w:rPr>
+        <w:lastRenderedPageBreak/>
         <w:t>If a log matches a rule:</w:t>
       </w:r>
     </w:p>
@@ -1822,8 +4146,18 @@
           <w:ilvl w:val="0"/>
           <w:numId w:val="10"/>
         </w:numPr>
-      </w:pPr>
-      <w:r>
+        <w:rPr>
+          <w:rFonts w:ascii="Times New Roman" w:hAnsi="Times New Roman" w:cs="Times New Roman"/>
+          <w:sz w:val="28"/>
+          <w:szCs w:val="28"/>
+        </w:rPr>
+      </w:pPr>
+      <w:r>
+        <w:rPr>
+          <w:rFonts w:ascii="Times New Roman" w:hAnsi="Times New Roman" w:cs="Times New Roman"/>
+          <w:sz w:val="28"/>
+          <w:szCs w:val="28"/>
+        </w:rPr>
         <w:t>An alert is generated.</w:t>
       </w:r>
     </w:p>
@@ -1833,8 +4167,18 @@
           <w:ilvl w:val="0"/>
           <w:numId w:val="10"/>
         </w:numPr>
-      </w:pPr>
-      <w:r>
+        <w:rPr>
+          <w:rFonts w:ascii="Times New Roman" w:hAnsi="Times New Roman" w:cs="Times New Roman"/>
+          <w:sz w:val="28"/>
+          <w:szCs w:val="28"/>
+        </w:rPr>
+      </w:pPr>
+      <w:r>
+        <w:rPr>
+          <w:rFonts w:ascii="Times New Roman" w:hAnsi="Times New Roman" w:cs="Times New Roman"/>
+          <w:sz w:val="28"/>
+          <w:szCs w:val="28"/>
+        </w:rPr>
         <w:t>A severity level is assigned.</w:t>
       </w:r>
     </w:p>
@@ -1844,172 +4188,354 @@
           <w:ilvl w:val="0"/>
           <w:numId w:val="10"/>
         </w:numPr>
-      </w:pPr>
-      <w:r>
+        <w:rPr>
+          <w:rFonts w:ascii="Times New Roman" w:hAnsi="Times New Roman" w:cs="Times New Roman"/>
+          <w:sz w:val="28"/>
+          <w:szCs w:val="28"/>
+        </w:rPr>
+      </w:pPr>
+      <w:r>
+        <w:rPr>
+          <w:rFonts w:ascii="Times New Roman" w:hAnsi="Times New Roman" w:cs="Times New Roman"/>
+          <w:sz w:val="28"/>
+          <w:szCs w:val="28"/>
+        </w:rPr>
         <w:t>The event appears in the Dashboard.</w:t>
       </w:r>
     </w:p>
     <w:p>
-      <w:r>
+      <w:pPr>
+        <w:rPr>
+          <w:rFonts w:ascii="Times New Roman" w:hAnsi="Times New Roman" w:cs="Times New Roman"/>
+          <w:sz w:val="28"/>
+          <w:szCs w:val="28"/>
+        </w:rPr>
+      </w:pPr>
+      <w:r>
+        <w:rPr>
+          <w:rFonts w:ascii="Times New Roman" w:hAnsi="Times New Roman" w:cs="Times New Roman"/>
+          <w:sz w:val="28"/>
+          <w:szCs w:val="28"/>
+        </w:rPr>
         <w:pict w14:anchorId="6C75F973">
-          <v:rect id="_x0000_i1266" style="width:0;height:1.5pt" o:hralign="center" o:hrstd="t" o:hr="t" fillcolor="#a0a0a0" stroked="f"/>
+          <v:rect id="_x0000_i1044" style="width:0;height:1.5pt" o:hralign="center" o:hrstd="t" o:hr="t" fillcolor="#a0a0a0" stroked="f"/>
         </w:pict>
       </w:r>
     </w:p>
     <w:p>
       <w:pPr>
         <w:rPr>
+          <w:rFonts w:ascii="Times New Roman" w:hAnsi="Times New Roman" w:cs="Times New Roman"/>
           <w:b/>
           <w:bCs/>
-        </w:rPr>
-      </w:pPr>
-      <w:r>
-        <w:rPr>
+          <w:sz w:val="28"/>
+          <w:szCs w:val="28"/>
+        </w:rPr>
+      </w:pPr>
+      <w:r>
+        <w:rPr>
+          <w:rFonts w:ascii="Times New Roman" w:hAnsi="Times New Roman" w:cs="Times New Roman"/>
           <w:b/>
           <w:bCs/>
+          <w:sz w:val="28"/>
+          <w:szCs w:val="28"/>
         </w:rPr>
         <w:t>Alert Generation</w:t>
       </w:r>
     </w:p>
     <w:p>
-      <w:r>
+      <w:pPr>
+        <w:rPr>
+          <w:rFonts w:ascii="Times New Roman" w:hAnsi="Times New Roman" w:cs="Times New Roman"/>
+          <w:sz w:val="28"/>
+          <w:szCs w:val="28"/>
+        </w:rPr>
+      </w:pPr>
+      <w:r>
+        <w:rPr>
+          <w:rFonts w:ascii="Times New Roman" w:hAnsi="Times New Roman" w:cs="Times New Roman"/>
+          <w:sz w:val="28"/>
+          <w:szCs w:val="28"/>
+        </w:rPr>
         <w:t>Log Collected</w:t>
       </w:r>
     </w:p>
     <w:p>
-      <w:r>
+      <w:pPr>
+        <w:rPr>
+          <w:rFonts w:ascii="Times New Roman" w:hAnsi="Times New Roman" w:cs="Times New Roman"/>
+          <w:sz w:val="28"/>
+          <w:szCs w:val="28"/>
+        </w:rPr>
+      </w:pPr>
+      <w:r>
+        <w:rPr>
+          <w:rFonts w:ascii="Times New Roman" w:hAnsi="Times New Roman" w:cs="Times New Roman"/>
+          <w:sz w:val="28"/>
+          <w:szCs w:val="28"/>
+        </w:rPr>
         <w:t xml:space="preserve">      │</w:t>
       </w:r>
     </w:p>
     <w:p>
-      <w:r>
-        <w:t xml:space="preserve">      </w:t>
-      </w:r>
-      <w:r>
-        <w:rPr>
-          <w:rFonts w:ascii="Arial" w:hAnsi="Arial" w:cs="Arial"/>
-        </w:rPr>
-        <w:t>▼</w:t>
-      </w:r>
-    </w:p>
-    <w:p>
-      <w:r>
+      <w:pPr>
+        <w:rPr>
+          <w:rFonts w:ascii="Times New Roman" w:hAnsi="Times New Roman" w:cs="Times New Roman"/>
+          <w:sz w:val="28"/>
+          <w:szCs w:val="28"/>
+        </w:rPr>
+      </w:pPr>
+      <w:r>
+        <w:rPr>
+          <w:rFonts w:ascii="Times New Roman" w:hAnsi="Times New Roman" w:cs="Times New Roman"/>
+          <w:sz w:val="28"/>
+          <w:szCs w:val="28"/>
+        </w:rPr>
+        <w:t xml:space="preserve">      ▼</w:t>
+      </w:r>
+    </w:p>
+    <w:p>
+      <w:pPr>
+        <w:rPr>
+          <w:rFonts w:ascii="Times New Roman" w:hAnsi="Times New Roman" w:cs="Times New Roman"/>
+          <w:sz w:val="28"/>
+          <w:szCs w:val="28"/>
+        </w:rPr>
+      </w:pPr>
+      <w:r>
+        <w:rPr>
+          <w:rFonts w:ascii="Times New Roman" w:hAnsi="Times New Roman" w:cs="Times New Roman"/>
+          <w:sz w:val="28"/>
+          <w:szCs w:val="28"/>
+        </w:rPr>
         <w:t>Rule Match?</w:t>
       </w:r>
     </w:p>
     <w:p>
-      <w:r>
+      <w:pPr>
+        <w:rPr>
+          <w:rFonts w:ascii="Times New Roman" w:hAnsi="Times New Roman" w:cs="Times New Roman"/>
+          <w:sz w:val="28"/>
+          <w:szCs w:val="28"/>
+        </w:rPr>
+      </w:pPr>
+      <w:r>
+        <w:rPr>
+          <w:rFonts w:ascii="Times New Roman" w:hAnsi="Times New Roman" w:cs="Times New Roman"/>
+          <w:sz w:val="28"/>
+          <w:szCs w:val="28"/>
+        </w:rPr>
         <w:t xml:space="preserve">      │</w:t>
       </w:r>
     </w:p>
     <w:p>
-      <w:r>
+      <w:pPr>
+        <w:rPr>
+          <w:rFonts w:ascii="Times New Roman" w:hAnsi="Times New Roman" w:cs="Times New Roman"/>
+          <w:sz w:val="28"/>
+          <w:szCs w:val="28"/>
+        </w:rPr>
+      </w:pPr>
+      <w:r>
+        <w:rPr>
+          <w:rFonts w:ascii="Times New Roman" w:hAnsi="Times New Roman" w:cs="Times New Roman"/>
+          <w:sz w:val="28"/>
+          <w:szCs w:val="28"/>
+        </w:rPr>
         <w:t xml:space="preserve"> ┌────</w:t>
       </w:r>
       <w:r>
         <w:rPr>
-          <w:rFonts w:ascii="MS Gothic" w:eastAsia="MS Gothic" w:hAnsi="MS Gothic" w:cs="MS Gothic" w:hint="eastAsia"/>
+          <w:rFonts w:ascii="Times New Roman" w:eastAsia="MS Gothic" w:hAnsi="Times New Roman" w:cs="Times New Roman"/>
+          <w:sz w:val="28"/>
+          <w:szCs w:val="28"/>
         </w:rPr>
         <w:t>┴</w:t>
       </w:r>
       <w:r>
         <w:rPr>
-          <w:rFonts w:ascii="Calibri" w:hAnsi="Calibri" w:cs="Calibri"/>
+          <w:rFonts w:ascii="Times New Roman" w:hAnsi="Times New Roman" w:cs="Times New Roman"/>
+          <w:sz w:val="28"/>
+          <w:szCs w:val="28"/>
         </w:rPr>
         <w:t>─────┐</w:t>
       </w:r>
     </w:p>
     <w:p>
-      <w:r>
+      <w:pPr>
+        <w:rPr>
+          <w:rFonts w:ascii="Times New Roman" w:hAnsi="Times New Roman" w:cs="Times New Roman"/>
+          <w:sz w:val="28"/>
+          <w:szCs w:val="28"/>
+        </w:rPr>
+      </w:pPr>
+      <w:r>
+        <w:rPr>
+          <w:rFonts w:ascii="Times New Roman" w:hAnsi="Times New Roman" w:cs="Times New Roman"/>
+          <w:sz w:val="28"/>
+          <w:szCs w:val="28"/>
+        </w:rPr>
         <w:t xml:space="preserve"> │          │</w:t>
       </w:r>
     </w:p>
     <w:p>
-      <w:r>
+      <w:pPr>
+        <w:rPr>
+          <w:rFonts w:ascii="Times New Roman" w:hAnsi="Times New Roman" w:cs="Times New Roman"/>
+          <w:sz w:val="28"/>
+          <w:szCs w:val="28"/>
+        </w:rPr>
+      </w:pPr>
+      <w:r>
+        <w:rPr>
+          <w:rFonts w:ascii="Times New Roman" w:hAnsi="Times New Roman" w:cs="Times New Roman"/>
+          <w:sz w:val="28"/>
+          <w:szCs w:val="28"/>
+        </w:rPr>
         <w:t>No         Yes</w:t>
       </w:r>
     </w:p>
     <w:p>
-      <w:r>
-        <w:lastRenderedPageBreak/>
+      <w:pPr>
+        <w:rPr>
+          <w:rFonts w:ascii="Times New Roman" w:hAnsi="Times New Roman" w:cs="Times New Roman"/>
+          <w:sz w:val="28"/>
+          <w:szCs w:val="28"/>
+        </w:rPr>
+      </w:pPr>
+      <w:r>
+        <w:rPr>
+          <w:rFonts w:ascii="Times New Roman" w:hAnsi="Times New Roman" w:cs="Times New Roman"/>
+          <w:sz w:val="28"/>
+          <w:szCs w:val="28"/>
+        </w:rPr>
         <w:t xml:space="preserve"> │          │</w:t>
       </w:r>
     </w:p>
     <w:p>
-      <w:r>
+      <w:pPr>
+        <w:rPr>
+          <w:rFonts w:ascii="Times New Roman" w:hAnsi="Times New Roman" w:cs="Times New Roman"/>
+          <w:sz w:val="28"/>
+          <w:szCs w:val="28"/>
+        </w:rPr>
+      </w:pPr>
+      <w:r>
+        <w:rPr>
+          <w:rFonts w:ascii="Times New Roman" w:hAnsi="Times New Roman" w:cs="Times New Roman"/>
+          <w:sz w:val="28"/>
+          <w:szCs w:val="28"/>
+        </w:rPr>
         <w:t>Ignore   Generate Alert</w:t>
       </w:r>
     </w:p>
     <w:p>
-      <w:r>
+      <w:pPr>
+        <w:rPr>
+          <w:rFonts w:ascii="Times New Roman" w:hAnsi="Times New Roman" w:cs="Times New Roman"/>
+          <w:sz w:val="28"/>
+          <w:szCs w:val="28"/>
+        </w:rPr>
+      </w:pPr>
+      <w:r>
+        <w:rPr>
+          <w:rFonts w:ascii="Times New Roman" w:hAnsi="Times New Roman" w:cs="Times New Roman"/>
+          <w:sz w:val="28"/>
+          <w:szCs w:val="28"/>
+        </w:rPr>
         <w:pict w14:anchorId="04EF9137">
-          <v:rect id="_x0000_i1267" style="width:0;height:1.5pt" o:hralign="center" o:hrstd="t" o:hr="t" fillcolor="#a0a0a0" stroked="f"/>
+          <v:rect id="_x0000_i1045" style="width:0;height:1.5pt" o:hralign="center" o:hrstd="t" o:hr="t" fillcolor="#a0a0a0" stroked="f"/>
         </w:pict>
       </w:r>
     </w:p>
     <w:p>
       <w:pPr>
         <w:rPr>
+          <w:rFonts w:ascii="Times New Roman" w:hAnsi="Times New Roman" w:cs="Times New Roman"/>
           <w:b/>
           <w:bCs/>
-        </w:rPr>
-      </w:pPr>
-      <w:r>
-        <w:rPr>
+          <w:sz w:val="28"/>
+          <w:szCs w:val="28"/>
+        </w:rPr>
+      </w:pPr>
+      <w:r>
+        <w:rPr>
+          <w:rFonts w:ascii="Times New Roman" w:hAnsi="Times New Roman" w:cs="Times New Roman"/>
           <w:b/>
           <w:bCs/>
+          <w:sz w:val="28"/>
+          <w:szCs w:val="28"/>
         </w:rPr>
         <w:t>8.9 Investigating an Alert</w:t>
       </w:r>
     </w:p>
     <w:p>
-      <w:r>
+      <w:pPr>
+        <w:rPr>
+          <w:rFonts w:ascii="Times New Roman" w:hAnsi="Times New Roman" w:cs="Times New Roman"/>
+          <w:sz w:val="28"/>
+          <w:szCs w:val="28"/>
+        </w:rPr>
+      </w:pPr>
+      <w:r>
+        <w:rPr>
+          <w:rFonts w:ascii="Times New Roman" w:hAnsi="Times New Roman" w:cs="Times New Roman"/>
+          <w:sz w:val="28"/>
+          <w:szCs w:val="28"/>
+        </w:rPr>
         <w:t>Each alert provides detailed information.</w:t>
       </w:r>
     </w:p>
     <w:p>
-      <w:r>
+      <w:pPr>
+        <w:rPr>
+          <w:rFonts w:ascii="Times New Roman" w:hAnsi="Times New Roman" w:cs="Times New Roman"/>
+          <w:sz w:val="28"/>
+          <w:szCs w:val="28"/>
+        </w:rPr>
+      </w:pPr>
+      <w:r>
+        <w:rPr>
+          <w:rFonts w:ascii="Times New Roman" w:hAnsi="Times New Roman" w:cs="Times New Roman"/>
+          <w:sz w:val="28"/>
+          <w:szCs w:val="28"/>
+        </w:rPr>
         <w:t>Example:</w:t>
       </w:r>
     </w:p>
     <w:tbl>
       <w:tblPr>
+        <w:tblStyle w:val="TableGridLight"/>
         <w:tblW w:w="0" w:type="auto"/>
-        <w:tblCellSpacing w:w="15" w:type="dxa"/>
-        <w:tblCellMar>
-          <w:top w:w="15" w:type="dxa"/>
-          <w:left w:w="15" w:type="dxa"/>
-          <w:bottom w:w="15" w:type="dxa"/>
-          <w:right w:w="15" w:type="dxa"/>
-        </w:tblCellMar>
         <w:tblLook w:val="04A0" w:firstRow="1" w:lastRow="0" w:firstColumn="1" w:lastColumn="0" w:noHBand="0" w:noVBand="1"/>
       </w:tblPr>
       <w:tblGrid>
-        <w:gridCol w:w="1534"/>
-        <w:gridCol w:w="4275"/>
+        <w:gridCol w:w="2262"/>
+        <w:gridCol w:w="5052"/>
       </w:tblGrid>
       <w:tr>
-        <w:trPr>
-          <w:tblHeader/>
-          <w:tblCellSpacing w:w="15" w:type="dxa"/>
-        </w:trPr>
         <w:tc>
           <w:tcPr>
             <w:tcW w:w="0" w:type="auto"/>
-            <w:vAlign w:val="center"/>
             <w:hideMark/>
           </w:tcPr>
           <w:p>
             <w:pPr>
               <w:rPr>
+                <w:rFonts w:ascii="Times New Roman" w:hAnsi="Times New Roman" w:cs="Times New Roman"/>
                 <w:b/>
                 <w:bCs/>
+                <w:sz w:val="28"/>
+                <w:szCs w:val="28"/>
               </w:rPr>
             </w:pPr>
             <w:r>
               <w:rPr>
+                <w:rFonts w:ascii="Times New Roman" w:hAnsi="Times New Roman" w:cs="Times New Roman"/>
                 <w:b/>
                 <w:bCs/>
+                <w:sz w:val="28"/>
+                <w:szCs w:val="28"/>
               </w:rPr>
               <w:t>Field</w:t>
             </w:r>
@@ -2018,20 +4544,25 @@
         <w:tc>
           <w:tcPr>
             <w:tcW w:w="0" w:type="auto"/>
-            <w:vAlign w:val="center"/>
             <w:hideMark/>
           </w:tcPr>
           <w:p>
             <w:pPr>
               <w:rPr>
+                <w:rFonts w:ascii="Times New Roman" w:hAnsi="Times New Roman" w:cs="Times New Roman"/>
                 <w:b/>
                 <w:bCs/>
+                <w:sz w:val="28"/>
+                <w:szCs w:val="28"/>
               </w:rPr>
             </w:pPr>
             <w:r>
               <w:rPr>
+                <w:rFonts w:ascii="Times New Roman" w:hAnsi="Times New Roman" w:cs="Times New Roman"/>
                 <w:b/>
                 <w:bCs/>
+                <w:sz w:val="28"/>
+                <w:szCs w:val="28"/>
               </w:rPr>
               <w:t>Description</w:t>
             </w:r>
@@ -2039,17 +4570,25 @@
         </w:tc>
       </w:tr>
       <w:tr>
-        <w:trPr>
-          <w:tblCellSpacing w:w="15" w:type="dxa"/>
-        </w:trPr>
         <w:tc>
           <w:tcPr>
             <w:tcW w:w="0" w:type="auto"/>
-            <w:vAlign w:val="center"/>
             <w:hideMark/>
           </w:tcPr>
           <w:p>
+            <w:pPr>
+              <w:rPr>
+                <w:rFonts w:ascii="Times New Roman" w:hAnsi="Times New Roman" w:cs="Times New Roman"/>
+                <w:sz w:val="28"/>
+                <w:szCs w:val="28"/>
+              </w:rPr>
+            </w:pPr>
             <w:r>
+              <w:rPr>
+                <w:rFonts w:ascii="Times New Roman" w:hAnsi="Times New Roman" w:cs="Times New Roman"/>
+                <w:sz w:val="28"/>
+                <w:szCs w:val="28"/>
+              </w:rPr>
               <w:t>Rule ID</w:t>
             </w:r>
           </w:p>
@@ -2057,28 +4596,47 @@
         <w:tc>
           <w:tcPr>
             <w:tcW w:w="0" w:type="auto"/>
-            <w:vAlign w:val="center"/>
             <w:hideMark/>
           </w:tcPr>
           <w:p>
+            <w:pPr>
+              <w:rPr>
+                <w:rFonts w:ascii="Times New Roman" w:hAnsi="Times New Roman" w:cs="Times New Roman"/>
+                <w:sz w:val="28"/>
+                <w:szCs w:val="28"/>
+              </w:rPr>
+            </w:pPr>
             <w:r>
+              <w:rPr>
+                <w:rFonts w:ascii="Times New Roman" w:hAnsi="Times New Roman" w:cs="Times New Roman"/>
+                <w:sz w:val="28"/>
+                <w:szCs w:val="28"/>
+              </w:rPr>
               <w:t>Detection rule triggered</w:t>
             </w:r>
           </w:p>
         </w:tc>
       </w:tr>
       <w:tr>
-        <w:trPr>
-          <w:tblCellSpacing w:w="15" w:type="dxa"/>
-        </w:trPr>
         <w:tc>
           <w:tcPr>
             <w:tcW w:w="0" w:type="auto"/>
-            <w:vAlign w:val="center"/>
             <w:hideMark/>
           </w:tcPr>
           <w:p>
+            <w:pPr>
+              <w:rPr>
+                <w:rFonts w:ascii="Times New Roman" w:hAnsi="Times New Roman" w:cs="Times New Roman"/>
+                <w:sz w:val="28"/>
+                <w:szCs w:val="28"/>
+              </w:rPr>
+            </w:pPr>
             <w:r>
+              <w:rPr>
+                <w:rFonts w:ascii="Times New Roman" w:hAnsi="Times New Roman" w:cs="Times New Roman"/>
+                <w:sz w:val="28"/>
+                <w:szCs w:val="28"/>
+              </w:rPr>
               <w:t>Level</w:t>
             </w:r>
           </w:p>
@@ -2086,28 +4644,47 @@
         <w:tc>
           <w:tcPr>
             <w:tcW w:w="0" w:type="auto"/>
-            <w:vAlign w:val="center"/>
             <w:hideMark/>
           </w:tcPr>
           <w:p>
+            <w:pPr>
+              <w:rPr>
+                <w:rFonts w:ascii="Times New Roman" w:hAnsi="Times New Roman" w:cs="Times New Roman"/>
+                <w:sz w:val="28"/>
+                <w:szCs w:val="28"/>
+              </w:rPr>
+            </w:pPr>
             <w:r>
+              <w:rPr>
+                <w:rFonts w:ascii="Times New Roman" w:hAnsi="Times New Roman" w:cs="Times New Roman"/>
+                <w:sz w:val="28"/>
+                <w:szCs w:val="28"/>
+              </w:rPr>
               <w:t>Severity</w:t>
             </w:r>
           </w:p>
         </w:tc>
       </w:tr>
       <w:tr>
-        <w:trPr>
-          <w:tblCellSpacing w:w="15" w:type="dxa"/>
-        </w:trPr>
         <w:tc>
           <w:tcPr>
             <w:tcW w:w="0" w:type="auto"/>
-            <w:vAlign w:val="center"/>
             <w:hideMark/>
           </w:tcPr>
           <w:p>
+            <w:pPr>
+              <w:rPr>
+                <w:rFonts w:ascii="Times New Roman" w:hAnsi="Times New Roman" w:cs="Times New Roman"/>
+                <w:sz w:val="28"/>
+                <w:szCs w:val="28"/>
+              </w:rPr>
+            </w:pPr>
             <w:r>
+              <w:rPr>
+                <w:rFonts w:ascii="Times New Roman" w:hAnsi="Times New Roman" w:cs="Times New Roman"/>
+                <w:sz w:val="28"/>
+                <w:szCs w:val="28"/>
+              </w:rPr>
               <w:t>Agent</w:t>
             </w:r>
           </w:p>
@@ -2115,28 +4692,47 @@
         <w:tc>
           <w:tcPr>
             <w:tcW w:w="0" w:type="auto"/>
-            <w:vAlign w:val="center"/>
             <w:hideMark/>
           </w:tcPr>
           <w:p>
+            <w:pPr>
+              <w:rPr>
+                <w:rFonts w:ascii="Times New Roman" w:hAnsi="Times New Roman" w:cs="Times New Roman"/>
+                <w:sz w:val="28"/>
+                <w:szCs w:val="28"/>
+              </w:rPr>
+            </w:pPr>
             <w:r>
+              <w:rPr>
+                <w:rFonts w:ascii="Times New Roman" w:hAnsi="Times New Roman" w:cs="Times New Roman"/>
+                <w:sz w:val="28"/>
+                <w:szCs w:val="28"/>
+              </w:rPr>
               <w:t>Endpoint generating the event</w:t>
             </w:r>
           </w:p>
         </w:tc>
       </w:tr>
       <w:tr>
-        <w:trPr>
-          <w:tblCellSpacing w:w="15" w:type="dxa"/>
-        </w:trPr>
         <w:tc>
           <w:tcPr>
             <w:tcW w:w="0" w:type="auto"/>
-            <w:vAlign w:val="center"/>
             <w:hideMark/>
           </w:tcPr>
           <w:p>
+            <w:pPr>
+              <w:rPr>
+                <w:rFonts w:ascii="Times New Roman" w:hAnsi="Times New Roman" w:cs="Times New Roman"/>
+                <w:sz w:val="28"/>
+                <w:szCs w:val="28"/>
+              </w:rPr>
+            </w:pPr>
             <w:r>
+              <w:rPr>
+                <w:rFonts w:ascii="Times New Roman" w:hAnsi="Times New Roman" w:cs="Times New Roman"/>
+                <w:sz w:val="28"/>
+                <w:szCs w:val="28"/>
+              </w:rPr>
               <w:t>Time</w:t>
             </w:r>
           </w:p>
@@ -2144,28 +4740,47 @@
         <w:tc>
           <w:tcPr>
             <w:tcW w:w="0" w:type="auto"/>
-            <w:vAlign w:val="center"/>
             <w:hideMark/>
           </w:tcPr>
           <w:p>
+            <w:pPr>
+              <w:rPr>
+                <w:rFonts w:ascii="Times New Roman" w:hAnsi="Times New Roman" w:cs="Times New Roman"/>
+                <w:sz w:val="28"/>
+                <w:szCs w:val="28"/>
+              </w:rPr>
+            </w:pPr>
             <w:r>
+              <w:rPr>
+                <w:rFonts w:ascii="Times New Roman" w:hAnsi="Times New Roman" w:cs="Times New Roman"/>
+                <w:sz w:val="28"/>
+                <w:szCs w:val="28"/>
+              </w:rPr>
               <w:t>Event timestamp</w:t>
             </w:r>
           </w:p>
         </w:tc>
       </w:tr>
       <w:tr>
-        <w:trPr>
-          <w:tblCellSpacing w:w="15" w:type="dxa"/>
-        </w:trPr>
         <w:tc>
           <w:tcPr>
             <w:tcW w:w="0" w:type="auto"/>
-            <w:vAlign w:val="center"/>
             <w:hideMark/>
           </w:tcPr>
           <w:p>
+            <w:pPr>
+              <w:rPr>
+                <w:rFonts w:ascii="Times New Roman" w:hAnsi="Times New Roman" w:cs="Times New Roman"/>
+                <w:sz w:val="28"/>
+                <w:szCs w:val="28"/>
+              </w:rPr>
+            </w:pPr>
             <w:r>
+              <w:rPr>
+                <w:rFonts w:ascii="Times New Roman" w:hAnsi="Times New Roman" w:cs="Times New Roman"/>
+                <w:sz w:val="28"/>
+                <w:szCs w:val="28"/>
+              </w:rPr>
               <w:t>Description</w:t>
             </w:r>
           </w:p>
@@ -2173,28 +4788,48 @@
         <w:tc>
           <w:tcPr>
             <w:tcW w:w="0" w:type="auto"/>
-            <w:vAlign w:val="center"/>
             <w:hideMark/>
           </w:tcPr>
           <w:p>
+            <w:pPr>
+              <w:rPr>
+                <w:rFonts w:ascii="Times New Roman" w:hAnsi="Times New Roman" w:cs="Times New Roman"/>
+                <w:sz w:val="28"/>
+                <w:szCs w:val="28"/>
+              </w:rPr>
+            </w:pPr>
             <w:r>
+              <w:rPr>
+                <w:rFonts w:ascii="Times New Roman" w:hAnsi="Times New Roman" w:cs="Times New Roman"/>
+                <w:sz w:val="28"/>
+                <w:szCs w:val="28"/>
+              </w:rPr>
               <w:t>Explanation of the alert</w:t>
             </w:r>
           </w:p>
         </w:tc>
       </w:tr>
       <w:tr>
-        <w:trPr>
-          <w:tblCellSpacing w:w="15" w:type="dxa"/>
-        </w:trPr>
         <w:tc>
           <w:tcPr>
             <w:tcW w:w="0" w:type="auto"/>
-            <w:vAlign w:val="center"/>
             <w:hideMark/>
           </w:tcPr>
           <w:p>
+            <w:pPr>
+              <w:rPr>
+                <w:rFonts w:ascii="Times New Roman" w:hAnsi="Times New Roman" w:cs="Times New Roman"/>
+                <w:sz w:val="28"/>
+                <w:szCs w:val="28"/>
+              </w:rPr>
+            </w:pPr>
             <w:r>
+              <w:rPr>
+                <w:rFonts w:ascii="Times New Roman" w:hAnsi="Times New Roman" w:cs="Times New Roman"/>
+                <w:sz w:val="28"/>
+                <w:szCs w:val="28"/>
+              </w:rPr>
+              <w:lastRenderedPageBreak/>
               <w:t>MITRE ATT&amp;CK</w:t>
             </w:r>
           </w:p>
@@ -2202,11 +4837,22 @@
         <w:tc>
           <w:tcPr>
             <w:tcW w:w="0" w:type="auto"/>
-            <w:vAlign w:val="center"/>
             <w:hideMark/>
           </w:tcPr>
           <w:p>
+            <w:pPr>
+              <w:rPr>
+                <w:rFonts w:ascii="Times New Roman" w:hAnsi="Times New Roman" w:cs="Times New Roman"/>
+                <w:sz w:val="28"/>
+                <w:szCs w:val="28"/>
+              </w:rPr>
+            </w:pPr>
             <w:r>
+              <w:rPr>
+                <w:rFonts w:ascii="Times New Roman" w:hAnsi="Times New Roman" w:cs="Times New Roman"/>
+                <w:sz w:val="28"/>
+                <w:szCs w:val="28"/>
+              </w:rPr>
               <w:t>Related attack technique (when applicable)</w:t>
             </w:r>
           </w:p>
@@ -2214,65 +4860,135 @@
       </w:tr>
     </w:tbl>
     <w:p>
-      <w:r>
+      <w:pPr>
+        <w:rPr>
+          <w:rFonts w:ascii="Times New Roman" w:hAnsi="Times New Roman" w:cs="Times New Roman"/>
+          <w:sz w:val="28"/>
+          <w:szCs w:val="28"/>
+        </w:rPr>
+      </w:pPr>
+      <w:r>
+        <w:rPr>
+          <w:rFonts w:ascii="Times New Roman" w:hAnsi="Times New Roman" w:cs="Times New Roman"/>
+          <w:sz w:val="28"/>
+          <w:szCs w:val="28"/>
+        </w:rPr>
         <w:pict w14:anchorId="75A295C3">
-          <v:rect id="_x0000_i1268" style="width:0;height:1.5pt" o:hralign="center" o:hrstd="t" o:hr="t" fillcolor="#a0a0a0" stroked="f"/>
+          <v:rect id="_x0000_i1046" style="width:0;height:1.5pt" o:hralign="center" o:hrstd="t" o:hr="t" fillcolor="#a0a0a0" stroked="f"/>
         </w:pict>
       </w:r>
     </w:p>
     <w:p>
       <w:pPr>
         <w:rPr>
+          <w:rFonts w:ascii="Times New Roman" w:hAnsi="Times New Roman" w:cs="Times New Roman"/>
           <w:b/>
           <w:bCs/>
-        </w:rPr>
-      </w:pPr>
-      <w:r>
-        <w:rPr>
+          <w:sz w:val="28"/>
+          <w:szCs w:val="28"/>
+        </w:rPr>
+      </w:pPr>
+      <w:r>
+        <w:rPr>
+          <w:rFonts w:ascii="Times New Roman" w:hAnsi="Times New Roman" w:cs="Times New Roman"/>
           <w:b/>
           <w:bCs/>
+          <w:sz w:val="28"/>
+          <w:szCs w:val="28"/>
         </w:rPr>
         <w:t>Screenshot Placeholder</w:t>
       </w:r>
     </w:p>
     <w:p>
-      <w:r>
-        <w:rPr>
+      <w:pPr>
+        <w:rPr>
+          <w:rFonts w:ascii="Times New Roman" w:hAnsi="Times New Roman" w:cs="Times New Roman"/>
+          <w:sz w:val="28"/>
+          <w:szCs w:val="28"/>
+        </w:rPr>
+      </w:pPr>
+      <w:r>
+        <w:rPr>
+          <w:rFonts w:ascii="Times New Roman" w:hAnsi="Times New Roman" w:cs="Times New Roman"/>
           <w:b/>
           <w:bCs/>
+          <w:sz w:val="28"/>
+          <w:szCs w:val="28"/>
         </w:rPr>
         <w:t>[Screenshot Here – Alert Details]</w:t>
       </w:r>
     </w:p>
     <w:p>
-      <w:r>
+      <w:pPr>
+        <w:rPr>
+          <w:rFonts w:ascii="Times New Roman" w:hAnsi="Times New Roman" w:cs="Times New Roman"/>
+          <w:sz w:val="28"/>
+          <w:szCs w:val="28"/>
+        </w:rPr>
+      </w:pPr>
+      <w:r>
+        <w:rPr>
+          <w:rFonts w:ascii="Times New Roman" w:hAnsi="Times New Roman" w:cs="Times New Roman"/>
+          <w:sz w:val="28"/>
+          <w:szCs w:val="28"/>
+        </w:rPr>
         <w:pict w14:anchorId="79584F2D">
-          <v:rect id="_x0000_i1269" style="width:0;height:1.5pt" o:hralign="center" o:hrstd="t" o:hr="t" fillcolor="#a0a0a0" stroked="f"/>
+          <v:rect id="_x0000_i1047" style="width:0;height:1.5pt" o:hralign="center" o:hrstd="t" o:hr="t" fillcolor="#a0a0a0" stroked="f"/>
         </w:pict>
       </w:r>
     </w:p>
     <w:p>
       <w:pPr>
         <w:rPr>
+          <w:rFonts w:ascii="Times New Roman" w:hAnsi="Times New Roman" w:cs="Times New Roman"/>
           <w:b/>
           <w:bCs/>
-        </w:rPr>
-      </w:pPr>
-      <w:r>
-        <w:rPr>
+          <w:sz w:val="28"/>
+          <w:szCs w:val="28"/>
+        </w:rPr>
+      </w:pPr>
+      <w:r>
+        <w:rPr>
+          <w:rFonts w:ascii="Times New Roman" w:hAnsi="Times New Roman" w:cs="Times New Roman"/>
           <w:b/>
           <w:bCs/>
+          <w:sz w:val="28"/>
+          <w:szCs w:val="28"/>
         </w:rPr>
         <w:t>8.10 Filtering Events</w:t>
       </w:r>
     </w:p>
     <w:p>
-      <w:r>
+      <w:pPr>
+        <w:rPr>
+          <w:rFonts w:ascii="Times New Roman" w:hAnsi="Times New Roman" w:cs="Times New Roman"/>
+          <w:sz w:val="28"/>
+          <w:szCs w:val="28"/>
+        </w:rPr>
+      </w:pPr>
+      <w:r>
+        <w:rPr>
+          <w:rFonts w:ascii="Times New Roman" w:hAnsi="Times New Roman" w:cs="Times New Roman"/>
+          <w:sz w:val="28"/>
+          <w:szCs w:val="28"/>
+        </w:rPr>
         <w:t>The Dashboard allows filtering based on different criteria.</w:t>
       </w:r>
     </w:p>
     <w:p>
-      <w:r>
+      <w:pPr>
+        <w:rPr>
+          <w:rFonts w:ascii="Times New Roman" w:hAnsi="Times New Roman" w:cs="Times New Roman"/>
+          <w:sz w:val="28"/>
+          <w:szCs w:val="28"/>
+        </w:rPr>
+      </w:pPr>
+      <w:r>
+        <w:rPr>
+          <w:rFonts w:ascii="Times New Roman" w:hAnsi="Times New Roman" w:cs="Times New Roman"/>
+          <w:sz w:val="28"/>
+          <w:szCs w:val="28"/>
+        </w:rPr>
         <w:t>Examples:</w:t>
       </w:r>
     </w:p>
@@ -2282,8 +4998,18 @@
           <w:ilvl w:val="0"/>
           <w:numId w:val="11"/>
         </w:numPr>
-      </w:pPr>
-      <w:r>
+        <w:rPr>
+          <w:rFonts w:ascii="Times New Roman" w:hAnsi="Times New Roman" w:cs="Times New Roman"/>
+          <w:sz w:val="28"/>
+          <w:szCs w:val="28"/>
+        </w:rPr>
+      </w:pPr>
+      <w:r>
+        <w:rPr>
+          <w:rFonts w:ascii="Times New Roman" w:hAnsi="Times New Roman" w:cs="Times New Roman"/>
+          <w:sz w:val="28"/>
+          <w:szCs w:val="28"/>
+        </w:rPr>
         <w:t>Agent</w:t>
       </w:r>
     </w:p>
@@ -2293,8 +5019,18 @@
           <w:ilvl w:val="0"/>
           <w:numId w:val="11"/>
         </w:numPr>
-      </w:pPr>
-      <w:r>
+        <w:rPr>
+          <w:rFonts w:ascii="Times New Roman" w:hAnsi="Times New Roman" w:cs="Times New Roman"/>
+          <w:sz w:val="28"/>
+          <w:szCs w:val="28"/>
+        </w:rPr>
+      </w:pPr>
+      <w:r>
+        <w:rPr>
+          <w:rFonts w:ascii="Times New Roman" w:hAnsi="Times New Roman" w:cs="Times New Roman"/>
+          <w:sz w:val="28"/>
+          <w:szCs w:val="28"/>
+        </w:rPr>
         <w:t>Severity</w:t>
       </w:r>
     </w:p>
@@ -2304,8 +5040,18 @@
           <w:ilvl w:val="0"/>
           <w:numId w:val="11"/>
         </w:numPr>
-      </w:pPr>
-      <w:r>
+        <w:rPr>
+          <w:rFonts w:ascii="Times New Roman" w:hAnsi="Times New Roman" w:cs="Times New Roman"/>
+          <w:sz w:val="28"/>
+          <w:szCs w:val="28"/>
+        </w:rPr>
+      </w:pPr>
+      <w:r>
+        <w:rPr>
+          <w:rFonts w:ascii="Times New Roman" w:hAnsi="Times New Roman" w:cs="Times New Roman"/>
+          <w:sz w:val="28"/>
+          <w:szCs w:val="28"/>
+        </w:rPr>
         <w:t>Rule ID</w:t>
       </w:r>
     </w:p>
@@ -2315,8 +5061,18 @@
           <w:ilvl w:val="0"/>
           <w:numId w:val="11"/>
         </w:numPr>
-      </w:pPr>
-      <w:r>
+        <w:rPr>
+          <w:rFonts w:ascii="Times New Roman" w:hAnsi="Times New Roman" w:cs="Times New Roman"/>
+          <w:sz w:val="28"/>
+          <w:szCs w:val="28"/>
+        </w:rPr>
+      </w:pPr>
+      <w:r>
+        <w:rPr>
+          <w:rFonts w:ascii="Times New Roman" w:hAnsi="Times New Roman" w:cs="Times New Roman"/>
+          <w:sz w:val="28"/>
+          <w:szCs w:val="28"/>
+        </w:rPr>
         <w:t>Time Range</w:t>
       </w:r>
     </w:p>
@@ -2326,8 +5082,18 @@
           <w:ilvl w:val="0"/>
           <w:numId w:val="11"/>
         </w:numPr>
-      </w:pPr>
-      <w:r>
+        <w:rPr>
+          <w:rFonts w:ascii="Times New Roman" w:hAnsi="Times New Roman" w:cs="Times New Roman"/>
+          <w:sz w:val="28"/>
+          <w:szCs w:val="28"/>
+        </w:rPr>
+      </w:pPr>
+      <w:r>
+        <w:rPr>
+          <w:rFonts w:ascii="Times New Roman" w:hAnsi="Times New Roman" w:cs="Times New Roman"/>
+          <w:sz w:val="28"/>
+          <w:szCs w:val="28"/>
+        </w:rPr>
         <w:t>Operating System</w:t>
       </w:r>
     </w:p>
@@ -2337,156 +5103,424 @@
           <w:ilvl w:val="0"/>
           <w:numId w:val="11"/>
         </w:numPr>
-      </w:pPr>
-      <w:r>
-        <w:lastRenderedPageBreak/>
+        <w:rPr>
+          <w:rFonts w:ascii="Times New Roman" w:hAnsi="Times New Roman" w:cs="Times New Roman"/>
+          <w:sz w:val="28"/>
+          <w:szCs w:val="28"/>
+        </w:rPr>
+      </w:pPr>
+      <w:r>
+        <w:rPr>
+          <w:rFonts w:ascii="Times New Roman" w:hAnsi="Times New Roman" w:cs="Times New Roman"/>
+          <w:sz w:val="28"/>
+          <w:szCs w:val="28"/>
+        </w:rPr>
         <w:t>Event Type</w:t>
       </w:r>
     </w:p>
     <w:p>
-      <w:r>
+      <w:pPr>
+        <w:rPr>
+          <w:rFonts w:ascii="Times New Roman" w:hAnsi="Times New Roman" w:cs="Times New Roman"/>
+          <w:sz w:val="28"/>
+          <w:szCs w:val="28"/>
+        </w:rPr>
+      </w:pPr>
+      <w:r>
+        <w:rPr>
+          <w:rFonts w:ascii="Times New Roman" w:hAnsi="Times New Roman" w:cs="Times New Roman"/>
+          <w:sz w:val="28"/>
+          <w:szCs w:val="28"/>
+        </w:rPr>
         <w:t>Filtering reduces the amount of data analysts need to review.</w:t>
       </w:r>
     </w:p>
     <w:p>
-      <w:r>
+      <w:pPr>
+        <w:rPr>
+          <w:rFonts w:ascii="Times New Roman" w:hAnsi="Times New Roman" w:cs="Times New Roman"/>
+          <w:sz w:val="28"/>
+          <w:szCs w:val="28"/>
+        </w:rPr>
+      </w:pPr>
+      <w:r>
+        <w:rPr>
+          <w:rFonts w:ascii="Times New Roman" w:hAnsi="Times New Roman" w:cs="Times New Roman"/>
+          <w:sz w:val="28"/>
+          <w:szCs w:val="28"/>
+        </w:rPr>
         <w:pict w14:anchorId="4BE25C92">
-          <v:rect id="_x0000_i1270" style="width:0;height:1.5pt" o:hralign="center" o:hrstd="t" o:hr="t" fillcolor="#a0a0a0" stroked="f"/>
+          <v:rect id="_x0000_i1048" style="width:0;height:1.5pt" o:hralign="center" o:hrstd="t" o:hr="t" fillcolor="#a0a0a0" stroked="f"/>
         </w:pict>
       </w:r>
     </w:p>
     <w:p>
       <w:pPr>
         <w:rPr>
+          <w:rFonts w:ascii="Times New Roman" w:hAnsi="Times New Roman" w:cs="Times New Roman"/>
           <w:b/>
           <w:bCs/>
-        </w:rPr>
-      </w:pPr>
-      <w:r>
-        <w:rPr>
+          <w:sz w:val="28"/>
+          <w:szCs w:val="28"/>
+        </w:rPr>
+      </w:pPr>
+      <w:r>
+        <w:rPr>
+          <w:rFonts w:ascii="Times New Roman" w:hAnsi="Times New Roman" w:cs="Times New Roman"/>
           <w:b/>
           <w:bCs/>
+          <w:sz w:val="28"/>
+          <w:szCs w:val="28"/>
         </w:rPr>
         <w:t>Filtering Workflow</w:t>
       </w:r>
     </w:p>
     <w:p>
-      <w:r>
+      <w:pPr>
+        <w:rPr>
+          <w:rFonts w:ascii="Times New Roman" w:hAnsi="Times New Roman" w:cs="Times New Roman"/>
+          <w:sz w:val="28"/>
+          <w:szCs w:val="28"/>
+        </w:rPr>
+      </w:pPr>
+      <w:r>
+        <w:rPr>
+          <w:rFonts w:ascii="Times New Roman" w:hAnsi="Times New Roman" w:cs="Times New Roman"/>
+          <w:sz w:val="28"/>
+          <w:szCs w:val="28"/>
+        </w:rPr>
         <w:t>Millions of Events</w:t>
       </w:r>
     </w:p>
     <w:p>
-      <w:r>
+      <w:pPr>
+        <w:rPr>
+          <w:rFonts w:ascii="Times New Roman" w:hAnsi="Times New Roman" w:cs="Times New Roman"/>
+          <w:sz w:val="28"/>
+          <w:szCs w:val="28"/>
+        </w:rPr>
+      </w:pPr>
+      <w:r>
+        <w:rPr>
+          <w:rFonts w:ascii="Times New Roman" w:hAnsi="Times New Roman" w:cs="Times New Roman"/>
+          <w:sz w:val="28"/>
+          <w:szCs w:val="28"/>
+        </w:rPr>
         <w:t xml:space="preserve">        │</w:t>
       </w:r>
     </w:p>
     <w:p>
-      <w:r>
-        <w:t xml:space="preserve">        </w:t>
-      </w:r>
-      <w:r>
-        <w:rPr>
-          <w:rFonts w:ascii="Arial" w:hAnsi="Arial" w:cs="Arial"/>
-        </w:rPr>
-        <w:t>▼</w:t>
-      </w:r>
-    </w:p>
-    <w:p>
-      <w:r>
+      <w:pPr>
+        <w:rPr>
+          <w:rFonts w:ascii="Times New Roman" w:hAnsi="Times New Roman" w:cs="Times New Roman"/>
+          <w:sz w:val="28"/>
+          <w:szCs w:val="28"/>
+        </w:rPr>
+      </w:pPr>
+      <w:r>
+        <w:rPr>
+          <w:rFonts w:ascii="Times New Roman" w:hAnsi="Times New Roman" w:cs="Times New Roman"/>
+          <w:sz w:val="28"/>
+          <w:szCs w:val="28"/>
+        </w:rPr>
+        <w:t xml:space="preserve">        ▼</w:t>
+      </w:r>
+    </w:p>
+    <w:p>
+      <w:pPr>
+        <w:rPr>
+          <w:rFonts w:ascii="Times New Roman" w:hAnsi="Times New Roman" w:cs="Times New Roman"/>
+          <w:sz w:val="28"/>
+          <w:szCs w:val="28"/>
+        </w:rPr>
+      </w:pPr>
+      <w:r>
+        <w:rPr>
+          <w:rFonts w:ascii="Times New Roman" w:hAnsi="Times New Roman" w:cs="Times New Roman"/>
+          <w:sz w:val="28"/>
+          <w:szCs w:val="28"/>
+        </w:rPr>
         <w:t>Apply Filter</w:t>
       </w:r>
     </w:p>
     <w:p>
-      <w:r>
+      <w:pPr>
+        <w:rPr>
+          <w:rFonts w:ascii="Times New Roman" w:hAnsi="Times New Roman" w:cs="Times New Roman"/>
+          <w:sz w:val="28"/>
+          <w:szCs w:val="28"/>
+        </w:rPr>
+      </w:pPr>
+      <w:r>
+        <w:rPr>
+          <w:rFonts w:ascii="Times New Roman" w:hAnsi="Times New Roman" w:cs="Times New Roman"/>
+          <w:sz w:val="28"/>
+          <w:szCs w:val="28"/>
+        </w:rPr>
         <w:t xml:space="preserve">        │</w:t>
       </w:r>
     </w:p>
     <w:p>
-      <w:r>
-        <w:t xml:space="preserve">        </w:t>
-      </w:r>
-      <w:r>
-        <w:rPr>
-          <w:rFonts w:ascii="Arial" w:hAnsi="Arial" w:cs="Arial"/>
-        </w:rPr>
-        <w:t>▼</w:t>
-      </w:r>
-    </w:p>
-    <w:p>
-      <w:r>
+      <w:pPr>
+        <w:rPr>
+          <w:rFonts w:ascii="Times New Roman" w:hAnsi="Times New Roman" w:cs="Times New Roman"/>
+          <w:sz w:val="28"/>
+          <w:szCs w:val="28"/>
+        </w:rPr>
+      </w:pPr>
+      <w:r>
+        <w:rPr>
+          <w:rFonts w:ascii="Times New Roman" w:hAnsi="Times New Roman" w:cs="Times New Roman"/>
+          <w:sz w:val="28"/>
+          <w:szCs w:val="28"/>
+        </w:rPr>
+        <w:t xml:space="preserve">        ▼</w:t>
+      </w:r>
+    </w:p>
+    <w:p>
+      <w:pPr>
+        <w:rPr>
+          <w:rFonts w:ascii="Times New Roman" w:hAnsi="Times New Roman" w:cs="Times New Roman"/>
+          <w:sz w:val="28"/>
+          <w:szCs w:val="28"/>
+        </w:rPr>
+      </w:pPr>
+      <w:r>
+        <w:rPr>
+          <w:rFonts w:ascii="Times New Roman" w:hAnsi="Times New Roman" w:cs="Times New Roman"/>
+          <w:sz w:val="28"/>
+          <w:szCs w:val="28"/>
+        </w:rPr>
         <w:t>Relevant Events</w:t>
       </w:r>
     </w:p>
     <w:p>
-      <w:r>
+      <w:pPr>
+        <w:rPr>
+          <w:rFonts w:ascii="Times New Roman" w:hAnsi="Times New Roman" w:cs="Times New Roman"/>
+          <w:sz w:val="28"/>
+          <w:szCs w:val="28"/>
+        </w:rPr>
+      </w:pPr>
+      <w:r>
+        <w:rPr>
+          <w:rFonts w:ascii="Times New Roman" w:hAnsi="Times New Roman" w:cs="Times New Roman"/>
+          <w:sz w:val="28"/>
+          <w:szCs w:val="28"/>
+        </w:rPr>
         <w:t xml:space="preserve">        │</w:t>
       </w:r>
     </w:p>
     <w:p>
-      <w:r>
-        <w:t xml:space="preserve">        </w:t>
-      </w:r>
-      <w:r>
-        <w:rPr>
-          <w:rFonts w:ascii="Arial" w:hAnsi="Arial" w:cs="Arial"/>
-        </w:rPr>
-        <w:t>▼</w:t>
-      </w:r>
-    </w:p>
-    <w:p>
-      <w:r>
+      <w:pPr>
+        <w:rPr>
+          <w:rFonts w:ascii="Times New Roman" w:hAnsi="Times New Roman" w:cs="Times New Roman"/>
+          <w:sz w:val="28"/>
+          <w:szCs w:val="28"/>
+        </w:rPr>
+      </w:pPr>
+      <w:r>
+        <w:rPr>
+          <w:rFonts w:ascii="Times New Roman" w:hAnsi="Times New Roman" w:cs="Times New Roman"/>
+          <w:sz w:val="28"/>
+          <w:szCs w:val="28"/>
+        </w:rPr>
+        <w:lastRenderedPageBreak/>
+        <w:t xml:space="preserve">        ▼</w:t>
+      </w:r>
+    </w:p>
+    <w:p>
+      <w:pPr>
+        <w:rPr>
+          <w:rFonts w:ascii="Times New Roman" w:hAnsi="Times New Roman" w:cs="Times New Roman"/>
+          <w:sz w:val="28"/>
+          <w:szCs w:val="28"/>
+        </w:rPr>
+      </w:pPr>
+      <w:r>
+        <w:rPr>
+          <w:rFonts w:ascii="Times New Roman" w:hAnsi="Times New Roman" w:cs="Times New Roman"/>
+          <w:sz w:val="28"/>
+          <w:szCs w:val="28"/>
+        </w:rPr>
         <w:t>Security Investigation</w:t>
       </w:r>
     </w:p>
     <w:p>
-      <w:r>
+      <w:pPr>
+        <w:rPr>
+          <w:rFonts w:ascii="Times New Roman" w:hAnsi="Times New Roman" w:cs="Times New Roman"/>
+          <w:sz w:val="28"/>
+          <w:szCs w:val="28"/>
+        </w:rPr>
+      </w:pPr>
+      <w:r>
+        <w:rPr>
+          <w:rFonts w:ascii="Times New Roman" w:hAnsi="Times New Roman" w:cs="Times New Roman"/>
+          <w:sz w:val="28"/>
+          <w:szCs w:val="28"/>
+        </w:rPr>
         <w:pict w14:anchorId="4606242E">
-          <v:rect id="_x0000_i1271" style="width:0;height:1.5pt" o:hralign="center" o:hrstd="t" o:hr="t" fillcolor="#a0a0a0" stroked="f"/>
+          <v:rect id="_x0000_i1049" style="width:0;height:1.5pt" o:hralign="center" o:hrstd="t" o:hr="t" fillcolor="#a0a0a0" stroked="f"/>
         </w:pict>
       </w:r>
     </w:p>
     <w:p>
       <w:pPr>
         <w:rPr>
+          <w:rFonts w:ascii="Times New Roman" w:hAnsi="Times New Roman" w:cs="Times New Roman"/>
           <w:b/>
           <w:bCs/>
-        </w:rPr>
-      </w:pPr>
-      <w:r>
-        <w:rPr>
+          <w:sz w:val="28"/>
+          <w:szCs w:val="28"/>
+        </w:rPr>
+      </w:pPr>
+      <w:r>
+        <w:rPr>
+          <w:rFonts w:ascii="Times New Roman" w:hAnsi="Times New Roman" w:cs="Times New Roman"/>
           <w:b/>
           <w:bCs/>
+          <w:sz w:val="28"/>
+          <w:szCs w:val="28"/>
         </w:rPr>
         <w:t>8.11 Investigating Failed SSH Logins</w:t>
       </w:r>
     </w:p>
     <w:p>
-      <w:r>
+      <w:pPr>
+        <w:rPr>
+          <w:rFonts w:ascii="Times New Roman" w:hAnsi="Times New Roman" w:cs="Times New Roman"/>
+          <w:sz w:val="28"/>
+          <w:szCs w:val="28"/>
+        </w:rPr>
+      </w:pPr>
+      <w:r>
+        <w:rPr>
+          <w:rFonts w:ascii="Times New Roman" w:hAnsi="Times New Roman" w:cs="Times New Roman"/>
+          <w:sz w:val="28"/>
+          <w:szCs w:val="28"/>
+        </w:rPr>
         <w:t>Suppose someone repeatedly attempts to access an Ubuntu Server using SSH.</w:t>
       </w:r>
     </w:p>
     <w:p>
-      <w:r>
+      <w:pPr>
+        <w:rPr>
+          <w:rFonts w:ascii="Times New Roman" w:hAnsi="Times New Roman" w:cs="Times New Roman"/>
+          <w:sz w:val="28"/>
+          <w:szCs w:val="28"/>
+        </w:rPr>
+      </w:pPr>
+      <w:r>
+        <w:rPr>
+          <w:rFonts w:ascii="Times New Roman" w:hAnsi="Times New Roman" w:cs="Times New Roman"/>
+          <w:sz w:val="28"/>
+          <w:szCs w:val="28"/>
+        </w:rPr>
         <w:t>The authentication log records:</w:t>
       </w:r>
     </w:p>
     <w:p>
-      <w:r>
+      <w:pPr>
+        <w:rPr>
+          <w:rFonts w:ascii="Times New Roman" w:hAnsi="Times New Roman" w:cs="Times New Roman"/>
+          <w:sz w:val="28"/>
+          <w:szCs w:val="28"/>
+        </w:rPr>
+      </w:pPr>
+      <w:r>
+        <w:rPr>
+          <w:rFonts w:ascii="Times New Roman" w:hAnsi="Times New Roman" w:cs="Times New Roman"/>
+          <w:sz w:val="28"/>
+          <w:szCs w:val="28"/>
+        </w:rPr>
         <w:t>Failed password for root from 192.168.56.30</w:t>
       </w:r>
     </w:p>
     <w:p>
-      <w:r>
-        <w:t>The Wazuh Agent forwards the event to the Manager.</w:t>
-      </w:r>
-    </w:p>
-    <w:p>
-      <w:r>
-        <w:t>The Manager identifies multiple failed login attempts and generates an alert.</w:t>
-      </w:r>
-    </w:p>
-    <w:p>
-      <w:r>
+      <w:pPr>
+        <w:rPr>
+          <w:rFonts w:ascii="Times New Roman" w:hAnsi="Times New Roman" w:cs="Times New Roman"/>
+          <w:sz w:val="28"/>
+          <w:szCs w:val="28"/>
+        </w:rPr>
+      </w:pPr>
+      <w:r>
+        <w:rPr>
+          <w:rFonts w:ascii="Times New Roman" w:hAnsi="Times New Roman" w:cs="Times New Roman"/>
+          <w:sz w:val="28"/>
+          <w:szCs w:val="28"/>
+        </w:rPr>
+        <w:t xml:space="preserve">The </w:t>
+      </w:r>
+      <w:proofErr w:type="spellStart"/>
+      <w:r>
+        <w:rPr>
+          <w:rFonts w:ascii="Times New Roman" w:hAnsi="Times New Roman" w:cs="Times New Roman"/>
+          <w:sz w:val="28"/>
+          <w:szCs w:val="28"/>
+        </w:rPr>
+        <w:t>Wazuh</w:t>
+      </w:r>
+      <w:proofErr w:type="spellEnd"/>
+      <w:r>
+        <w:rPr>
+          <w:rFonts w:ascii="Times New Roman" w:hAnsi="Times New Roman" w:cs="Times New Roman"/>
+          <w:sz w:val="28"/>
+          <w:szCs w:val="28"/>
+        </w:rPr>
+        <w:t xml:space="preserve"> Agent forwards the event to the Manager.</w:t>
+      </w:r>
+    </w:p>
+    <w:p>
+      <w:pPr>
+        <w:rPr>
+          <w:rFonts w:ascii="Times New Roman" w:hAnsi="Times New Roman" w:cs="Times New Roman"/>
+          <w:sz w:val="28"/>
+          <w:szCs w:val="28"/>
+        </w:rPr>
+      </w:pPr>
+      <w:r>
+        <w:rPr>
+          <w:rFonts w:ascii="Times New Roman" w:hAnsi="Times New Roman" w:cs="Times New Roman"/>
+          <w:sz w:val="28"/>
+          <w:szCs w:val="28"/>
+        </w:rPr>
+        <w:t xml:space="preserve">The Manager identifies multiple failed </w:t>
+      </w:r>
+      <w:proofErr w:type="gramStart"/>
+      <w:r>
+        <w:rPr>
+          <w:rFonts w:ascii="Times New Roman" w:hAnsi="Times New Roman" w:cs="Times New Roman"/>
+          <w:sz w:val="28"/>
+          <w:szCs w:val="28"/>
+        </w:rPr>
+        <w:t>login</w:t>
+      </w:r>
+      <w:proofErr w:type="gramEnd"/>
+      <w:r>
+        <w:rPr>
+          <w:rFonts w:ascii="Times New Roman" w:hAnsi="Times New Roman" w:cs="Times New Roman"/>
+          <w:sz w:val="28"/>
+          <w:szCs w:val="28"/>
+        </w:rPr>
+        <w:t xml:space="preserve"> attempts and generates an alert.</w:t>
+      </w:r>
+    </w:p>
+    <w:p>
+      <w:pPr>
+        <w:rPr>
+          <w:rFonts w:ascii="Times New Roman" w:hAnsi="Times New Roman" w:cs="Times New Roman"/>
+          <w:sz w:val="28"/>
+          <w:szCs w:val="28"/>
+        </w:rPr>
+      </w:pPr>
+      <w:r>
+        <w:rPr>
+          <w:rFonts w:ascii="Times New Roman" w:hAnsi="Times New Roman" w:cs="Times New Roman"/>
+          <w:sz w:val="28"/>
+          <w:szCs w:val="28"/>
+        </w:rPr>
         <w:t>The analyst reviews:</w:t>
       </w:r>
     </w:p>
@@ -2496,8 +5530,18 @@
           <w:ilvl w:val="0"/>
           <w:numId w:val="12"/>
         </w:numPr>
-      </w:pPr>
-      <w:r>
+        <w:rPr>
+          <w:rFonts w:ascii="Times New Roman" w:hAnsi="Times New Roman" w:cs="Times New Roman"/>
+          <w:sz w:val="28"/>
+          <w:szCs w:val="28"/>
+        </w:rPr>
+      </w:pPr>
+      <w:r>
+        <w:rPr>
+          <w:rFonts w:ascii="Times New Roman" w:hAnsi="Times New Roman" w:cs="Times New Roman"/>
+          <w:sz w:val="28"/>
+          <w:szCs w:val="28"/>
+        </w:rPr>
         <w:t>Source IP address</w:t>
       </w:r>
     </w:p>
@@ -2507,8 +5551,18 @@
           <w:ilvl w:val="0"/>
           <w:numId w:val="12"/>
         </w:numPr>
-      </w:pPr>
-      <w:r>
+        <w:rPr>
+          <w:rFonts w:ascii="Times New Roman" w:hAnsi="Times New Roman" w:cs="Times New Roman"/>
+          <w:sz w:val="28"/>
+          <w:szCs w:val="28"/>
+        </w:rPr>
+      </w:pPr>
+      <w:r>
+        <w:rPr>
+          <w:rFonts w:ascii="Times New Roman" w:hAnsi="Times New Roman" w:cs="Times New Roman"/>
+          <w:sz w:val="28"/>
+          <w:szCs w:val="28"/>
+        </w:rPr>
         <w:t>Username</w:t>
       </w:r>
     </w:p>
@@ -2518,8 +5572,18 @@
           <w:ilvl w:val="0"/>
           <w:numId w:val="12"/>
         </w:numPr>
-      </w:pPr>
-      <w:r>
+        <w:rPr>
+          <w:rFonts w:ascii="Times New Roman" w:hAnsi="Times New Roman" w:cs="Times New Roman"/>
+          <w:sz w:val="28"/>
+          <w:szCs w:val="28"/>
+        </w:rPr>
+      </w:pPr>
+      <w:r>
+        <w:rPr>
+          <w:rFonts w:ascii="Times New Roman" w:hAnsi="Times New Roman" w:cs="Times New Roman"/>
+          <w:sz w:val="28"/>
+          <w:szCs w:val="28"/>
+        </w:rPr>
         <w:t>Time</w:t>
       </w:r>
     </w:p>
@@ -2529,8 +5593,18 @@
           <w:ilvl w:val="0"/>
           <w:numId w:val="12"/>
         </w:numPr>
-      </w:pPr>
-      <w:r>
+        <w:rPr>
+          <w:rFonts w:ascii="Times New Roman" w:hAnsi="Times New Roman" w:cs="Times New Roman"/>
+          <w:sz w:val="28"/>
+          <w:szCs w:val="28"/>
+        </w:rPr>
+      </w:pPr>
+      <w:r>
+        <w:rPr>
+          <w:rFonts w:ascii="Times New Roman" w:hAnsi="Times New Roman" w:cs="Times New Roman"/>
+          <w:sz w:val="28"/>
+          <w:szCs w:val="28"/>
+        </w:rPr>
         <w:t>Number of attempts</w:t>
       </w:r>
     </w:p>
@@ -2540,87 +5614,239 @@
           <w:ilvl w:val="0"/>
           <w:numId w:val="12"/>
         </w:numPr>
-      </w:pPr>
-      <w:r>
-        <w:lastRenderedPageBreak/>
+        <w:rPr>
+          <w:rFonts w:ascii="Times New Roman" w:hAnsi="Times New Roman" w:cs="Times New Roman"/>
+          <w:sz w:val="28"/>
+          <w:szCs w:val="28"/>
+        </w:rPr>
+      </w:pPr>
+      <w:r>
+        <w:rPr>
+          <w:rFonts w:ascii="Times New Roman" w:hAnsi="Times New Roman" w:cs="Times New Roman"/>
+          <w:sz w:val="28"/>
+          <w:szCs w:val="28"/>
+        </w:rPr>
         <w:t>Affected server</w:t>
       </w:r>
     </w:p>
     <w:p>
-      <w:r>
+      <w:pPr>
+        <w:rPr>
+          <w:rFonts w:ascii="Times New Roman" w:hAnsi="Times New Roman" w:cs="Times New Roman"/>
+          <w:sz w:val="28"/>
+          <w:szCs w:val="28"/>
+        </w:rPr>
+      </w:pPr>
+      <w:r>
+        <w:rPr>
+          <w:rFonts w:ascii="Times New Roman" w:hAnsi="Times New Roman" w:cs="Times New Roman"/>
+          <w:sz w:val="28"/>
+          <w:szCs w:val="28"/>
+        </w:rPr>
         <w:t>This helps determine whether the activity is a brute-force attack.</w:t>
       </w:r>
     </w:p>
     <w:p>
-      <w:r>
+      <w:pPr>
+        <w:rPr>
+          <w:rFonts w:ascii="Times New Roman" w:hAnsi="Times New Roman" w:cs="Times New Roman"/>
+          <w:sz w:val="28"/>
+          <w:szCs w:val="28"/>
+        </w:rPr>
+      </w:pPr>
+      <w:r>
+        <w:rPr>
+          <w:rFonts w:ascii="Times New Roman" w:hAnsi="Times New Roman" w:cs="Times New Roman"/>
+          <w:sz w:val="28"/>
+          <w:szCs w:val="28"/>
+        </w:rPr>
         <w:pict w14:anchorId="74A6DC10">
-          <v:rect id="_x0000_i1272" style="width:0;height:1.5pt" o:hralign="center" o:hrstd="t" o:hr="t" fillcolor="#a0a0a0" stroked="f"/>
+          <v:rect id="_x0000_i1050" style="width:0;height:1.5pt" o:hralign="center" o:hrstd="t" o:hr="t" fillcolor="#a0a0a0" stroked="f"/>
         </w:pict>
       </w:r>
     </w:p>
     <w:p>
       <w:pPr>
         <w:rPr>
+          <w:rFonts w:ascii="Times New Roman" w:hAnsi="Times New Roman" w:cs="Times New Roman"/>
           <w:b/>
           <w:bCs/>
-        </w:rPr>
-      </w:pPr>
-      <w:r>
-        <w:rPr>
+          <w:sz w:val="28"/>
+          <w:szCs w:val="28"/>
+        </w:rPr>
+      </w:pPr>
+      <w:r>
+        <w:rPr>
+          <w:rFonts w:ascii="Times New Roman" w:hAnsi="Times New Roman" w:cs="Times New Roman"/>
           <w:b/>
           <w:bCs/>
+          <w:sz w:val="28"/>
+          <w:szCs w:val="28"/>
         </w:rPr>
         <w:t>Screenshot Placeholder</w:t>
       </w:r>
     </w:p>
     <w:p>
-      <w:r>
-        <w:rPr>
+      <w:pPr>
+        <w:rPr>
+          <w:rFonts w:ascii="Times New Roman" w:hAnsi="Times New Roman" w:cs="Times New Roman"/>
+          <w:sz w:val="28"/>
+          <w:szCs w:val="28"/>
+        </w:rPr>
+      </w:pPr>
+      <w:r>
+        <w:rPr>
+          <w:rFonts w:ascii="Times New Roman" w:hAnsi="Times New Roman" w:cs="Times New Roman"/>
           <w:b/>
           <w:bCs/>
+          <w:sz w:val="28"/>
+          <w:szCs w:val="28"/>
         </w:rPr>
         <w:t>[Screenshot Here – Failed SSH Login Alert]</w:t>
       </w:r>
     </w:p>
     <w:p>
-      <w:r>
+      <w:pPr>
+        <w:rPr>
+          <w:rFonts w:ascii="Times New Roman" w:hAnsi="Times New Roman" w:cs="Times New Roman"/>
+          <w:sz w:val="28"/>
+          <w:szCs w:val="28"/>
+        </w:rPr>
+      </w:pPr>
+      <w:r>
+        <w:rPr>
+          <w:rFonts w:ascii="Times New Roman" w:hAnsi="Times New Roman" w:cs="Times New Roman"/>
+          <w:sz w:val="28"/>
+          <w:szCs w:val="28"/>
+        </w:rPr>
         <w:pict w14:anchorId="40554C78">
-          <v:rect id="_x0000_i1273" style="width:0;height:1.5pt" o:hralign="center" o:hrstd="t" o:hr="t" fillcolor="#a0a0a0" stroked="f"/>
+          <v:rect id="_x0000_i1051" style="width:0;height:1.5pt" o:hralign="center" o:hrstd="t" o:hr="t" fillcolor="#a0a0a0" stroked="f"/>
         </w:pict>
       </w:r>
     </w:p>
     <w:p>
       <w:pPr>
         <w:rPr>
+          <w:rFonts w:ascii="Times New Roman" w:hAnsi="Times New Roman" w:cs="Times New Roman"/>
           <w:b/>
           <w:bCs/>
-        </w:rPr>
-      </w:pPr>
-      <w:r>
-        <w:rPr>
+          <w:sz w:val="28"/>
+          <w:szCs w:val="28"/>
+        </w:rPr>
+      </w:pPr>
+      <w:r>
+        <w:rPr>
+          <w:rFonts w:ascii="Times New Roman" w:hAnsi="Times New Roman" w:cs="Times New Roman"/>
           <w:b/>
           <w:bCs/>
+          <w:sz w:val="28"/>
+          <w:szCs w:val="28"/>
         </w:rPr>
         <w:t>8.12 Investigating File Changes</w:t>
       </w:r>
     </w:p>
     <w:p>
-      <w:r>
-        <w:t>When File Integrity Monitoring (FIM) is enabled, Wazuh monitors important files.</w:t>
-      </w:r>
-    </w:p>
-    <w:p>
-      <w:r>
+      <w:pPr>
+        <w:rPr>
+          <w:rFonts w:ascii="Times New Roman" w:hAnsi="Times New Roman" w:cs="Times New Roman"/>
+          <w:sz w:val="28"/>
+          <w:szCs w:val="28"/>
+        </w:rPr>
+      </w:pPr>
+      <w:r>
+        <w:rPr>
+          <w:rFonts w:ascii="Times New Roman" w:hAnsi="Times New Roman" w:cs="Times New Roman"/>
+          <w:sz w:val="28"/>
+          <w:szCs w:val="28"/>
+        </w:rPr>
+        <w:t xml:space="preserve">When File Integrity Monitoring (FIM) is enabled, </w:t>
+      </w:r>
+      <w:proofErr w:type="spellStart"/>
+      <w:r>
+        <w:rPr>
+          <w:rFonts w:ascii="Times New Roman" w:hAnsi="Times New Roman" w:cs="Times New Roman"/>
+          <w:sz w:val="28"/>
+          <w:szCs w:val="28"/>
+        </w:rPr>
+        <w:t>Wazuh</w:t>
+      </w:r>
+      <w:proofErr w:type="spellEnd"/>
+      <w:r>
+        <w:rPr>
+          <w:rFonts w:ascii="Times New Roman" w:hAnsi="Times New Roman" w:cs="Times New Roman"/>
+          <w:sz w:val="28"/>
+          <w:szCs w:val="28"/>
+        </w:rPr>
+        <w:t xml:space="preserve"> monitors important files.</w:t>
+      </w:r>
+    </w:p>
+    <w:p>
+      <w:pPr>
+        <w:rPr>
+          <w:rFonts w:ascii="Times New Roman" w:hAnsi="Times New Roman" w:cs="Times New Roman"/>
+          <w:sz w:val="28"/>
+          <w:szCs w:val="28"/>
+        </w:rPr>
+      </w:pPr>
+      <w:r>
+        <w:rPr>
+          <w:rFonts w:ascii="Times New Roman" w:hAnsi="Times New Roman" w:cs="Times New Roman"/>
+          <w:sz w:val="28"/>
+          <w:szCs w:val="28"/>
+        </w:rPr>
         <w:t>Example:</w:t>
       </w:r>
     </w:p>
     <w:p>
-      <w:r>
-        <w:t>/etc/passwd</w:t>
-      </w:r>
-    </w:p>
-    <w:p>
-      <w:r>
+      <w:pPr>
+        <w:rPr>
+          <w:rFonts w:ascii="Times New Roman" w:hAnsi="Times New Roman" w:cs="Times New Roman"/>
+          <w:sz w:val="28"/>
+          <w:szCs w:val="28"/>
+        </w:rPr>
+      </w:pPr>
+      <w:r>
+        <w:rPr>
+          <w:rFonts w:ascii="Times New Roman" w:hAnsi="Times New Roman" w:cs="Times New Roman"/>
+          <w:sz w:val="28"/>
+          <w:szCs w:val="28"/>
+        </w:rPr>
+        <w:t>/</w:t>
+      </w:r>
+      <w:proofErr w:type="spellStart"/>
+      <w:r>
+        <w:rPr>
+          <w:rFonts w:ascii="Times New Roman" w:hAnsi="Times New Roman" w:cs="Times New Roman"/>
+          <w:sz w:val="28"/>
+          <w:szCs w:val="28"/>
+        </w:rPr>
+        <w:t>etc</w:t>
+      </w:r>
+      <w:proofErr w:type="spellEnd"/>
+      <w:r>
+        <w:rPr>
+          <w:rFonts w:ascii="Times New Roman" w:hAnsi="Times New Roman" w:cs="Times New Roman"/>
+          <w:sz w:val="28"/>
+          <w:szCs w:val="28"/>
+        </w:rPr>
+        <w:t>/passwd</w:t>
+      </w:r>
+    </w:p>
+    <w:p>
+      <w:pPr>
+        <w:rPr>
+          <w:rFonts w:ascii="Times New Roman" w:hAnsi="Times New Roman" w:cs="Times New Roman"/>
+          <w:sz w:val="28"/>
+          <w:szCs w:val="28"/>
+        </w:rPr>
+      </w:pPr>
+      <w:r>
+        <w:rPr>
+          <w:rFonts w:ascii="Times New Roman" w:hAnsi="Times New Roman" w:cs="Times New Roman"/>
+          <w:sz w:val="28"/>
+          <w:szCs w:val="28"/>
+        </w:rPr>
+        <w:lastRenderedPageBreak/>
         <w:t>If the file changes unexpectedly:</w:t>
       </w:r>
     </w:p>
@@ -2630,8 +5856,18 @@
           <w:ilvl w:val="0"/>
           <w:numId w:val="13"/>
         </w:numPr>
-      </w:pPr>
-      <w:r>
+        <w:rPr>
+          <w:rFonts w:ascii="Times New Roman" w:hAnsi="Times New Roman" w:cs="Times New Roman"/>
+          <w:sz w:val="28"/>
+          <w:szCs w:val="28"/>
+        </w:rPr>
+      </w:pPr>
+      <w:r>
+        <w:rPr>
+          <w:rFonts w:ascii="Times New Roman" w:hAnsi="Times New Roman" w:cs="Times New Roman"/>
+          <w:sz w:val="28"/>
+          <w:szCs w:val="28"/>
+        </w:rPr>
         <w:t>The Agent detects the modification.</w:t>
       </w:r>
     </w:p>
@@ -2641,8 +5877,18 @@
           <w:ilvl w:val="0"/>
           <w:numId w:val="13"/>
         </w:numPr>
-      </w:pPr>
-      <w:r>
+        <w:rPr>
+          <w:rFonts w:ascii="Times New Roman" w:hAnsi="Times New Roman" w:cs="Times New Roman"/>
+          <w:sz w:val="28"/>
+          <w:szCs w:val="28"/>
+        </w:rPr>
+      </w:pPr>
+      <w:r>
+        <w:rPr>
+          <w:rFonts w:ascii="Times New Roman" w:hAnsi="Times New Roman" w:cs="Times New Roman"/>
+          <w:sz w:val="28"/>
+          <w:szCs w:val="28"/>
+        </w:rPr>
         <w:t>The Manager generates an alert.</w:t>
       </w:r>
     </w:p>
@@ -2652,136 +5898,329 @@
           <w:ilvl w:val="0"/>
           <w:numId w:val="13"/>
         </w:numPr>
-      </w:pPr>
-      <w:r>
+        <w:rPr>
+          <w:rFonts w:ascii="Times New Roman" w:hAnsi="Times New Roman" w:cs="Times New Roman"/>
+          <w:sz w:val="28"/>
+          <w:szCs w:val="28"/>
+        </w:rPr>
+      </w:pPr>
+      <w:r>
+        <w:rPr>
+          <w:rFonts w:ascii="Times New Roman" w:hAnsi="Times New Roman" w:cs="Times New Roman"/>
+          <w:sz w:val="28"/>
+          <w:szCs w:val="28"/>
+        </w:rPr>
         <w:t>The analyst investigates whether the change was authorized.</w:t>
       </w:r>
     </w:p>
     <w:p>
-      <w:r>
+      <w:pPr>
+        <w:rPr>
+          <w:rFonts w:ascii="Times New Roman" w:hAnsi="Times New Roman" w:cs="Times New Roman"/>
+          <w:sz w:val="28"/>
+          <w:szCs w:val="28"/>
+        </w:rPr>
+      </w:pPr>
+      <w:r>
+        <w:rPr>
+          <w:rFonts w:ascii="Times New Roman" w:hAnsi="Times New Roman" w:cs="Times New Roman"/>
+          <w:sz w:val="28"/>
+          <w:szCs w:val="28"/>
+        </w:rPr>
         <w:pict w14:anchorId="23637EC6">
-          <v:rect id="_x0000_i1274" style="width:0;height:1.5pt" o:hralign="center" o:hrstd="t" o:hr="t" fillcolor="#a0a0a0" stroked="f"/>
+          <v:rect id="_x0000_i1052" style="width:0;height:1.5pt" o:hralign="center" o:hrstd="t" o:hr="t" fillcolor="#a0a0a0" stroked="f"/>
         </w:pict>
       </w:r>
     </w:p>
     <w:p>
       <w:pPr>
         <w:rPr>
+          <w:rFonts w:ascii="Times New Roman" w:hAnsi="Times New Roman" w:cs="Times New Roman"/>
           <w:b/>
           <w:bCs/>
-        </w:rPr>
-      </w:pPr>
-      <w:r>
-        <w:rPr>
+          <w:sz w:val="28"/>
+          <w:szCs w:val="28"/>
+        </w:rPr>
+      </w:pPr>
+      <w:r>
+        <w:rPr>
+          <w:rFonts w:ascii="Times New Roman" w:hAnsi="Times New Roman" w:cs="Times New Roman"/>
           <w:b/>
           <w:bCs/>
+          <w:sz w:val="28"/>
+          <w:szCs w:val="28"/>
         </w:rPr>
         <w:t>File Monitoring Workflow</w:t>
       </w:r>
     </w:p>
     <w:p>
-      <w:r>
+      <w:pPr>
+        <w:rPr>
+          <w:rFonts w:ascii="Times New Roman" w:hAnsi="Times New Roman" w:cs="Times New Roman"/>
+          <w:sz w:val="28"/>
+          <w:szCs w:val="28"/>
+        </w:rPr>
+      </w:pPr>
+      <w:r>
+        <w:rPr>
+          <w:rFonts w:ascii="Times New Roman" w:hAnsi="Times New Roman" w:cs="Times New Roman"/>
+          <w:sz w:val="28"/>
+          <w:szCs w:val="28"/>
+        </w:rPr>
         <w:t>Sensitive File</w:t>
       </w:r>
     </w:p>
     <w:p>
-      <w:r>
+      <w:pPr>
+        <w:rPr>
+          <w:rFonts w:ascii="Times New Roman" w:hAnsi="Times New Roman" w:cs="Times New Roman"/>
+          <w:sz w:val="28"/>
+          <w:szCs w:val="28"/>
+        </w:rPr>
+      </w:pPr>
+      <w:r>
+        <w:rPr>
+          <w:rFonts w:ascii="Times New Roman" w:hAnsi="Times New Roman" w:cs="Times New Roman"/>
+          <w:sz w:val="28"/>
+          <w:szCs w:val="28"/>
+        </w:rPr>
         <w:t xml:space="preserve">       │</w:t>
       </w:r>
     </w:p>
     <w:p>
-      <w:r>
+      <w:pPr>
+        <w:rPr>
+          <w:rFonts w:ascii="Times New Roman" w:hAnsi="Times New Roman" w:cs="Times New Roman"/>
+          <w:sz w:val="28"/>
+          <w:szCs w:val="28"/>
+        </w:rPr>
+      </w:pPr>
+      <w:r>
+        <w:rPr>
+          <w:rFonts w:ascii="Times New Roman" w:hAnsi="Times New Roman" w:cs="Times New Roman"/>
+          <w:sz w:val="28"/>
+          <w:szCs w:val="28"/>
+        </w:rPr>
         <w:t>Modified</w:t>
       </w:r>
     </w:p>
     <w:p>
-      <w:r>
+      <w:pPr>
+        <w:rPr>
+          <w:rFonts w:ascii="Times New Roman" w:hAnsi="Times New Roman" w:cs="Times New Roman"/>
+          <w:sz w:val="28"/>
+          <w:szCs w:val="28"/>
+        </w:rPr>
+      </w:pPr>
+      <w:r>
+        <w:rPr>
+          <w:rFonts w:ascii="Times New Roman" w:hAnsi="Times New Roman" w:cs="Times New Roman"/>
+          <w:sz w:val="28"/>
+          <w:szCs w:val="28"/>
+        </w:rPr>
         <w:t xml:space="preserve">       │</w:t>
       </w:r>
     </w:p>
     <w:p>
-      <w:r>
-        <w:t xml:space="preserve">       </w:t>
-      </w:r>
-      <w:r>
-        <w:rPr>
-          <w:rFonts w:ascii="Arial" w:hAnsi="Arial" w:cs="Arial"/>
-        </w:rPr>
-        <w:t>▼</w:t>
-      </w:r>
-    </w:p>
-    <w:p>
-      <w:r>
-        <w:t>Wazuh Agent</w:t>
-      </w:r>
-    </w:p>
-    <w:p>
-      <w:r>
+      <w:pPr>
+        <w:rPr>
+          <w:rFonts w:ascii="Times New Roman" w:hAnsi="Times New Roman" w:cs="Times New Roman"/>
+          <w:sz w:val="28"/>
+          <w:szCs w:val="28"/>
+        </w:rPr>
+      </w:pPr>
+      <w:r>
+        <w:rPr>
+          <w:rFonts w:ascii="Times New Roman" w:hAnsi="Times New Roman" w:cs="Times New Roman"/>
+          <w:sz w:val="28"/>
+          <w:szCs w:val="28"/>
+        </w:rPr>
+        <w:t xml:space="preserve">       ▼</w:t>
+      </w:r>
+    </w:p>
+    <w:p>
+      <w:pPr>
+        <w:rPr>
+          <w:rFonts w:ascii="Times New Roman" w:hAnsi="Times New Roman" w:cs="Times New Roman"/>
+          <w:sz w:val="28"/>
+          <w:szCs w:val="28"/>
+        </w:rPr>
+      </w:pPr>
+      <w:proofErr w:type="spellStart"/>
+      <w:r>
+        <w:rPr>
+          <w:rFonts w:ascii="Times New Roman" w:hAnsi="Times New Roman" w:cs="Times New Roman"/>
+          <w:sz w:val="28"/>
+          <w:szCs w:val="28"/>
+        </w:rPr>
+        <w:t>Wazuh</w:t>
+      </w:r>
+      <w:proofErr w:type="spellEnd"/>
+      <w:r>
+        <w:rPr>
+          <w:rFonts w:ascii="Times New Roman" w:hAnsi="Times New Roman" w:cs="Times New Roman"/>
+          <w:sz w:val="28"/>
+          <w:szCs w:val="28"/>
+        </w:rPr>
+        <w:t xml:space="preserve"> Agent</w:t>
+      </w:r>
+    </w:p>
+    <w:p>
+      <w:pPr>
+        <w:rPr>
+          <w:rFonts w:ascii="Times New Roman" w:hAnsi="Times New Roman" w:cs="Times New Roman"/>
+          <w:sz w:val="28"/>
+          <w:szCs w:val="28"/>
+        </w:rPr>
+      </w:pPr>
+      <w:r>
+        <w:rPr>
+          <w:rFonts w:ascii="Times New Roman" w:hAnsi="Times New Roman" w:cs="Times New Roman"/>
+          <w:sz w:val="28"/>
+          <w:szCs w:val="28"/>
+        </w:rPr>
         <w:t xml:space="preserve">       │</w:t>
       </w:r>
     </w:p>
     <w:p>
-      <w:r>
-        <w:t xml:space="preserve">       </w:t>
-      </w:r>
-      <w:r>
-        <w:rPr>
-          <w:rFonts w:ascii="Arial" w:hAnsi="Arial" w:cs="Arial"/>
-        </w:rPr>
-        <w:t>▼</w:t>
-      </w:r>
-    </w:p>
-    <w:p>
-      <w:r>
+      <w:pPr>
+        <w:rPr>
+          <w:rFonts w:ascii="Times New Roman" w:hAnsi="Times New Roman" w:cs="Times New Roman"/>
+          <w:sz w:val="28"/>
+          <w:szCs w:val="28"/>
+        </w:rPr>
+      </w:pPr>
+      <w:r>
+        <w:rPr>
+          <w:rFonts w:ascii="Times New Roman" w:hAnsi="Times New Roman" w:cs="Times New Roman"/>
+          <w:sz w:val="28"/>
+          <w:szCs w:val="28"/>
+        </w:rPr>
+        <w:t xml:space="preserve">       ▼</w:t>
+      </w:r>
+    </w:p>
+    <w:p>
+      <w:pPr>
+        <w:rPr>
+          <w:rFonts w:ascii="Times New Roman" w:hAnsi="Times New Roman" w:cs="Times New Roman"/>
+          <w:sz w:val="28"/>
+          <w:szCs w:val="28"/>
+        </w:rPr>
+      </w:pPr>
+      <w:r>
+        <w:rPr>
+          <w:rFonts w:ascii="Times New Roman" w:hAnsi="Times New Roman" w:cs="Times New Roman"/>
+          <w:sz w:val="28"/>
+          <w:szCs w:val="28"/>
+        </w:rPr>
         <w:t>Manager</w:t>
       </w:r>
     </w:p>
     <w:p>
-      <w:r>
+      <w:pPr>
+        <w:rPr>
+          <w:rFonts w:ascii="Times New Roman" w:hAnsi="Times New Roman" w:cs="Times New Roman"/>
+          <w:sz w:val="28"/>
+          <w:szCs w:val="28"/>
+        </w:rPr>
+      </w:pPr>
+      <w:r>
+        <w:rPr>
+          <w:rFonts w:ascii="Times New Roman" w:hAnsi="Times New Roman" w:cs="Times New Roman"/>
+          <w:sz w:val="28"/>
+          <w:szCs w:val="28"/>
+        </w:rPr>
         <w:t xml:space="preserve">       │</w:t>
       </w:r>
     </w:p>
     <w:p>
-      <w:r>
-        <w:lastRenderedPageBreak/>
-        <w:t xml:space="preserve">       </w:t>
-      </w:r>
-      <w:r>
-        <w:rPr>
-          <w:rFonts w:ascii="Arial" w:hAnsi="Arial" w:cs="Arial"/>
-        </w:rPr>
-        <w:t>▼</w:t>
-      </w:r>
-    </w:p>
-    <w:p>
-      <w:r>
+      <w:pPr>
+        <w:rPr>
+          <w:rFonts w:ascii="Times New Roman" w:hAnsi="Times New Roman" w:cs="Times New Roman"/>
+          <w:sz w:val="28"/>
+          <w:szCs w:val="28"/>
+        </w:rPr>
+      </w:pPr>
+      <w:r>
+        <w:rPr>
+          <w:rFonts w:ascii="Times New Roman" w:hAnsi="Times New Roman" w:cs="Times New Roman"/>
+          <w:sz w:val="28"/>
+          <w:szCs w:val="28"/>
+        </w:rPr>
+        <w:t xml:space="preserve">       ▼</w:t>
+      </w:r>
+    </w:p>
+    <w:p>
+      <w:pPr>
+        <w:rPr>
+          <w:rFonts w:ascii="Times New Roman" w:hAnsi="Times New Roman" w:cs="Times New Roman"/>
+          <w:sz w:val="28"/>
+          <w:szCs w:val="28"/>
+        </w:rPr>
+      </w:pPr>
+      <w:r>
+        <w:rPr>
+          <w:rFonts w:ascii="Times New Roman" w:hAnsi="Times New Roman" w:cs="Times New Roman"/>
+          <w:sz w:val="28"/>
+          <w:szCs w:val="28"/>
+        </w:rPr>
         <w:t>Alert</w:t>
       </w:r>
     </w:p>
     <w:p>
-      <w:r>
+      <w:pPr>
+        <w:rPr>
+          <w:rFonts w:ascii="Times New Roman" w:hAnsi="Times New Roman" w:cs="Times New Roman"/>
+          <w:sz w:val="28"/>
+          <w:szCs w:val="28"/>
+        </w:rPr>
+      </w:pPr>
+      <w:r>
+        <w:rPr>
+          <w:rFonts w:ascii="Times New Roman" w:hAnsi="Times New Roman" w:cs="Times New Roman"/>
+          <w:sz w:val="28"/>
+          <w:szCs w:val="28"/>
+        </w:rPr>
         <w:pict w14:anchorId="3B0329FA">
-          <v:rect id="_x0000_i1275" style="width:0;height:1.5pt" o:hralign="center" o:hrstd="t" o:hr="t" fillcolor="#a0a0a0" stroked="f"/>
+          <v:rect id="_x0000_i1053" style="width:0;height:1.5pt" o:hralign="center" o:hrstd="t" o:hr="t" fillcolor="#a0a0a0" stroked="f"/>
         </w:pict>
       </w:r>
     </w:p>
     <w:p>
       <w:pPr>
         <w:rPr>
+          <w:rFonts w:ascii="Times New Roman" w:hAnsi="Times New Roman" w:cs="Times New Roman"/>
           <w:b/>
           <w:bCs/>
-        </w:rPr>
-      </w:pPr>
-      <w:r>
-        <w:rPr>
+          <w:sz w:val="28"/>
+          <w:szCs w:val="28"/>
+        </w:rPr>
+      </w:pPr>
+      <w:r>
+        <w:rPr>
+          <w:rFonts w:ascii="Times New Roman" w:hAnsi="Times New Roman" w:cs="Times New Roman"/>
           <w:b/>
           <w:bCs/>
+          <w:sz w:val="28"/>
+          <w:szCs w:val="28"/>
         </w:rPr>
         <w:t>8.13 Best Practices for Log Monitoring</w:t>
       </w:r>
     </w:p>
     <w:p>
-      <w:r>
+      <w:pPr>
+        <w:rPr>
+          <w:rFonts w:ascii="Times New Roman" w:hAnsi="Times New Roman" w:cs="Times New Roman"/>
+          <w:sz w:val="28"/>
+          <w:szCs w:val="28"/>
+        </w:rPr>
+      </w:pPr>
+      <w:r>
+        <w:rPr>
+          <w:rFonts w:ascii="Times New Roman" w:hAnsi="Times New Roman" w:cs="Times New Roman"/>
+          <w:sz w:val="28"/>
+          <w:szCs w:val="28"/>
+        </w:rPr>
         <w:t>Security analysts should:</w:t>
       </w:r>
     </w:p>
@@ -2791,8 +6230,18 @@
           <w:ilvl w:val="0"/>
           <w:numId w:val="14"/>
         </w:numPr>
-      </w:pPr>
-      <w:r>
+        <w:rPr>
+          <w:rFonts w:ascii="Times New Roman" w:hAnsi="Times New Roman" w:cs="Times New Roman"/>
+          <w:sz w:val="28"/>
+          <w:szCs w:val="28"/>
+        </w:rPr>
+      </w:pPr>
+      <w:r>
+        <w:rPr>
+          <w:rFonts w:ascii="Times New Roman" w:hAnsi="Times New Roman" w:cs="Times New Roman"/>
+          <w:sz w:val="28"/>
+          <w:szCs w:val="28"/>
+        </w:rPr>
         <w:t>Review critical alerts first.</w:t>
       </w:r>
     </w:p>
@@ -2802,8 +6251,18 @@
           <w:ilvl w:val="0"/>
           <w:numId w:val="14"/>
         </w:numPr>
-      </w:pPr>
-      <w:r>
+        <w:rPr>
+          <w:rFonts w:ascii="Times New Roman" w:hAnsi="Times New Roman" w:cs="Times New Roman"/>
+          <w:sz w:val="28"/>
+          <w:szCs w:val="28"/>
+        </w:rPr>
+      </w:pPr>
+      <w:r>
+        <w:rPr>
+          <w:rFonts w:ascii="Times New Roman" w:hAnsi="Times New Roman" w:cs="Times New Roman"/>
+          <w:sz w:val="28"/>
+          <w:szCs w:val="28"/>
+        </w:rPr>
         <w:t>Investigate repeated failed logins.</w:t>
       </w:r>
     </w:p>
@@ -2813,8 +6272,18 @@
           <w:ilvl w:val="0"/>
           <w:numId w:val="14"/>
         </w:numPr>
-      </w:pPr>
-      <w:r>
+        <w:rPr>
+          <w:rFonts w:ascii="Times New Roman" w:hAnsi="Times New Roman" w:cs="Times New Roman"/>
+          <w:sz w:val="28"/>
+          <w:szCs w:val="28"/>
+        </w:rPr>
+      </w:pPr>
+      <w:r>
+        <w:rPr>
+          <w:rFonts w:ascii="Times New Roman" w:hAnsi="Times New Roman" w:cs="Times New Roman"/>
+          <w:sz w:val="28"/>
+          <w:szCs w:val="28"/>
+        </w:rPr>
         <w:t>Monitor privileged account activity.</w:t>
       </w:r>
     </w:p>
@@ -2824,8 +6293,19 @@
           <w:ilvl w:val="0"/>
           <w:numId w:val="14"/>
         </w:numPr>
-      </w:pPr>
-      <w:r>
+        <w:rPr>
+          <w:rFonts w:ascii="Times New Roman" w:hAnsi="Times New Roman" w:cs="Times New Roman"/>
+          <w:sz w:val="28"/>
+          <w:szCs w:val="28"/>
+        </w:rPr>
+      </w:pPr>
+      <w:r>
+        <w:rPr>
+          <w:rFonts w:ascii="Times New Roman" w:hAnsi="Times New Roman" w:cs="Times New Roman"/>
+          <w:sz w:val="28"/>
+          <w:szCs w:val="28"/>
+        </w:rPr>
+        <w:lastRenderedPageBreak/>
         <w:t>Monitor configuration changes.</w:t>
       </w:r>
     </w:p>
@@ -2835,8 +6315,18 @@
           <w:ilvl w:val="0"/>
           <w:numId w:val="14"/>
         </w:numPr>
-      </w:pPr>
-      <w:r>
+        <w:rPr>
+          <w:rFonts w:ascii="Times New Roman" w:hAnsi="Times New Roman" w:cs="Times New Roman"/>
+          <w:sz w:val="28"/>
+          <w:szCs w:val="28"/>
+        </w:rPr>
+      </w:pPr>
+      <w:r>
+        <w:rPr>
+          <w:rFonts w:ascii="Times New Roman" w:hAnsi="Times New Roman" w:cs="Times New Roman"/>
+          <w:sz w:val="28"/>
+          <w:szCs w:val="28"/>
+        </w:rPr>
         <w:t>Watch for unexpected service failures.</w:t>
       </w:r>
     </w:p>
@@ -2846,8 +6336,18 @@
           <w:ilvl w:val="0"/>
           <w:numId w:val="14"/>
         </w:numPr>
-      </w:pPr>
-      <w:r>
+        <w:rPr>
+          <w:rFonts w:ascii="Times New Roman" w:hAnsi="Times New Roman" w:cs="Times New Roman"/>
+          <w:sz w:val="28"/>
+          <w:szCs w:val="28"/>
+        </w:rPr>
+      </w:pPr>
+      <w:r>
+        <w:rPr>
+          <w:rFonts w:ascii="Times New Roman" w:hAnsi="Times New Roman" w:cs="Times New Roman"/>
+          <w:sz w:val="28"/>
+          <w:szCs w:val="28"/>
+        </w:rPr>
         <w:t>Investigate unknown processes.</w:t>
       </w:r>
     </w:p>
@@ -2857,29 +6357,57 @@
           <w:ilvl w:val="0"/>
           <w:numId w:val="14"/>
         </w:numPr>
-      </w:pPr>
-      <w:r>
+        <w:rPr>
+          <w:rFonts w:ascii="Times New Roman" w:hAnsi="Times New Roman" w:cs="Times New Roman"/>
+          <w:sz w:val="28"/>
+          <w:szCs w:val="28"/>
+        </w:rPr>
+      </w:pPr>
+      <w:r>
+        <w:rPr>
+          <w:rFonts w:ascii="Times New Roman" w:hAnsi="Times New Roman" w:cs="Times New Roman"/>
+          <w:sz w:val="28"/>
+          <w:szCs w:val="28"/>
+        </w:rPr>
         <w:t>Review alerts regularly.</w:t>
       </w:r>
     </w:p>
     <w:p>
-      <w:r>
+      <w:pPr>
+        <w:rPr>
+          <w:rFonts w:ascii="Times New Roman" w:hAnsi="Times New Roman" w:cs="Times New Roman"/>
+          <w:sz w:val="28"/>
+          <w:szCs w:val="28"/>
+        </w:rPr>
+      </w:pPr>
+      <w:r>
+        <w:rPr>
+          <w:rFonts w:ascii="Times New Roman" w:hAnsi="Times New Roman" w:cs="Times New Roman"/>
+          <w:sz w:val="28"/>
+          <w:szCs w:val="28"/>
+        </w:rPr>
         <w:pict w14:anchorId="036E3091">
-          <v:rect id="_x0000_i1276" style="width:0;height:1.5pt" o:hralign="center" o:hrstd="t" o:hr="t" fillcolor="#a0a0a0" stroked="f"/>
+          <v:rect id="_x0000_i1054" style="width:0;height:1.5pt" o:hralign="center" o:hrstd="t" o:hr="t" fillcolor="#a0a0a0" stroked="f"/>
         </w:pict>
       </w:r>
     </w:p>
     <w:p>
       <w:pPr>
         <w:rPr>
+          <w:rFonts w:ascii="Times New Roman" w:hAnsi="Times New Roman" w:cs="Times New Roman"/>
           <w:b/>
           <w:bCs/>
-        </w:rPr>
-      </w:pPr>
-      <w:r>
-        <w:rPr>
+          <w:sz w:val="28"/>
+          <w:szCs w:val="28"/>
+        </w:rPr>
+      </w:pPr>
+      <w:r>
+        <w:rPr>
+          <w:rFonts w:ascii="Times New Roman" w:hAnsi="Times New Roman" w:cs="Times New Roman"/>
           <w:b/>
           <w:bCs/>
+          <w:sz w:val="28"/>
+          <w:szCs w:val="28"/>
         </w:rPr>
         <w:t>8.14 Common Problems</w:t>
       </w:r>
@@ -2887,20 +6415,38 @@
     <w:p>
       <w:pPr>
         <w:rPr>
+          <w:rFonts w:ascii="Times New Roman" w:hAnsi="Times New Roman" w:cs="Times New Roman"/>
           <w:b/>
           <w:bCs/>
-        </w:rPr>
-      </w:pPr>
-      <w:r>
-        <w:rPr>
+          <w:sz w:val="28"/>
+          <w:szCs w:val="28"/>
+        </w:rPr>
+      </w:pPr>
+      <w:r>
+        <w:rPr>
+          <w:rFonts w:ascii="Times New Roman" w:hAnsi="Times New Roman" w:cs="Times New Roman"/>
           <w:b/>
           <w:bCs/>
+          <w:sz w:val="28"/>
+          <w:szCs w:val="28"/>
         </w:rPr>
         <w:t>No Logs Appearing</w:t>
       </w:r>
     </w:p>
     <w:p>
-      <w:r>
+      <w:pPr>
+        <w:rPr>
+          <w:rFonts w:ascii="Times New Roman" w:hAnsi="Times New Roman" w:cs="Times New Roman"/>
+          <w:sz w:val="28"/>
+          <w:szCs w:val="28"/>
+        </w:rPr>
+      </w:pPr>
+      <w:r>
+        <w:rPr>
+          <w:rFonts w:ascii="Times New Roman" w:hAnsi="Times New Roman" w:cs="Times New Roman"/>
+          <w:sz w:val="28"/>
+          <w:szCs w:val="28"/>
+        </w:rPr>
         <w:t>Possible causes:</w:t>
       </w:r>
     </w:p>
@@ -2910,8 +6456,18 @@
           <w:ilvl w:val="0"/>
           <w:numId w:val="15"/>
         </w:numPr>
-      </w:pPr>
-      <w:r>
+        <w:rPr>
+          <w:rFonts w:ascii="Times New Roman" w:hAnsi="Times New Roman" w:cs="Times New Roman"/>
+          <w:sz w:val="28"/>
+          <w:szCs w:val="28"/>
+        </w:rPr>
+      </w:pPr>
+      <w:r>
+        <w:rPr>
+          <w:rFonts w:ascii="Times New Roman" w:hAnsi="Times New Roman" w:cs="Times New Roman"/>
+          <w:sz w:val="28"/>
+          <w:szCs w:val="28"/>
+        </w:rPr>
         <w:t>Agent disconnected.</w:t>
       </w:r>
     </w:p>
@@ -2921,8 +6477,18 @@
           <w:ilvl w:val="0"/>
           <w:numId w:val="15"/>
         </w:numPr>
-      </w:pPr>
-      <w:r>
+        <w:rPr>
+          <w:rFonts w:ascii="Times New Roman" w:hAnsi="Times New Roman" w:cs="Times New Roman"/>
+          <w:sz w:val="28"/>
+          <w:szCs w:val="28"/>
+        </w:rPr>
+      </w:pPr>
+      <w:r>
+        <w:rPr>
+          <w:rFonts w:ascii="Times New Roman" w:hAnsi="Times New Roman" w:cs="Times New Roman"/>
+          <w:sz w:val="28"/>
+          <w:szCs w:val="28"/>
+        </w:rPr>
         <w:t>Incorrect configuration.</w:t>
       </w:r>
     </w:p>
@@ -2932,8 +6498,18 @@
           <w:ilvl w:val="0"/>
           <w:numId w:val="15"/>
         </w:numPr>
-      </w:pPr>
-      <w:r>
+        <w:rPr>
+          <w:rFonts w:ascii="Times New Roman" w:hAnsi="Times New Roman" w:cs="Times New Roman"/>
+          <w:sz w:val="28"/>
+          <w:szCs w:val="28"/>
+        </w:rPr>
+      </w:pPr>
+      <w:r>
+        <w:rPr>
+          <w:rFonts w:ascii="Times New Roman" w:hAnsi="Times New Roman" w:cs="Times New Roman"/>
+          <w:sz w:val="28"/>
+          <w:szCs w:val="28"/>
+        </w:rPr>
         <w:t>Manager unavailable.</w:t>
       </w:r>
     </w:p>
@@ -2943,35 +6519,75 @@
           <w:ilvl w:val="0"/>
           <w:numId w:val="15"/>
         </w:numPr>
-      </w:pPr>
-      <w:r>
+        <w:rPr>
+          <w:rFonts w:ascii="Times New Roman" w:hAnsi="Times New Roman" w:cs="Times New Roman"/>
+          <w:sz w:val="28"/>
+          <w:szCs w:val="28"/>
+        </w:rPr>
+      </w:pPr>
+      <w:r>
+        <w:rPr>
+          <w:rFonts w:ascii="Times New Roman" w:hAnsi="Times New Roman" w:cs="Times New Roman"/>
+          <w:sz w:val="28"/>
+          <w:szCs w:val="28"/>
+        </w:rPr>
         <w:t>Network issue.</w:t>
       </w:r>
     </w:p>
     <w:p>
-      <w:r>
+      <w:pPr>
+        <w:rPr>
+          <w:rFonts w:ascii="Times New Roman" w:hAnsi="Times New Roman" w:cs="Times New Roman"/>
+          <w:sz w:val="28"/>
+          <w:szCs w:val="28"/>
+        </w:rPr>
+      </w:pPr>
+      <w:r>
+        <w:rPr>
+          <w:rFonts w:ascii="Times New Roman" w:hAnsi="Times New Roman" w:cs="Times New Roman"/>
+          <w:sz w:val="28"/>
+          <w:szCs w:val="28"/>
+        </w:rPr>
         <w:pict w14:anchorId="3549EEDD">
-          <v:rect id="_x0000_i1277" style="width:0;height:1.5pt" o:hralign="center" o:hrstd="t" o:hr="t" fillcolor="#a0a0a0" stroked="f"/>
+          <v:rect id="_x0000_i1055" style="width:0;height:1.5pt" o:hralign="center" o:hrstd="t" o:hr="t" fillcolor="#a0a0a0" stroked="f"/>
         </w:pict>
       </w:r>
     </w:p>
     <w:p>
       <w:pPr>
         <w:rPr>
+          <w:rFonts w:ascii="Times New Roman" w:hAnsi="Times New Roman" w:cs="Times New Roman"/>
           <w:b/>
           <w:bCs/>
-        </w:rPr>
-      </w:pPr>
-      <w:r>
-        <w:rPr>
+          <w:sz w:val="28"/>
+          <w:szCs w:val="28"/>
+        </w:rPr>
+      </w:pPr>
+      <w:r>
+        <w:rPr>
+          <w:rFonts w:ascii="Times New Roman" w:hAnsi="Times New Roman" w:cs="Times New Roman"/>
           <w:b/>
           <w:bCs/>
+          <w:sz w:val="28"/>
+          <w:szCs w:val="28"/>
         </w:rPr>
         <w:t>No Alerts Generated</w:t>
       </w:r>
     </w:p>
     <w:p>
-      <w:r>
+      <w:pPr>
+        <w:rPr>
+          <w:rFonts w:ascii="Times New Roman" w:hAnsi="Times New Roman" w:cs="Times New Roman"/>
+          <w:sz w:val="28"/>
+          <w:szCs w:val="28"/>
+        </w:rPr>
+      </w:pPr>
+      <w:r>
+        <w:rPr>
+          <w:rFonts w:ascii="Times New Roman" w:hAnsi="Times New Roman" w:cs="Times New Roman"/>
+          <w:sz w:val="28"/>
+          <w:szCs w:val="28"/>
+        </w:rPr>
         <w:t>Possible causes:</w:t>
       </w:r>
     </w:p>
@@ -2981,8 +6597,18 @@
           <w:ilvl w:val="0"/>
           <w:numId w:val="16"/>
         </w:numPr>
-      </w:pPr>
-      <w:r>
+        <w:rPr>
+          <w:rFonts w:ascii="Times New Roman" w:hAnsi="Times New Roman" w:cs="Times New Roman"/>
+          <w:sz w:val="28"/>
+          <w:szCs w:val="28"/>
+        </w:rPr>
+      </w:pPr>
+      <w:r>
+        <w:rPr>
+          <w:rFonts w:ascii="Times New Roman" w:hAnsi="Times New Roman" w:cs="Times New Roman"/>
+          <w:sz w:val="28"/>
+          <w:szCs w:val="28"/>
+        </w:rPr>
         <w:t>Event does not match any detection rule.</w:t>
       </w:r>
     </w:p>
@@ -2992,8 +6618,18 @@
           <w:ilvl w:val="0"/>
           <w:numId w:val="16"/>
         </w:numPr>
-      </w:pPr>
-      <w:r>
+        <w:rPr>
+          <w:rFonts w:ascii="Times New Roman" w:hAnsi="Times New Roman" w:cs="Times New Roman"/>
+          <w:sz w:val="28"/>
+          <w:szCs w:val="28"/>
+        </w:rPr>
+      </w:pPr>
+      <w:r>
+        <w:rPr>
+          <w:rFonts w:ascii="Times New Roman" w:hAnsi="Times New Roman" w:cs="Times New Roman"/>
+          <w:sz w:val="28"/>
+          <w:szCs w:val="28"/>
+        </w:rPr>
         <w:t>Rules disabled.</w:t>
       </w:r>
     </w:p>
@@ -3003,36 +6639,75 @@
           <w:ilvl w:val="0"/>
           <w:numId w:val="16"/>
         </w:numPr>
-      </w:pPr>
-      <w:r>
+        <w:rPr>
+          <w:rFonts w:ascii="Times New Roman" w:hAnsi="Times New Roman" w:cs="Times New Roman"/>
+          <w:sz w:val="28"/>
+          <w:szCs w:val="28"/>
+        </w:rPr>
+      </w:pPr>
+      <w:r>
+        <w:rPr>
+          <w:rFonts w:ascii="Times New Roman" w:hAnsi="Times New Roman" w:cs="Times New Roman"/>
+          <w:sz w:val="28"/>
+          <w:szCs w:val="28"/>
+        </w:rPr>
         <w:t>Incorrect agent configuration.</w:t>
       </w:r>
     </w:p>
     <w:p>
-      <w:r>
-        <w:lastRenderedPageBreak/>
+      <w:pPr>
+        <w:rPr>
+          <w:rFonts w:ascii="Times New Roman" w:hAnsi="Times New Roman" w:cs="Times New Roman"/>
+          <w:sz w:val="28"/>
+          <w:szCs w:val="28"/>
+        </w:rPr>
+      </w:pPr>
+      <w:r>
+        <w:rPr>
+          <w:rFonts w:ascii="Times New Roman" w:hAnsi="Times New Roman" w:cs="Times New Roman"/>
+          <w:sz w:val="28"/>
+          <w:szCs w:val="28"/>
+        </w:rPr>
         <w:pict w14:anchorId="705D52FF">
-          <v:rect id="_x0000_i1278" style="width:0;height:1.5pt" o:hralign="center" o:hrstd="t" o:hr="t" fillcolor="#a0a0a0" stroked="f"/>
+          <v:rect id="_x0000_i1056" style="width:0;height:1.5pt" o:hralign="center" o:hrstd="t" o:hr="t" fillcolor="#a0a0a0" stroked="f"/>
         </w:pict>
       </w:r>
     </w:p>
     <w:p>
       <w:pPr>
         <w:rPr>
+          <w:rFonts w:ascii="Times New Roman" w:hAnsi="Times New Roman" w:cs="Times New Roman"/>
           <w:b/>
           <w:bCs/>
-        </w:rPr>
-      </w:pPr>
-      <w:r>
-        <w:rPr>
+          <w:sz w:val="28"/>
+          <w:szCs w:val="28"/>
+        </w:rPr>
+      </w:pPr>
+      <w:r>
+        <w:rPr>
+          <w:rFonts w:ascii="Times New Roman" w:hAnsi="Times New Roman" w:cs="Times New Roman"/>
           <w:b/>
           <w:bCs/>
+          <w:sz w:val="28"/>
+          <w:szCs w:val="28"/>
         </w:rPr>
         <w:t>Dashboard Shows Old Data</w:t>
       </w:r>
     </w:p>
     <w:p>
-      <w:r>
+      <w:pPr>
+        <w:rPr>
+          <w:rFonts w:ascii="Times New Roman" w:hAnsi="Times New Roman" w:cs="Times New Roman"/>
+          <w:sz w:val="28"/>
+          <w:szCs w:val="28"/>
+        </w:rPr>
+      </w:pPr>
+      <w:r>
+        <w:rPr>
+          <w:rFonts w:ascii="Times New Roman" w:hAnsi="Times New Roman" w:cs="Times New Roman"/>
+          <w:sz w:val="28"/>
+          <w:szCs w:val="28"/>
+        </w:rPr>
         <w:t>Possible causes:</w:t>
       </w:r>
     </w:p>
@@ -3042,8 +6717,18 @@
           <w:ilvl w:val="0"/>
           <w:numId w:val="17"/>
         </w:numPr>
-      </w:pPr>
-      <w:r>
+        <w:rPr>
+          <w:rFonts w:ascii="Times New Roman" w:hAnsi="Times New Roman" w:cs="Times New Roman"/>
+          <w:sz w:val="28"/>
+          <w:szCs w:val="28"/>
+        </w:rPr>
+      </w:pPr>
+      <w:r>
+        <w:rPr>
+          <w:rFonts w:ascii="Times New Roman" w:hAnsi="Times New Roman" w:cs="Times New Roman"/>
+          <w:sz w:val="28"/>
+          <w:szCs w:val="28"/>
+        </w:rPr>
         <w:t>Time synchronization issues.</w:t>
       </w:r>
     </w:p>
@@ -3053,8 +6738,18 @@
           <w:ilvl w:val="0"/>
           <w:numId w:val="17"/>
         </w:numPr>
-      </w:pPr>
-      <w:r>
+        <w:rPr>
+          <w:rFonts w:ascii="Times New Roman" w:hAnsi="Times New Roman" w:cs="Times New Roman"/>
+          <w:sz w:val="28"/>
+          <w:szCs w:val="28"/>
+        </w:rPr>
+      </w:pPr>
+      <w:r>
+        <w:rPr>
+          <w:rFonts w:ascii="Times New Roman" w:hAnsi="Times New Roman" w:cs="Times New Roman"/>
+          <w:sz w:val="28"/>
+          <w:szCs w:val="28"/>
+        </w:rPr>
         <w:t>Indexer delay.</w:t>
       </w:r>
     </w:p>
@@ -3064,76 +6759,112 @@
           <w:ilvl w:val="0"/>
           <w:numId w:val="17"/>
         </w:numPr>
-      </w:pPr>
-      <w:r>
+        <w:rPr>
+          <w:rFonts w:ascii="Times New Roman" w:hAnsi="Times New Roman" w:cs="Times New Roman"/>
+          <w:sz w:val="28"/>
+          <w:szCs w:val="28"/>
+        </w:rPr>
+      </w:pPr>
+      <w:r>
+        <w:rPr>
+          <w:rFonts w:ascii="Times New Roman" w:hAnsi="Times New Roman" w:cs="Times New Roman"/>
+          <w:sz w:val="28"/>
+          <w:szCs w:val="28"/>
+        </w:rPr>
         <w:t>Agent stopped.</w:t>
       </w:r>
     </w:p>
     <w:p>
-      <w:r>
+      <w:pPr>
+        <w:rPr>
+          <w:rFonts w:ascii="Times New Roman" w:hAnsi="Times New Roman" w:cs="Times New Roman"/>
+          <w:sz w:val="28"/>
+          <w:szCs w:val="28"/>
+        </w:rPr>
+      </w:pPr>
+      <w:r>
+        <w:rPr>
+          <w:rFonts w:ascii="Times New Roman" w:hAnsi="Times New Roman" w:cs="Times New Roman"/>
+          <w:sz w:val="28"/>
+          <w:szCs w:val="28"/>
+        </w:rPr>
+        <w:lastRenderedPageBreak/>
         <w:pict w14:anchorId="4746021D">
-          <v:rect id="_x0000_i1279" style="width:0;height:1.5pt" o:hralign="center" o:hrstd="t" o:hr="t" fillcolor="#a0a0a0" stroked="f"/>
+          <v:rect id="_x0000_i1057" style="width:0;height:1.5pt" o:hralign="center" o:hrstd="t" o:hr="t" fillcolor="#a0a0a0" stroked="f"/>
         </w:pict>
       </w:r>
     </w:p>
     <w:p>
       <w:pPr>
         <w:rPr>
+          <w:rFonts w:ascii="Times New Roman" w:hAnsi="Times New Roman" w:cs="Times New Roman"/>
           <w:b/>
           <w:bCs/>
-        </w:rPr>
-      </w:pPr>
-      <w:r>
-        <w:rPr>
+          <w:sz w:val="28"/>
+          <w:szCs w:val="28"/>
+        </w:rPr>
+      </w:pPr>
+      <w:r>
+        <w:rPr>
+          <w:rFonts w:ascii="Times New Roman" w:hAnsi="Times New Roman" w:cs="Times New Roman"/>
           <w:b/>
           <w:bCs/>
+          <w:sz w:val="28"/>
+          <w:szCs w:val="28"/>
         </w:rPr>
         <w:t>8.15 Home Lab Verification</w:t>
       </w:r>
     </w:p>
     <w:p>
-      <w:r>
+      <w:pPr>
+        <w:rPr>
+          <w:rFonts w:ascii="Times New Roman" w:hAnsi="Times New Roman" w:cs="Times New Roman"/>
+          <w:sz w:val="28"/>
+          <w:szCs w:val="28"/>
+        </w:rPr>
+      </w:pPr>
+      <w:r>
+        <w:rPr>
+          <w:rFonts w:ascii="Times New Roman" w:hAnsi="Times New Roman" w:cs="Times New Roman"/>
+          <w:sz w:val="28"/>
+          <w:szCs w:val="28"/>
+        </w:rPr>
         <w:t>Before continuing, verify:</w:t>
       </w:r>
     </w:p>
     <w:tbl>
       <w:tblPr>
+        <w:tblStyle w:val="TableGridLight"/>
         <w:tblW w:w="0" w:type="auto"/>
-        <w:tblCellSpacing w:w="15" w:type="dxa"/>
-        <w:tblCellMar>
-          <w:top w:w="15" w:type="dxa"/>
-          <w:left w:w="15" w:type="dxa"/>
-          <w:bottom w:w="15" w:type="dxa"/>
-          <w:right w:w="15" w:type="dxa"/>
-        </w:tblCellMar>
         <w:tblLook w:val="04A0" w:firstRow="1" w:lastRow="0" w:firstColumn="1" w:lastColumn="0" w:noHBand="0" w:noVBand="1"/>
       </w:tblPr>
       <w:tblGrid>
-        <w:gridCol w:w="2710"/>
-        <w:gridCol w:w="694"/>
+        <w:gridCol w:w="3299"/>
+        <w:gridCol w:w="963"/>
       </w:tblGrid>
       <w:tr>
-        <w:trPr>
-          <w:tblHeader/>
-          <w:tblCellSpacing w:w="15" w:type="dxa"/>
-        </w:trPr>
         <w:tc>
           <w:tcPr>
             <w:tcW w:w="0" w:type="auto"/>
-            <w:vAlign w:val="center"/>
             <w:hideMark/>
           </w:tcPr>
           <w:p>
             <w:pPr>
               <w:rPr>
+                <w:rFonts w:ascii="Times New Roman" w:hAnsi="Times New Roman" w:cs="Times New Roman"/>
                 <w:b/>
                 <w:bCs/>
+                <w:sz w:val="28"/>
+                <w:szCs w:val="28"/>
               </w:rPr>
             </w:pPr>
             <w:r>
               <w:rPr>
+                <w:rFonts w:ascii="Times New Roman" w:hAnsi="Times New Roman" w:cs="Times New Roman"/>
                 <w:b/>
                 <w:bCs/>
+                <w:sz w:val="28"/>
+                <w:szCs w:val="28"/>
               </w:rPr>
               <w:t>Task</w:t>
             </w:r>
@@ -3142,20 +6873,25 @@
         <w:tc>
           <w:tcPr>
             <w:tcW w:w="0" w:type="auto"/>
-            <w:vAlign w:val="center"/>
             <w:hideMark/>
           </w:tcPr>
           <w:p>
             <w:pPr>
               <w:rPr>
+                <w:rFonts w:ascii="Times New Roman" w:hAnsi="Times New Roman" w:cs="Times New Roman"/>
                 <w:b/>
                 <w:bCs/>
+                <w:sz w:val="28"/>
+                <w:szCs w:val="28"/>
               </w:rPr>
             </w:pPr>
             <w:r>
               <w:rPr>
+                <w:rFonts w:ascii="Times New Roman" w:hAnsi="Times New Roman" w:cs="Times New Roman"/>
                 <w:b/>
                 <w:bCs/>
+                <w:sz w:val="28"/>
+                <w:szCs w:val="28"/>
               </w:rPr>
               <w:t>Status</w:t>
             </w:r>
@@ -3163,17 +6899,25 @@
         </w:tc>
       </w:tr>
       <w:tr>
-        <w:trPr>
-          <w:tblCellSpacing w:w="15" w:type="dxa"/>
-        </w:trPr>
         <w:tc>
           <w:tcPr>
             <w:tcW w:w="0" w:type="auto"/>
-            <w:vAlign w:val="center"/>
             <w:hideMark/>
           </w:tcPr>
           <w:p>
+            <w:pPr>
+              <w:rPr>
+                <w:rFonts w:ascii="Times New Roman" w:hAnsi="Times New Roman" w:cs="Times New Roman"/>
+                <w:sz w:val="28"/>
+                <w:szCs w:val="28"/>
+              </w:rPr>
+            </w:pPr>
             <w:r>
+              <w:rPr>
+                <w:rFonts w:ascii="Times New Roman" w:hAnsi="Times New Roman" w:cs="Times New Roman"/>
+                <w:sz w:val="28"/>
+                <w:szCs w:val="28"/>
+              </w:rPr>
               <w:t>Logs Collected</w:t>
             </w:r>
           </w:p>
@@ -3181,13 +6925,21 @@
         <w:tc>
           <w:tcPr>
             <w:tcW w:w="0" w:type="auto"/>
-            <w:vAlign w:val="center"/>
             <w:hideMark/>
           </w:tcPr>
           <w:p>
+            <w:pPr>
+              <w:rPr>
+                <w:rFonts w:ascii="Times New Roman" w:hAnsi="Times New Roman" w:cs="Times New Roman"/>
+                <w:sz w:val="28"/>
+                <w:szCs w:val="28"/>
+              </w:rPr>
+            </w:pPr>
             <w:r>
               <w:rPr>
                 <w:rFonts w:ascii="Segoe UI Emoji" w:hAnsi="Segoe UI Emoji" w:cs="Segoe UI Emoji"/>
+                <w:sz w:val="28"/>
+                <w:szCs w:val="28"/>
               </w:rPr>
               <w:t>✅</w:t>
             </w:r>
@@ -3195,17 +6947,25 @@
         </w:tc>
       </w:tr>
       <w:tr>
-        <w:trPr>
-          <w:tblCellSpacing w:w="15" w:type="dxa"/>
-        </w:trPr>
         <w:tc>
           <w:tcPr>
             <w:tcW w:w="0" w:type="auto"/>
-            <w:vAlign w:val="center"/>
             <w:hideMark/>
           </w:tcPr>
           <w:p>
+            <w:pPr>
+              <w:rPr>
+                <w:rFonts w:ascii="Times New Roman" w:hAnsi="Times New Roman" w:cs="Times New Roman"/>
+                <w:sz w:val="28"/>
+                <w:szCs w:val="28"/>
+              </w:rPr>
+            </w:pPr>
             <w:r>
+              <w:rPr>
+                <w:rFonts w:ascii="Times New Roman" w:hAnsi="Times New Roman" w:cs="Times New Roman"/>
+                <w:sz w:val="28"/>
+                <w:szCs w:val="28"/>
+              </w:rPr>
               <w:t>Alerts Generated</w:t>
             </w:r>
           </w:p>
@@ -3213,13 +6973,21 @@
         <w:tc>
           <w:tcPr>
             <w:tcW w:w="0" w:type="auto"/>
-            <w:vAlign w:val="center"/>
             <w:hideMark/>
           </w:tcPr>
           <w:p>
+            <w:pPr>
+              <w:rPr>
+                <w:rFonts w:ascii="Times New Roman" w:hAnsi="Times New Roman" w:cs="Times New Roman"/>
+                <w:sz w:val="28"/>
+                <w:szCs w:val="28"/>
+              </w:rPr>
+            </w:pPr>
             <w:r>
               <w:rPr>
                 <w:rFonts w:ascii="Segoe UI Emoji" w:hAnsi="Segoe UI Emoji" w:cs="Segoe UI Emoji"/>
+                <w:sz w:val="28"/>
+                <w:szCs w:val="28"/>
               </w:rPr>
               <w:t>✅</w:t>
             </w:r>
@@ -3227,17 +6995,25 @@
         </w:tc>
       </w:tr>
       <w:tr>
-        <w:trPr>
-          <w:tblCellSpacing w:w="15" w:type="dxa"/>
-        </w:trPr>
         <w:tc>
           <w:tcPr>
             <w:tcW w:w="0" w:type="auto"/>
-            <w:vAlign w:val="center"/>
             <w:hideMark/>
           </w:tcPr>
           <w:p>
+            <w:pPr>
+              <w:rPr>
+                <w:rFonts w:ascii="Times New Roman" w:hAnsi="Times New Roman" w:cs="Times New Roman"/>
+                <w:sz w:val="28"/>
+                <w:szCs w:val="28"/>
+              </w:rPr>
+            </w:pPr>
             <w:r>
+              <w:rPr>
+                <w:rFonts w:ascii="Times New Roman" w:hAnsi="Times New Roman" w:cs="Times New Roman"/>
+                <w:sz w:val="28"/>
+                <w:szCs w:val="28"/>
+              </w:rPr>
               <w:t>Dashboard Search Working</w:t>
             </w:r>
           </w:p>
@@ -3245,13 +7021,21 @@
         <w:tc>
           <w:tcPr>
             <w:tcW w:w="0" w:type="auto"/>
-            <w:vAlign w:val="center"/>
             <w:hideMark/>
           </w:tcPr>
           <w:p>
+            <w:pPr>
+              <w:rPr>
+                <w:rFonts w:ascii="Times New Roman" w:hAnsi="Times New Roman" w:cs="Times New Roman"/>
+                <w:sz w:val="28"/>
+                <w:szCs w:val="28"/>
+              </w:rPr>
+            </w:pPr>
             <w:r>
               <w:rPr>
                 <w:rFonts w:ascii="Segoe UI Emoji" w:hAnsi="Segoe UI Emoji" w:cs="Segoe UI Emoji"/>
+                <w:sz w:val="28"/>
+                <w:szCs w:val="28"/>
               </w:rPr>
               <w:t>✅</w:t>
             </w:r>
@@ -3259,17 +7043,25 @@
         </w:tc>
       </w:tr>
       <w:tr>
-        <w:trPr>
-          <w:tblCellSpacing w:w="15" w:type="dxa"/>
-        </w:trPr>
         <w:tc>
           <w:tcPr>
             <w:tcW w:w="0" w:type="auto"/>
-            <w:vAlign w:val="center"/>
             <w:hideMark/>
           </w:tcPr>
           <w:p>
+            <w:pPr>
+              <w:rPr>
+                <w:rFonts w:ascii="Times New Roman" w:hAnsi="Times New Roman" w:cs="Times New Roman"/>
+                <w:sz w:val="28"/>
+                <w:szCs w:val="28"/>
+              </w:rPr>
+            </w:pPr>
             <w:r>
+              <w:rPr>
+                <w:rFonts w:ascii="Times New Roman" w:hAnsi="Times New Roman" w:cs="Times New Roman"/>
+                <w:sz w:val="28"/>
+                <w:szCs w:val="28"/>
+              </w:rPr>
               <w:t>Filters Working</w:t>
             </w:r>
           </w:p>
@@ -3277,13 +7069,21 @@
         <w:tc>
           <w:tcPr>
             <w:tcW w:w="0" w:type="auto"/>
-            <w:vAlign w:val="center"/>
             <w:hideMark/>
           </w:tcPr>
           <w:p>
+            <w:pPr>
+              <w:rPr>
+                <w:rFonts w:ascii="Times New Roman" w:hAnsi="Times New Roman" w:cs="Times New Roman"/>
+                <w:sz w:val="28"/>
+                <w:szCs w:val="28"/>
+              </w:rPr>
+            </w:pPr>
             <w:r>
               <w:rPr>
                 <w:rFonts w:ascii="Segoe UI Emoji" w:hAnsi="Segoe UI Emoji" w:cs="Segoe UI Emoji"/>
+                <w:sz w:val="28"/>
+                <w:szCs w:val="28"/>
               </w:rPr>
               <w:t>✅</w:t>
             </w:r>
@@ -3291,17 +7091,25 @@
         </w:tc>
       </w:tr>
       <w:tr>
-        <w:trPr>
-          <w:tblCellSpacing w:w="15" w:type="dxa"/>
-        </w:trPr>
         <w:tc>
           <w:tcPr>
             <w:tcW w:w="0" w:type="auto"/>
-            <w:vAlign w:val="center"/>
             <w:hideMark/>
           </w:tcPr>
           <w:p>
+            <w:pPr>
+              <w:rPr>
+                <w:rFonts w:ascii="Times New Roman" w:hAnsi="Times New Roman" w:cs="Times New Roman"/>
+                <w:sz w:val="28"/>
+                <w:szCs w:val="28"/>
+              </w:rPr>
+            </w:pPr>
             <w:r>
+              <w:rPr>
+                <w:rFonts w:ascii="Times New Roman" w:hAnsi="Times New Roman" w:cs="Times New Roman"/>
+                <w:sz w:val="28"/>
+                <w:szCs w:val="28"/>
+              </w:rPr>
               <w:t>Alert Details Visible</w:t>
             </w:r>
           </w:p>
@@ -3309,13 +7117,21 @@
         <w:tc>
           <w:tcPr>
             <w:tcW w:w="0" w:type="auto"/>
-            <w:vAlign w:val="center"/>
             <w:hideMark/>
           </w:tcPr>
           <w:p>
+            <w:pPr>
+              <w:rPr>
+                <w:rFonts w:ascii="Times New Roman" w:hAnsi="Times New Roman" w:cs="Times New Roman"/>
+                <w:sz w:val="28"/>
+                <w:szCs w:val="28"/>
+              </w:rPr>
+            </w:pPr>
             <w:r>
               <w:rPr>
                 <w:rFonts w:ascii="Segoe UI Emoji" w:hAnsi="Segoe UI Emoji" w:cs="Segoe UI Emoji"/>
+                <w:sz w:val="28"/>
+                <w:szCs w:val="28"/>
               </w:rPr>
               <w:t>✅</w:t>
             </w:r>
@@ -3324,23 +7140,41 @@
       </w:tr>
     </w:tbl>
     <w:p>
-      <w:r>
+      <w:pPr>
+        <w:rPr>
+          <w:rFonts w:ascii="Times New Roman" w:hAnsi="Times New Roman" w:cs="Times New Roman"/>
+          <w:sz w:val="28"/>
+          <w:szCs w:val="28"/>
+        </w:rPr>
+      </w:pPr>
+      <w:r>
+        <w:rPr>
+          <w:rFonts w:ascii="Times New Roman" w:hAnsi="Times New Roman" w:cs="Times New Roman"/>
+          <w:sz w:val="28"/>
+          <w:szCs w:val="28"/>
+        </w:rPr>
         <w:pict w14:anchorId="63CBE794">
-          <v:rect id="_x0000_i1280" style="width:0;height:1.5pt" o:hralign="center" o:hrstd="t" o:hr="t" fillcolor="#a0a0a0" stroked="f"/>
+          <v:rect id="_x0000_i1058" style="width:0;height:1.5pt" o:hralign="center" o:hrstd="t" o:hr="t" fillcolor="#a0a0a0" stroked="f"/>
         </w:pict>
       </w:r>
     </w:p>
     <w:p>
       <w:pPr>
         <w:rPr>
+          <w:rFonts w:ascii="Times New Roman" w:hAnsi="Times New Roman" w:cs="Times New Roman"/>
           <w:b/>
           <w:bCs/>
-        </w:rPr>
-      </w:pPr>
-      <w:r>
-        <w:rPr>
+          <w:sz w:val="28"/>
+          <w:szCs w:val="28"/>
+        </w:rPr>
+      </w:pPr>
+      <w:r>
+        <w:rPr>
+          <w:rFonts w:ascii="Times New Roman" w:hAnsi="Times New Roman" w:cs="Times New Roman"/>
           <w:b/>
           <w:bCs/>
+          <w:sz w:val="28"/>
+          <w:szCs w:val="28"/>
         </w:rPr>
         <w:t>Best Practices</w:t>
       </w:r>
@@ -3351,8 +7185,18 @@
           <w:ilvl w:val="0"/>
           <w:numId w:val="18"/>
         </w:numPr>
-      </w:pPr>
-      <w:r>
+        <w:rPr>
+          <w:rFonts w:ascii="Times New Roman" w:hAnsi="Times New Roman" w:cs="Times New Roman"/>
+          <w:sz w:val="28"/>
+          <w:szCs w:val="28"/>
+        </w:rPr>
+      </w:pPr>
+      <w:r>
+        <w:rPr>
+          <w:rFonts w:ascii="Times New Roman" w:hAnsi="Times New Roman" w:cs="Times New Roman"/>
+          <w:sz w:val="28"/>
+          <w:szCs w:val="28"/>
+        </w:rPr>
         <w:t>Monitor logs continuously.</w:t>
       </w:r>
     </w:p>
@@ -3362,8 +7206,18 @@
           <w:ilvl w:val="0"/>
           <w:numId w:val="18"/>
         </w:numPr>
-      </w:pPr>
-      <w:r>
+        <w:rPr>
+          <w:rFonts w:ascii="Times New Roman" w:hAnsi="Times New Roman" w:cs="Times New Roman"/>
+          <w:sz w:val="28"/>
+          <w:szCs w:val="28"/>
+        </w:rPr>
+      </w:pPr>
+      <w:r>
+        <w:rPr>
+          <w:rFonts w:ascii="Times New Roman" w:hAnsi="Times New Roman" w:cs="Times New Roman"/>
+          <w:sz w:val="28"/>
+          <w:szCs w:val="28"/>
+        </w:rPr>
         <w:t>Investigate high-severity alerts first.</w:t>
       </w:r>
     </w:p>
@@ -3373,8 +7227,18 @@
           <w:ilvl w:val="0"/>
           <w:numId w:val="18"/>
         </w:numPr>
-      </w:pPr>
-      <w:r>
+        <w:rPr>
+          <w:rFonts w:ascii="Times New Roman" w:hAnsi="Times New Roman" w:cs="Times New Roman"/>
+          <w:sz w:val="28"/>
+          <w:szCs w:val="28"/>
+        </w:rPr>
+      </w:pPr>
+      <w:r>
+        <w:rPr>
+          <w:rFonts w:ascii="Times New Roman" w:hAnsi="Times New Roman" w:cs="Times New Roman"/>
+          <w:sz w:val="28"/>
+          <w:szCs w:val="28"/>
+        </w:rPr>
         <w:t>Keep system clocks synchronized.</w:t>
       </w:r>
     </w:p>
@@ -3384,8 +7248,18 @@
           <w:ilvl w:val="0"/>
           <w:numId w:val="18"/>
         </w:numPr>
-      </w:pPr>
-      <w:r>
+        <w:rPr>
+          <w:rFonts w:ascii="Times New Roman" w:hAnsi="Times New Roman" w:cs="Times New Roman"/>
+          <w:sz w:val="28"/>
+          <w:szCs w:val="28"/>
+        </w:rPr>
+      </w:pPr>
+      <w:r>
+        <w:rPr>
+          <w:rFonts w:ascii="Times New Roman" w:hAnsi="Times New Roman" w:cs="Times New Roman"/>
+          <w:sz w:val="28"/>
+          <w:szCs w:val="28"/>
+        </w:rPr>
         <w:t>Review authentication logs regularly.</w:t>
       </w:r>
     </w:p>
@@ -3395,8 +7269,18 @@
           <w:ilvl w:val="0"/>
           <w:numId w:val="18"/>
         </w:numPr>
-      </w:pPr>
-      <w:r>
+        <w:rPr>
+          <w:rFonts w:ascii="Times New Roman" w:hAnsi="Times New Roman" w:cs="Times New Roman"/>
+          <w:sz w:val="28"/>
+          <w:szCs w:val="28"/>
+        </w:rPr>
+      </w:pPr>
+      <w:r>
+        <w:rPr>
+          <w:rFonts w:ascii="Times New Roman" w:hAnsi="Times New Roman" w:cs="Times New Roman"/>
+          <w:sz w:val="28"/>
+          <w:szCs w:val="28"/>
+        </w:rPr>
         <w:t>Monitor critical system files using File Integrity Monitoring.</w:t>
       </w:r>
     </w:p>
@@ -3406,116 +7290,214 @@
           <w:ilvl w:val="0"/>
           <w:numId w:val="18"/>
         </w:numPr>
-      </w:pPr>
-      <w:r>
+        <w:rPr>
+          <w:rFonts w:ascii="Times New Roman" w:hAnsi="Times New Roman" w:cs="Times New Roman"/>
+          <w:sz w:val="28"/>
+          <w:szCs w:val="28"/>
+        </w:rPr>
+      </w:pPr>
+      <w:r>
+        <w:rPr>
+          <w:rFonts w:ascii="Times New Roman" w:hAnsi="Times New Roman" w:cs="Times New Roman"/>
+          <w:sz w:val="28"/>
+          <w:szCs w:val="28"/>
+        </w:rPr>
         <w:t>Document important findings during investigations.</w:t>
       </w:r>
     </w:p>
     <w:p>
-      <w:r>
+      <w:pPr>
+        <w:rPr>
+          <w:rFonts w:ascii="Times New Roman" w:hAnsi="Times New Roman" w:cs="Times New Roman"/>
+          <w:sz w:val="28"/>
+          <w:szCs w:val="28"/>
+        </w:rPr>
+      </w:pPr>
+      <w:r>
+        <w:rPr>
+          <w:rFonts w:ascii="Times New Roman" w:hAnsi="Times New Roman" w:cs="Times New Roman"/>
+          <w:sz w:val="28"/>
+          <w:szCs w:val="28"/>
+        </w:rPr>
         <w:pict w14:anchorId="207FF8D3">
-          <v:rect id="_x0000_i1281" style="width:0;height:1.5pt" o:hralign="center" o:hrstd="t" o:hr="t" fillcolor="#a0a0a0" stroked="f"/>
+          <v:rect id="_x0000_i1059" style="width:0;height:1.5pt" o:hralign="center" o:hrstd="t" o:hr="t" fillcolor="#a0a0a0" stroked="f"/>
         </w:pict>
       </w:r>
     </w:p>
     <w:p>
       <w:pPr>
         <w:rPr>
+          <w:rFonts w:ascii="Times New Roman" w:hAnsi="Times New Roman" w:cs="Times New Roman"/>
           <w:b/>
           <w:bCs/>
-        </w:rPr>
-      </w:pPr>
-      <w:r>
-        <w:rPr>
+          <w:sz w:val="28"/>
+          <w:szCs w:val="28"/>
+        </w:rPr>
+      </w:pPr>
+      <w:r>
+        <w:rPr>
+          <w:rFonts w:ascii="Times New Roman" w:hAnsi="Times New Roman" w:cs="Times New Roman"/>
           <w:b/>
           <w:bCs/>
+          <w:sz w:val="28"/>
+          <w:szCs w:val="28"/>
         </w:rPr>
         <w:t>Chapter Summary</w:t>
       </w:r>
     </w:p>
     <w:p>
-      <w:r>
-        <w:lastRenderedPageBreak/>
-        <w:t>In this chapter, you learned what logs are, why they are essential for cybersecurity, and how Wazuh collects and analyzes them. You explored common log sources on Windows and Linux, learned how alerts are generated, and practiced searching, filtering, and investigating events in the Wazuh Dashboard. These skills form the foundation of effective Security Operations Center (SOC) monitoring and incident detection.</w:t>
-      </w:r>
-    </w:p>
-    <w:p>
-      <w:r>
+      <w:pPr>
+        <w:rPr>
+          <w:rFonts w:ascii="Times New Roman" w:hAnsi="Times New Roman" w:cs="Times New Roman"/>
+          <w:sz w:val="28"/>
+          <w:szCs w:val="28"/>
+        </w:rPr>
+      </w:pPr>
+      <w:r>
+        <w:rPr>
+          <w:rFonts w:ascii="Times New Roman" w:hAnsi="Times New Roman" w:cs="Times New Roman"/>
+          <w:sz w:val="28"/>
+          <w:szCs w:val="28"/>
+        </w:rPr>
+        <w:t xml:space="preserve">In this chapter, you learned what logs are, why they are essential for cybersecurity, and how </w:t>
+      </w:r>
+      <w:proofErr w:type="spellStart"/>
+      <w:r>
+        <w:rPr>
+          <w:rFonts w:ascii="Times New Roman" w:hAnsi="Times New Roman" w:cs="Times New Roman"/>
+          <w:sz w:val="28"/>
+          <w:szCs w:val="28"/>
+        </w:rPr>
+        <w:t>Wazuh</w:t>
+      </w:r>
+      <w:proofErr w:type="spellEnd"/>
+      <w:r>
+        <w:rPr>
+          <w:rFonts w:ascii="Times New Roman" w:hAnsi="Times New Roman" w:cs="Times New Roman"/>
+          <w:sz w:val="28"/>
+          <w:szCs w:val="28"/>
+        </w:rPr>
+        <w:t xml:space="preserve"> collects and analyzes them. You explored common log sources on Windows and Linux, learned how alerts are generated, and practiced searching, filtering, and investigating events in the </w:t>
+      </w:r>
+      <w:proofErr w:type="spellStart"/>
+      <w:r>
+        <w:rPr>
+          <w:rFonts w:ascii="Times New Roman" w:hAnsi="Times New Roman" w:cs="Times New Roman"/>
+          <w:sz w:val="28"/>
+          <w:szCs w:val="28"/>
+        </w:rPr>
+        <w:t>Wazuh</w:t>
+      </w:r>
+      <w:proofErr w:type="spellEnd"/>
+      <w:r>
+        <w:rPr>
+          <w:rFonts w:ascii="Times New Roman" w:hAnsi="Times New Roman" w:cs="Times New Roman"/>
+          <w:sz w:val="28"/>
+          <w:szCs w:val="28"/>
+        </w:rPr>
+        <w:t xml:space="preserve"> Dashboard. These skills form the foundation of effective Security Operations Center (SOC) monitoring and incident detection.</w:t>
+      </w:r>
+    </w:p>
+    <w:p>
+      <w:pPr>
+        <w:rPr>
+          <w:rFonts w:ascii="Times New Roman" w:hAnsi="Times New Roman" w:cs="Times New Roman"/>
+          <w:sz w:val="28"/>
+          <w:szCs w:val="28"/>
+        </w:rPr>
+      </w:pPr>
+      <w:r>
+        <w:rPr>
+          <w:rFonts w:ascii="Times New Roman" w:hAnsi="Times New Roman" w:cs="Times New Roman"/>
+          <w:sz w:val="28"/>
+          <w:szCs w:val="28"/>
+        </w:rPr>
         <w:pict w14:anchorId="68798B3F">
-          <v:rect id="_x0000_i1282" style="width:0;height:1.5pt" o:hralign="center" o:hrstd="t" o:hr="t" fillcolor="#a0a0a0" stroked="f"/>
+          <v:rect id="_x0000_i1060" style="width:0;height:1.5pt" o:hralign="center" o:hrstd="t" o:hr="t" fillcolor="#a0a0a0" stroked="f"/>
         </w:pict>
       </w:r>
     </w:p>
     <w:p>
       <w:pPr>
         <w:rPr>
+          <w:rFonts w:ascii="Times New Roman" w:hAnsi="Times New Roman" w:cs="Times New Roman"/>
           <w:b/>
           <w:bCs/>
-        </w:rPr>
-      </w:pPr>
-      <w:r>
-        <w:rPr>
+          <w:sz w:val="28"/>
+          <w:szCs w:val="28"/>
+        </w:rPr>
+      </w:pPr>
+      <w:r>
+        <w:rPr>
+          <w:rFonts w:ascii="Times New Roman" w:hAnsi="Times New Roman" w:cs="Times New Roman"/>
           <w:b/>
           <w:bCs/>
+          <w:sz w:val="28"/>
+          <w:szCs w:val="28"/>
         </w:rPr>
         <w:t>One-Line Summary</w:t>
       </w:r>
     </w:p>
     <w:p>
-      <w:r>
-        <w:rPr>
+      <w:pPr>
+        <w:rPr>
+          <w:rFonts w:ascii="Times New Roman" w:hAnsi="Times New Roman" w:cs="Times New Roman"/>
+          <w:sz w:val="28"/>
+          <w:szCs w:val="28"/>
+        </w:rPr>
+      </w:pPr>
+      <w:proofErr w:type="spellStart"/>
+      <w:r>
+        <w:rPr>
+          <w:rFonts w:ascii="Times New Roman" w:hAnsi="Times New Roman" w:cs="Times New Roman"/>
           <w:b/>
           <w:bCs/>
-        </w:rPr>
-        <w:t>Wazuh continuously collects, analyzes, and correlates logs from monitored systems, transforming raw events into actionable security alerts that help analysts detect and investigate potential threats.</w:t>
-      </w:r>
-    </w:p>
-    <w:p>
-      <w:r>
-        <w:pict w14:anchorId="19DFCC80">
-          <v:rect id="_x0000_i1283" style="width:0;height:1.5pt" o:hralign="center" o:hrstd="t" o:hr="t" fillcolor="#a0a0a0" stroked="f"/>
-        </w:pict>
-      </w:r>
-    </w:p>
-    <w:p>
-      <w:pPr>
-        <w:rPr>
+          <w:sz w:val="28"/>
+          <w:szCs w:val="28"/>
+        </w:rPr>
+        <w:lastRenderedPageBreak/>
+        <w:t>Wazuh</w:t>
+      </w:r>
+      <w:proofErr w:type="spellEnd"/>
+      <w:r>
+        <w:rPr>
+          <w:rFonts w:ascii="Times New Roman" w:hAnsi="Times New Roman" w:cs="Times New Roman"/>
           <w:b/>
           <w:bCs/>
-        </w:rPr>
-      </w:pPr>
-      <w:r>
-        <w:rPr>
-          <w:rFonts w:ascii="Segoe UI Emoji" w:hAnsi="Segoe UI Emoji" w:cs="Segoe UI Emoji"/>
-          <w:b/>
-          <w:bCs/>
-        </w:rPr>
-        <w:t>📖</w:t>
-      </w:r>
-      <w:r>
-        <w:rPr>
-          <w:b/>
-          <w:bCs/>
-        </w:rPr>
-        <w:t xml:space="preserve"> Next Chapter – Chapter 9: Basic Security Features</w:t>
-      </w:r>
-    </w:p>
-    <w:p>
-      <w:r>
-        <w:t xml:space="preserve">In the next chapter, we will explore Wazuh's core security capabilities, including </w:t>
-      </w:r>
-      <w:r>
-        <w:rPr>
-          <w:b/>
-          <w:bCs/>
-        </w:rPr>
-        <w:t>File Integrity Monitoring (FIM), Vulnerability Detection, Security Configuration Assessment (SCA), Rootcheck, Active Response, and System Inventory</w:t>
-      </w:r>
-      <w:r>
-        <w:t>, and learn how these features help organizations strengthen their security posture.</w:t>
-      </w:r>
-    </w:p>
-    <w:p/>
+          <w:sz w:val="28"/>
+          <w:szCs w:val="28"/>
+        </w:rPr>
+        <w:t xml:space="preserve"> continuously collects, analyzes, and correlates logs from monitored systems, transforming raw events into actionable security alerts that help analysts detect and investigate potential threats.</w:t>
+      </w:r>
+    </w:p>
+    <w:p>
+      <w:pPr>
+        <w:rPr>
+          <w:rFonts w:ascii="Times New Roman" w:hAnsi="Times New Roman" w:cs="Times New Roman"/>
+          <w:sz w:val="28"/>
+          <w:szCs w:val="28"/>
+        </w:rPr>
+      </w:pPr>
+      <w:r>
+        <w:rPr>
+          <w:rFonts w:ascii="Times New Roman" w:hAnsi="Times New Roman" w:cs="Times New Roman"/>
+          <w:sz w:val="28"/>
+          <w:szCs w:val="28"/>
+        </w:rPr>
+        <w:pict w14:anchorId="19DFCC80">
+          <v:rect id="_x0000_i1061" style="width:0;height:1.5pt" o:hralign="center" o:hrstd="t" o:hr="t" fillcolor="#a0a0a0" stroked="f"/>
+        </w:pict>
+      </w:r>
+    </w:p>
+    <w:p>
+      <w:pPr>
+        <w:rPr>
+          <w:rFonts w:ascii="Times New Roman" w:hAnsi="Times New Roman" w:cs="Times New Roman"/>
+          <w:sz w:val="28"/>
+          <w:szCs w:val="28"/>
+        </w:rPr>
+      </w:pPr>
+    </w:p>
     <w:sectPr>
       <w:pgSz w:w="12240" w:h="15840"/>
       <w:pgMar w:top="1440" w:right="1440" w:bottom="1440" w:left="1440" w:header="720" w:footer="720" w:gutter="0"/>
@@ -6834,6 +10816,7 @@
   <w:style w:type="character" w:default="1" w:styleId="DefaultParagraphFont">
     <w:name w:val="Default Paragraph Font"/>
     <w:uiPriority w:val="1"/>
+    <w:semiHidden/>
     <w:unhideWhenUsed/>
   </w:style>
   <w:style w:type="table" w:default="1" w:styleId="TableNormal">
@@ -7147,6 +11130,25 @@
       <w:spacing w:val="5"/>
     </w:rPr>
   </w:style>
+  <w:style w:type="table" w:styleId="TableGridLight">
+    <w:name w:val="Grid Table Light"/>
+    <w:basedOn w:val="TableNormal"/>
+    <w:uiPriority w:val="40"/>
+    <w:rsid w:val="001A2F1F"/>
+    <w:pPr>
+      <w:spacing w:after="0" w:line="240" w:lineRule="auto"/>
+    </w:pPr>
+    <w:tblPr>
+      <w:tblBorders>
+        <w:top w:val="single" w:sz="4" w:space="0" w:color="BFBFBF" w:themeColor="background1" w:themeShade="BF"/>
+        <w:left w:val="single" w:sz="4" w:space="0" w:color="BFBFBF" w:themeColor="background1" w:themeShade="BF"/>
+        <w:bottom w:val="single" w:sz="4" w:space="0" w:color="BFBFBF" w:themeColor="background1" w:themeShade="BF"/>
+        <w:right w:val="single" w:sz="4" w:space="0" w:color="BFBFBF" w:themeColor="background1" w:themeShade="BF"/>
+        <w:insideH w:val="single" w:sz="4" w:space="0" w:color="BFBFBF" w:themeColor="background1" w:themeShade="BF"/>
+        <w:insideV w:val="single" w:sz="4" w:space="0" w:color="BFBFBF" w:themeColor="background1" w:themeShade="BF"/>
+      </w:tblBorders>
+    </w:tblPr>
+  </w:style>
 </w:styles>
 </file>
 
